--- a/samenvattingen/samenvattingen_schakelprogramma.docx
+++ b/samenvattingen/samenvattingen_schakelprogramma.docx
@@ -90,33 +90,33 @@
         <w:pStyle w:val="Compact"/>
       </w:pPr>
       <w:r>
-        <w:t xml:space="preserve">Deze samenvattingen zijn</w:t>
-      </w:r>
-      <w:r>
-        <w:t xml:space="preserve"> </w:t>
-      </w:r>
-      <w:r>
-        <w:rPr>
-          <w:bCs/>
-          <w:b/>
-        </w:rPr>
-        <w:t xml:space="preserve">geschreven vanuit algemene kennis van de werken</w:t>
-      </w:r>
-      <w:r>
-        <w:t xml:space="preserve">, niet op basis van de PDF’s of boeken zelf (de bronnen konden niet online opgehaald worden). Gebruik ze als</w:t>
-      </w:r>
-      <w:r>
-        <w:t xml:space="preserve"> </w:t>
-      </w:r>
-      <w:r>
-        <w:rPr>
-          <w:bCs/>
-          <w:b/>
-        </w:rPr>
-        <w:t xml:space="preserve">studiehulp en overzicht</w:t>
-      </w:r>
-      <w:r>
-        <w:t xml:space="preserve">, niet als vervanging van de tekst.</w:t>
+        <w:t xml:space="preserve">De volledige teksten konden niet gedownload worden: de netwerkinstellingen van de omgeving blokkeren de websites. Wel kon ik</w:t>
+      </w:r>
+      <w:r>
+        <w:t xml:space="preserve"> </w:t>
+      </w:r>
+      <w:r>
+        <w:rPr>
+          <w:bCs/>
+          <w:b/>
+        </w:rPr>
+        <w:t xml:space="preserve">online zoeken</w:t>
+      </w:r>
+      <w:r>
+        <w:t xml:space="preserve">. Daarmee heb ik vooral de onzekere delen (inhoudstafels, aanbevelingen, principes)</w:t>
+      </w:r>
+      <w:r>
+        <w:t xml:space="preserve"> </w:t>
+      </w:r>
+      <w:r>
+        <w:rPr>
+          <w:bCs/>
+          <w:b/>
+        </w:rPr>
+        <w:t xml:space="preserve">gecontroleerd en verbeterd</w:t>
+      </w:r>
+      <w:r>
+        <w:t xml:space="preserve">.</w:t>
       </w:r>
     </w:p>
     <w:p>
@@ -128,7 +128,7 @@
         <w:pStyle w:val="Compact"/>
       </w:pPr>
       <w:r>
-        <w:t xml:space="preserve">Bij een ⚠️ ben ik minder zeker van de precieze inhoud (bv. welke hoofdstukken jouw docent bedoelt, of recente Vlaamse uitgaven). Controleer die onderdelen zeker met de bron of de lesslides.</w:t>
+        <w:t xml:space="preserve">✅ = structuur of kerninhoud online gecontroleerd (inhoudstafels, officiële samenvattingen, uitgeverspagina’s).</w:t>
       </w:r>
     </w:p>
     <w:p>
@@ -140,6 +140,30 @@
         <w:pStyle w:val="Compact"/>
       </w:pPr>
       <w:r>
+        <w:t xml:space="preserve">⚠️ = slechts deels gecontroleerd. Vergelijk met het boek of de lesslides.</w:t>
+      </w:r>
+    </w:p>
+    <w:p>
+      <w:pPr>
+        <w:numPr>
+          <w:ilvl w:val="0"/>
+          <w:numId w:val="1001"/>
+        </w:numPr>
+        <w:pStyle w:val="Compact"/>
+      </w:pPr>
+      <w:r>
+        <w:t xml:space="preserve">Zonder markering = een bekend wetenschappelijk artikel, samengevat vanuit algemene kennis van de tekst (betrouwbaar, maar niet regel per regel nagelezen).</w:t>
+      </w:r>
+    </w:p>
+    <w:p>
+      <w:pPr>
+        <w:numPr>
+          <w:ilvl w:val="0"/>
+          <w:numId w:val="1001"/>
+        </w:numPr>
+        <w:pStyle w:val="Compact"/>
+      </w:pPr>
+      <w:r>
         <w:t xml:space="preserve">Per tekst vind je:</w:t>
       </w:r>
       <w:r>
@@ -183,6 +207,34 @@
       </w:r>
       <w:r>
         <w:t xml:space="preserve">.</w:t>
+      </w:r>
+    </w:p>
+    <w:p>
+      <w:pPr>
+        <w:numPr>
+          <w:ilvl w:val="0"/>
+          <w:numId w:val="1001"/>
+        </w:numPr>
+        <w:pStyle w:val="Compact"/>
+      </w:pPr>
+      <w:r>
+        <w:t xml:space="preserve">Achteraan staat een</w:t>
+      </w:r>
+      <w:r>
+        <w:t xml:space="preserve"> </w:t>
+      </w:r>
+      <w:r>
+        <w:rPr>
+          <w:bCs/>
+          <w:b/>
+        </w:rPr>
+        <w:t xml:space="preserve">bronnenlijst</w:t>
+      </w:r>
+      <w:r>
+        <w:t xml:space="preserve"> </w:t>
+      </w:r>
+      <w:r>
+        <w:t xml:space="preserve">met de pagina’s die ik online gebruikte.</w:t>
       </w:r>
     </w:p>
     <w:p>
@@ -1970,7 +2022,7 @@
     </w:p>
     <w:bookmarkEnd w:id="25"/>
     <w:bookmarkEnd w:id="26"/>
-    <w:bookmarkStart w:id="30" w:name="X3845bd02f5fd78e9c2fb11b8aa98195a2281346"/>
+    <w:bookmarkStart w:id="32" w:name="X3845bd02f5fd78e9c2fb11b8aa98195a2281346"/>
     <w:p>
       <w:pPr>
         <w:pStyle w:val="Heading1"/>
@@ -1979,13 +2031,13 @@
         <w:t xml:space="preserve">2. Basisprincipes van beleid in educatieve organisaties</w:t>
       </w:r>
     </w:p>
-    <w:bookmarkStart w:id="27" w:name="Xe8f03b848a391f8a83676bb2589f341a72a6ae2"/>
+    <w:bookmarkStart w:id="27" w:name="X090e33210cb849bd207e3479a43712fec6a6471"/>
     <w:p>
       <w:pPr>
         <w:pStyle w:val="Heading2"/>
       </w:pPr>
       <w:r>
-        <w:t xml:space="preserve">2.1 Vanhoof &amp; Van Petegem (2017) – Doeltreffend schoolbeleid ⚠️</w:t>
+        <w:t xml:space="preserve">2.1 Vanhoof &amp; Van Petegem (2017) – Doeltreffend schoolbeleid ✅ (structuur online gecontroleerd)</w:t>
       </w:r>
     </w:p>
     <w:p>
@@ -2003,555 +2055,1417 @@
         <w:t xml:space="preserve"> </w:t>
       </w:r>
       <w:r>
-        <w:t xml:space="preserve">Dit praktijkboek gaat over het</w:t>
-      </w:r>
-      <w:r>
-        <w:t xml:space="preserve"> </w:t>
-      </w:r>
-      <w:r>
-        <w:rPr>
-          <w:bCs/>
-          <w:b/>
-        </w:rPr>
-        <w:t xml:space="preserve">beleidsvoerend vermogen</w:t>
-      </w:r>
-      <w:r>
-        <w:t xml:space="preserve"> </w:t>
-      </w:r>
-      <w:r>
-        <w:t xml:space="preserve">van scholen: het vermogen van een school om haar beleid zo vorm te geven dat de</w:t>
-      </w:r>
-      <w:r>
-        <w:t xml:space="preserve"> </w:t>
-      </w:r>
-      <w:r>
-        <w:rPr>
-          <w:bCs/>
-          <w:b/>
-        </w:rPr>
-        <w:t xml:space="preserve">onderwijskwaliteit stijgt</w:t>
-      </w:r>
-      <w:r>
-        <w:t xml:space="preserve">. In Vlaanderen is dat ook een centraal begrip voor de onderwijsinspectie.</w:t>
-      </w:r>
-    </w:p>
-    <w:p>
-      <w:pPr>
-        <w:pStyle w:val="BodyText"/>
-      </w:pPr>
-      <w:r>
-        <w:rPr>
-          <w:bCs/>
-          <w:b/>
-        </w:rPr>
-        <w:t xml:space="preserve">Centrale ideeën:</w:t>
-      </w:r>
-      <w:r>
-        <w:t xml:space="preserve"> </w:t>
-      </w:r>
-      <w:r>
-        <w:t xml:space="preserve">-</w:t>
-      </w:r>
-      <w:r>
-        <w:t xml:space="preserve"> </w:t>
-      </w:r>
-      <w:r>
-        <w:rPr>
-          <w:bCs/>
-          <w:b/>
-        </w:rPr>
-        <w:t xml:space="preserve">Beleid</w:t>
-      </w:r>
-      <w:r>
-        <w:t xml:space="preserve"> </w:t>
-      </w:r>
-      <w:r>
-        <w:t xml:space="preserve">= een doelbewuste, systematische en cyclische aanpak, het tegenovergestelde van ad hoc reageren.</w:t>
-      </w:r>
-      <w:r>
-        <w:t xml:space="preserve"> </w:t>
-      </w:r>
-      <w:r>
-        <w:t xml:space="preserve">-</w:t>
-      </w:r>
-      <w:r>
-        <w:t xml:space="preserve"> </w:t>
-      </w:r>
-      <w:r>
-        <w:rPr>
-          <w:bCs/>
-          <w:b/>
-        </w:rPr>
-        <w:t xml:space="preserve">Kwaliteitscyclus</w:t>
-      </w:r>
-      <w:r>
-        <w:t xml:space="preserve">: van plannen en uitvoeren naar evalueren en bijsturen (PDCA-logica).</w:t>
-      </w:r>
-      <w:r>
-        <w:t xml:space="preserve"> </w:t>
-      </w:r>
-      <w:r>
-        <w:t xml:space="preserve">-</w:t>
-      </w:r>
-      <w:r>
-        <w:t xml:space="preserve"> </w:t>
-      </w:r>
-      <w:r>
-        <w:rPr>
-          <w:bCs/>
-          <w:b/>
-        </w:rPr>
-        <w:t xml:space="preserve">Zelfevaluatie</w:t>
-      </w:r>
-      <w:r>
-        <w:t xml:space="preserve"> </w:t>
-      </w:r>
-      <w:r>
-        <w:t xml:space="preserve">en</w:t>
-      </w:r>
-      <w:r>
-        <w:t xml:space="preserve"> </w:t>
-      </w:r>
-      <w:r>
-        <w:rPr>
-          <w:bCs/>
-          <w:b/>
-        </w:rPr>
-        <w:t xml:space="preserve">gebruik van data</w:t>
-      </w:r>
-      <w:r>
-        <w:t xml:space="preserve"> </w:t>
-      </w:r>
-      <w:r>
-        <w:t xml:space="preserve">(bv. leerlingresultaten, bevragingen, feedback) als motor van verbetering.</w:t>
-      </w:r>
-      <w:r>
-        <w:t xml:space="preserve"> </w:t>
-      </w:r>
-      <w:r>
-        <w:t xml:space="preserve">-</w:t>
-      </w:r>
-      <w:r>
-        <w:t xml:space="preserve"> </w:t>
-      </w:r>
-      <w:r>
-        <w:rPr>
-          <w:bCs/>
-          <w:b/>
-        </w:rPr>
-        <w:t xml:space="preserve">Visie en gedeelde doelen</w:t>
-      </w:r>
-      <w:r>
-        <w:t xml:space="preserve">: het beleid vertrekt vanuit een gedragen pedagogisch project.</w:t>
-      </w:r>
-      <w:r>
-        <w:t xml:space="preserve"> </w:t>
-      </w:r>
-      <w:r>
-        <w:t xml:space="preserve">- Belang van</w:t>
-      </w:r>
-      <w:r>
-        <w:t xml:space="preserve"> </w:t>
-      </w:r>
-      <w:r>
-        <w:rPr>
-          <w:bCs/>
-          <w:b/>
-        </w:rPr>
-        <w:t xml:space="preserve">draagvlak, participatie en professionele samenwerking</w:t>
-      </w:r>
-      <w:r>
-        <w:t xml:space="preserve"> </w:t>
-      </w:r>
-      <w:r>
-        <w:t xml:space="preserve">(de school als lerende organisatie of professionele leergemeenschap).</w:t>
-      </w:r>
-      <w:r>
-        <w:t xml:space="preserve"> </w:t>
-      </w:r>
-      <w:r>
-        <w:t xml:space="preserve">- Rol van</w:t>
-      </w:r>
-      <w:r>
-        <w:t xml:space="preserve"> </w:t>
-      </w:r>
-      <w:r>
-        <w:rPr>
-          <w:bCs/>
-          <w:b/>
-        </w:rPr>
-        <w:t xml:space="preserve">(gedeeld) leiderschap</w:t>
-      </w:r>
-      <w:r>
-        <w:t xml:space="preserve">: richting geven, mensen ontwikkelen en de organisatie (her)inrichten.</w:t>
-      </w:r>
-      <w:r>
-        <w:t xml:space="preserve"> </w:t>
-      </w:r>
-      <w:r>
-        <w:t xml:space="preserve">- Rekening houden met de</w:t>
-      </w:r>
-      <w:r>
-        <w:t xml:space="preserve"> </w:t>
-      </w:r>
-      <w:r>
-        <w:rPr>
-          <w:bCs/>
-          <w:b/>
-        </w:rPr>
-        <w:t xml:space="preserve">context</w:t>
-      </w:r>
-      <w:r>
-        <w:t xml:space="preserve">: leerlingenpopulatie, regelgeving, middelen.</w:t>
-      </w:r>
-      <w:r>
-        <w:t xml:space="preserve"> </w:t>
-      </w:r>
-      <w:r>
-        <w:t xml:space="preserve">- Beleid als</w:t>
-      </w:r>
-      <w:r>
-        <w:t xml:space="preserve"> </w:t>
-      </w:r>
-      <w:r>
-        <w:rPr>
-          <w:bCs/>
-          <w:b/>
-        </w:rPr>
-        <w:t xml:space="preserve">balans tussen interne en externe kwaliteitszorg</w:t>
-      </w:r>
-      <w:r>
-        <w:t xml:space="preserve">: wat de school zelf wil versus verwachtingen van overheid, inspectie en ouders.</w:t>
-      </w:r>
-    </w:p>
-    <w:p>
-      <w:pPr>
-        <w:pStyle w:val="BodyText"/>
-      </w:pPr>
-      <w:r>
-        <w:rPr>
-          <w:bCs/>
-          <w:b/>
-        </w:rPr>
-        <w:t xml:space="preserve">Test jezelf:</w:t>
-      </w:r>
-      <w:r>
-        <w:t xml:space="preserve"> </w:t>
-      </w:r>
-      <w:r>
-        <w:t xml:space="preserve">Wat is beleidsvoerend vermogen? Hoe kan een school haar eigen kwaliteit systematisch bewaken?</w:t>
-      </w:r>
-    </w:p>
-    <w:bookmarkEnd w:id="27"/>
-    <w:bookmarkStart w:id="28" w:name="Xf42f274cd3ab5bba1833a17bbb50f4802f2163e"/>
-    <w:p>
-      <w:pPr>
-        <w:pStyle w:val="Heading2"/>
-      </w:pPr>
-      <w:r>
-        <w:t xml:space="preserve">2.2 Hoy &amp; Miskel (2012) – Educational Administration, H3 &amp; H5 ⚠️</w:t>
-      </w:r>
-    </w:p>
-    <w:p>
-      <w:pPr>
-        <w:pStyle w:val="FirstParagraph"/>
-      </w:pPr>
-      <w:r>
-        <w:t xml:space="preserve">Controleer de hoofdstuktitels in jouw editie (9e editie). Volgens mijn kennis gaat</w:t>
-      </w:r>
-      <w:r>
-        <w:t xml:space="preserve"> </w:t>
-      </w:r>
-      <w:r>
-        <w:rPr>
-          <w:bCs/>
-          <w:b/>
-        </w:rPr>
-        <w:t xml:space="preserve">H3</w:t>
-      </w:r>
-      <w:r>
-        <w:t xml:space="preserve"> </w:t>
-      </w:r>
-      <w:r>
-        <w:t xml:space="preserve">over leren en onderwijzen in scholen en</w:t>
-      </w:r>
-      <w:r>
-        <w:t xml:space="preserve"> </w:t>
-      </w:r>
-      <w:r>
-        <w:rPr>
-          <w:bCs/>
-          <w:b/>
-        </w:rPr>
-        <w:t xml:space="preserve">H5</w:t>
-      </w:r>
-      <w:r>
-        <w:t xml:space="preserve"> </w:t>
-      </w:r>
-      <w:r>
-        <w:t xml:space="preserve">over het individu in de school (motivatie).</w:t>
-      </w:r>
-    </w:p>
-    <w:p>
-      <w:pPr>
-        <w:pStyle w:val="BodyText"/>
-      </w:pPr>
-      <w:r>
-        <w:rPr>
-          <w:bCs/>
-          <w:b/>
-        </w:rPr>
-        <w:t xml:space="preserve">H3 – Leren en onderwijzen.</w:t>
-      </w:r>
-      <w:r>
-        <w:t xml:space="preserve"> </w:t>
-      </w:r>
-      <w:r>
-        <w:t xml:space="preserve">Scholen hebben als kernproces leren. Leidinggevenden moeten de leertheorieën kennen:</w:t>
-      </w:r>
-      <w:r>
-        <w:t xml:space="preserve"> </w:t>
-      </w:r>
-      <w:r>
-        <w:t xml:space="preserve">-</w:t>
-      </w:r>
-      <w:r>
-        <w:t xml:space="preserve"> </w:t>
-      </w:r>
-      <w:r>
-        <w:rPr>
-          <w:bCs/>
-          <w:b/>
-        </w:rPr>
-        <w:t xml:space="preserve">Behaviorisme</w:t>
-      </w:r>
-      <w:r>
-        <w:t xml:space="preserve">: bekrachtiging, gedragsdoelen, directe instructie.</w:t>
-      </w:r>
-      <w:r>
-        <w:t xml:space="preserve"> </w:t>
-      </w:r>
-      <w:r>
-        <w:t xml:space="preserve">-</w:t>
-      </w:r>
-      <w:r>
-        <w:t xml:space="preserve"> </w:t>
-      </w:r>
-      <w:r>
-        <w:rPr>
-          <w:bCs/>
-          <w:b/>
-        </w:rPr>
-        <w:t xml:space="preserve">Cognitivisme / informatieverwerking</w:t>
-      </w:r>
-      <w:r>
-        <w:t xml:space="preserve">: werkgeheugen en langetermijngeheugen, schema’s, cognitieve belasting.</w:t>
-      </w:r>
-      <w:r>
-        <w:t xml:space="preserve"> </w:t>
-      </w:r>
-      <w:r>
-        <w:t xml:space="preserve">-</w:t>
-      </w:r>
-      <w:r>
-        <w:t xml:space="preserve"> </w:t>
-      </w:r>
-      <w:r>
-        <w:rPr>
-          <w:bCs/>
-          <w:b/>
-        </w:rPr>
-        <w:t xml:space="preserve">Constructivisme</w:t>
-      </w:r>
-      <w:r>
-        <w:t xml:space="preserve">: actieve kennisconstructie, sociaal leren (Vygotsky), onderzoekend leren.</w:t>
-      </w:r>
-    </w:p>
-    <w:p>
-      <w:pPr>
-        <w:pStyle w:val="BodyText"/>
-      </w:pPr>
-      <w:r>
-        <w:t xml:space="preserve">Elke theorie heeft gevolgen voor de manier van lesgeven en voor het schoolbeleid.</w:t>
-      </w:r>
-    </w:p>
-    <w:p>
-      <w:pPr>
-        <w:pStyle w:val="BodyText"/>
-      </w:pPr>
-      <w:r>
-        <w:rPr>
-          <w:bCs/>
-          <w:b/>
-        </w:rPr>
-        <w:t xml:space="preserve">H5 – Individuen in scholen: motivatie.</w:t>
-      </w:r>
-      <w:r>
-        <w:t xml:space="preserve"> </w:t>
-      </w:r>
-      <w:r>
-        <w:t xml:space="preserve">-</w:t>
-      </w:r>
-      <w:r>
-        <w:t xml:space="preserve"> </w:t>
-      </w:r>
-      <w:r>
-        <w:rPr>
-          <w:bCs/>
-          <w:b/>
-        </w:rPr>
-        <w:t xml:space="preserve">Inhoudstheorieën</w:t>
-      </w:r>
-      <w:r>
-        <w:t xml:space="preserve">:</w:t>
-      </w:r>
-      <w:r>
-        <w:t xml:space="preserve"> </w:t>
-      </w:r>
-      <w:r>
-        <w:t xml:space="preserve">- Maslow (behoeftehiërarchie)</w:t>
-      </w:r>
-      <w:r>
-        <w:t xml:space="preserve"> </w:t>
-      </w:r>
-      <w:r>
-        <w:t xml:space="preserve">- Herzberg (motivatoren vs. hygiënefactoren)</w:t>
-      </w:r>
-      <w:r>
-        <w:t xml:space="preserve"> </w:t>
-      </w:r>
-      <w:r>
-        <w:t xml:space="preserve">-</w:t>
-      </w:r>
-      <w:r>
-        <w:t xml:space="preserve"> </w:t>
-      </w:r>
-      <w:r>
-        <w:rPr>
-          <w:bCs/>
-          <w:b/>
-        </w:rPr>
-        <w:t xml:space="preserve">Procestheorieën</w:t>
-      </w:r>
-      <w:r>
-        <w:t xml:space="preserve">:</w:t>
-      </w:r>
-      <w:r>
-        <w:t xml:space="preserve"> </w:t>
-      </w:r>
-      <w:r>
-        <w:t xml:space="preserve">-</w:t>
-      </w:r>
-      <w:r>
-        <w:t xml:space="preserve"> </w:t>
-      </w:r>
-      <w:r>
-        <w:rPr>
-          <w:bCs/>
-          <w:b/>
-        </w:rPr>
-        <w:t xml:space="preserve">verwachtingstheorie</w:t>
-      </w:r>
-      <w:r>
-        <w:t xml:space="preserve"> </w:t>
-      </w:r>
-      <w:r>
-        <w:t xml:space="preserve">(Vroom: verwachting × instrumentaliteit × valentie)</w:t>
-      </w:r>
-      <w:r>
-        <w:t xml:space="preserve"> </w:t>
-      </w:r>
-      <w:r>
-        <w:t xml:space="preserve">-</w:t>
-      </w:r>
-      <w:r>
-        <w:t xml:space="preserve"> </w:t>
-      </w:r>
-      <w:r>
-        <w:rPr>
-          <w:bCs/>
-          <w:b/>
-        </w:rPr>
-        <w:t xml:space="preserve">doelstellingstheorie</w:t>
-      </w:r>
-      <w:r>
-        <w:t xml:space="preserve"> </w:t>
-      </w:r>
-      <w:r>
-        <w:t xml:space="preserve">(Locke: specifieke, uitdagende doelen + feedback)</w:t>
-      </w:r>
-      <w:r>
-        <w:t xml:space="preserve"> </w:t>
-      </w:r>
-      <w:r>
-        <w:t xml:space="preserve">-</w:t>
-      </w:r>
-      <w:r>
-        <w:t xml:space="preserve"> </w:t>
-      </w:r>
-      <w:r>
-        <w:rPr>
-          <w:bCs/>
-          <w:b/>
-        </w:rPr>
-        <w:t xml:space="preserve">attributietheorie</w:t>
-      </w:r>
-      <w:r>
-        <w:t xml:space="preserve"> </w:t>
-      </w:r>
-      <w:r>
-        <w:t xml:space="preserve">(Weiner)</w:t>
-      </w:r>
-      <w:r>
-        <w:t xml:space="preserve"> </w:t>
-      </w:r>
-      <w:r>
-        <w:t xml:space="preserve">-</w:t>
-      </w:r>
-      <w:r>
-        <w:t xml:space="preserve"> </w:t>
-      </w:r>
-      <w:r>
-        <w:rPr>
-          <w:bCs/>
-          <w:b/>
-        </w:rPr>
-        <w:t xml:space="preserve">self-efficacy</w:t>
-      </w:r>
-      <w:r>
-        <w:t xml:space="preserve"> </w:t>
-      </w:r>
-      <w:r>
-        <w:t xml:space="preserve">(Bandura)</w:t>
-      </w:r>
-      <w:r>
-        <w:t xml:space="preserve"> </w:t>
-      </w:r>
-      <w:r>
-        <w:t xml:space="preserve">-</w:t>
-      </w:r>
-      <w:r>
-        <w:t xml:space="preserve"> </w:t>
-      </w:r>
-      <w:r>
-        <w:rPr>
-          <w:bCs/>
-          <w:b/>
-        </w:rPr>
-        <w:t xml:space="preserve">rechtvaardigheidstheorie</w:t>
-      </w:r>
-      <w:r>
-        <w:t xml:space="preserve"> </w:t>
-      </w:r>
-      <w:r>
-        <w:t xml:space="preserve">(</w:t>
+        <w:t xml:space="preserve">Dit praktijkboek (Acco, ±235 p.) is een herwerking van</w:t>
+      </w:r>
+      <w:r>
+        <w:t xml:space="preserve"> </w:t>
       </w:r>
       <w:r>
         <w:rPr>
           <w:iCs/>
           <w:i/>
         </w:rPr>
-        <w:t xml:space="preserve">equity</w:t>
+        <w:t xml:space="preserve">Pei/ijlen naar succesvol schoolbeleid</w:t>
+      </w:r>
+      <w:r>
+        <w:t xml:space="preserve"> </w:t>
+      </w:r>
+      <w:r>
+        <w:t xml:space="preserve">(2006). Het draait rond het</w:t>
+      </w:r>
+      <w:r>
+        <w:t xml:space="preserve"> </w:t>
+      </w:r>
+      <w:r>
+        <w:rPr>
+          <w:bCs/>
+          <w:b/>
+        </w:rPr>
+        <w:t xml:space="preserve">beleidsvoerend vermogen</w:t>
+      </w:r>
+      <w:r>
+        <w:t xml:space="preserve"> </w:t>
+      </w:r>
+      <w:r>
+        <w:t xml:space="preserve">van scholen: de mate waarin een school erin slaagt haar beleid zo te voeren dat de</w:t>
+      </w:r>
+      <w:r>
+        <w:t xml:space="preserve"> </w:t>
+      </w:r>
+      <w:r>
+        <w:rPr>
+          <w:bCs/>
+          <w:b/>
+        </w:rPr>
+        <w:t xml:space="preserve">onderwijskwaliteit verbetert</w:t>
+      </w:r>
+      <w:r>
+        <w:t xml:space="preserve">. Dat is ook een kernbegrip van de Vlaamse onderwijsinspectie.</w:t>
+      </w:r>
+    </w:p>
+    <w:p>
+      <w:pPr>
+        <w:pStyle w:val="BodyText"/>
+      </w:pPr>
+      <w:r>
+        <w:rPr>
+          <w:bCs/>
+          <w:b/>
+        </w:rPr>
+        <w:t xml:space="preserve">De 8 dragers van beleidsvoerend vermogen</w:t>
+      </w:r>
+      <w:r>
+        <w:t xml:space="preserve"> </w:t>
+      </w:r>
+      <w:r>
+        <w:t xml:space="preserve">(volgens de auteurs doorslaggevend voor geslaagd schoolbeleid):</w:t>
+      </w:r>
+      <w:r>
+        <w:t xml:space="preserve"> </w:t>
+      </w:r>
+      <w:r>
+        <w:t xml:space="preserve">1.</w:t>
+      </w:r>
+      <w:r>
+        <w:t xml:space="preserve"> </w:t>
+      </w:r>
+      <w:r>
+        <w:rPr>
+          <w:bCs/>
+          <w:b/>
+        </w:rPr>
+        <w:t xml:space="preserve">Doeltreffende communicatie</w:t>
+      </w:r>
+      <w:r>
+        <w:t xml:space="preserve">: informatie stroomt vlot, open en tijdig, in alle richtingen.</w:t>
+      </w:r>
+      <w:r>
+        <w:t xml:space="preserve"> </w:t>
+      </w:r>
+      <w:r>
+        <w:t xml:space="preserve">2.</w:t>
+      </w:r>
+      <w:r>
+        <w:t xml:space="preserve"> </w:t>
+      </w:r>
+      <w:r>
+        <w:rPr>
+          <w:bCs/>
+          <w:b/>
+        </w:rPr>
+        <w:t xml:space="preserve">Ondersteunende professionele en persoonlijke relaties</w:t>
+      </w:r>
+      <w:r>
+        <w:t xml:space="preserve">: vertrouwen, collegialiteit, samenwerking.</w:t>
+      </w:r>
+      <w:r>
+        <w:t xml:space="preserve"> </w:t>
+      </w:r>
+      <w:r>
+        <w:t xml:space="preserve">3.</w:t>
+      </w:r>
+      <w:r>
+        <w:t xml:space="preserve"> </w:t>
+      </w:r>
+      <w:r>
+        <w:rPr>
+          <w:bCs/>
+          <w:b/>
+        </w:rPr>
+        <w:t xml:space="preserve">Gedeeld leiderschap</w:t>
+      </w:r>
+      <w:r>
+        <w:t xml:space="preserve">: leiderschap ligt niet alleen bij de directeur. Ook middenkader en leraren nemen verantwoordelijkheid.</w:t>
+      </w:r>
+      <w:r>
+        <w:t xml:space="preserve"> </w:t>
+      </w:r>
+      <w:r>
+        <w:t xml:space="preserve">4.</w:t>
+      </w:r>
+      <w:r>
+        <w:t xml:space="preserve"> </w:t>
+      </w:r>
+      <w:r>
+        <w:rPr>
+          <w:bCs/>
+          <w:b/>
+        </w:rPr>
+        <w:t xml:space="preserve">Gezamenlijke doelgerichtheid</w:t>
+      </w:r>
+      <w:r>
+        <w:t xml:space="preserve">: een gedeelde visie en gedeelde doelen die richting geven aan het handelen.</w:t>
+      </w:r>
+      <w:r>
+        <w:t xml:space="preserve"> </w:t>
+      </w:r>
+      <w:r>
+        <w:t xml:space="preserve">5.</w:t>
+      </w:r>
+      <w:r>
+        <w:t xml:space="preserve"> </w:t>
+      </w:r>
+      <w:r>
+        <w:rPr>
+          <w:bCs/>
+          <w:b/>
+        </w:rPr>
+        <w:t xml:space="preserve">Responsief vermogen</w:t>
+      </w:r>
+      <w:r>
+        <w:t xml:space="preserve">: de school speelt in op signalen en verwachtingen van buitenaf (overheid, ouders, samenleving, inspectie) zonder haar eigen koers te verliezen.</w:t>
+      </w:r>
+      <w:r>
+        <w:t xml:space="preserve"> </w:t>
+      </w:r>
+      <w:r>
+        <w:t xml:space="preserve">6.</w:t>
+      </w:r>
+      <w:r>
+        <w:t xml:space="preserve"> </w:t>
+      </w:r>
+      <w:r>
+        <w:rPr>
+          <w:bCs/>
+          <w:b/>
+        </w:rPr>
+        <w:t xml:space="preserve">Innovatievermogen</w:t>
+      </w:r>
+      <w:r>
+        <w:t xml:space="preserve">: openheid voor vernieuwing en de capaciteit om veranderingen door te voeren.</w:t>
+      </w:r>
+      <w:r>
+        <w:t xml:space="preserve"> </w:t>
+      </w:r>
+      <w:r>
+        <w:t xml:space="preserve">7.</w:t>
+      </w:r>
+      <w:r>
+        <w:t xml:space="preserve"> </w:t>
+      </w:r>
+      <w:r>
+        <w:rPr>
+          <w:bCs/>
+          <w:b/>
+        </w:rPr>
+        <w:t xml:space="preserve">Geïntegreerd beleid</w:t>
+      </w:r>
+      <w:r>
+        <w:t xml:space="preserve">: beleidsdomeinen en initiatieven sluiten op elkaar aan. Er is samenhang in plaats van losse projecten.</w:t>
+      </w:r>
+      <w:r>
+        <w:t xml:space="preserve"> </w:t>
+      </w:r>
+      <w:r>
+        <w:t xml:space="preserve">8.</w:t>
+      </w:r>
+      <w:r>
+        <w:t xml:space="preserve"> </w:t>
+      </w:r>
+      <w:r>
+        <w:rPr>
+          <w:bCs/>
+          <w:b/>
+        </w:rPr>
+        <w:t xml:space="preserve">Reflectief vermogen</w:t>
+      </w:r>
+      <w:r>
+        <w:t xml:space="preserve">: de school onderzoekt systematisch haar eigen werking (zelfevaluatie, gebruik van data) en stuurt bij. Dit is de kwaliteitszorgcyclus.</w:t>
+      </w:r>
+    </w:p>
+    <w:p>
+      <w:pPr>
+        <w:pStyle w:val="BodyText"/>
+      </w:pPr>
+      <w:r>
+        <w:rPr>
+          <w:bCs/>
+          <w:b/>
+        </w:rPr>
+        <w:t xml:space="preserve">Drie basisdragers.</w:t>
+      </w:r>
+      <w:r>
+        <w:t xml:space="preserve"> </w:t>
+      </w:r>
+      <w:r>
+        <w:t xml:space="preserve">In het eerdere werk (2006) worden</w:t>
+      </w:r>
+      <w:r>
+        <w:t xml:space="preserve"> </w:t>
+      </w:r>
+      <w:r>
+        <w:rPr>
+          <w:bCs/>
+          <w:b/>
+        </w:rPr>
+        <w:t xml:space="preserve">gedeeld leiderschap, ondersteunende relaties en doeltreffende communicatie</w:t>
+      </w:r>
+      <w:r>
+        <w:t xml:space="preserve"> </w:t>
+      </w:r>
+      <w:r>
+        <w:t xml:space="preserve">beschouwd als de drie</w:t>
+      </w:r>
+      <w:r>
+        <w:t xml:space="preserve"> </w:t>
+      </w:r>
+      <w:r>
+        <w:rPr>
+          <w:bCs/>
+          <w:b/>
+        </w:rPr>
+        <w:t xml:space="preserve">essentiële basisdragers</w:t>
+      </w:r>
+      <w:r>
+        <w:t xml:space="preserve">. Zonder die drie komen de andere moeilijk tot stand.</w:t>
+      </w:r>
+    </w:p>
+    <w:p>
+      <w:pPr>
+        <w:pStyle w:val="BodyText"/>
+      </w:pPr>
+      <w:r>
+        <w:rPr>
+          <w:bCs/>
+          <w:b/>
+        </w:rPr>
+        <w:t xml:space="preserve">Verder in het boek:</w:t>
+      </w:r>
+      <w:r>
+        <w:t xml:space="preserve"> </w:t>
+      </w:r>
+      <w:r>
+        <w:t xml:space="preserve">- Waar komt het begrip beleidsvoerend vermogen vandaan?</w:t>
+      </w:r>
+      <w:r>
+        <w:t xml:space="preserve"> </w:t>
+      </w:r>
+      <w:r>
+        <w:t xml:space="preserve">- Hoe beïnvloeden</w:t>
+      </w:r>
+      <w:r>
+        <w:t xml:space="preserve"> </w:t>
+      </w:r>
+      <w:r>
+        <w:rPr>
+          <w:bCs/>
+          <w:b/>
+        </w:rPr>
+        <w:t xml:space="preserve">schoolcultuur en schoolorganisatie</w:t>
+      </w:r>
+      <w:r>
+        <w:t xml:space="preserve"> </w:t>
+      </w:r>
+      <w:r>
+        <w:t xml:space="preserve">het gedrag van personeelsleden?</w:t>
+      </w:r>
+      <w:r>
+        <w:t xml:space="preserve"> </w:t>
+      </w:r>
+      <w:r>
+        <w:t xml:space="preserve">-</w:t>
+      </w:r>
+      <w:r>
+        <w:t xml:space="preserve"> </w:t>
+      </w:r>
+      <w:r>
+        <w:rPr>
+          <w:bCs/>
+          <w:b/>
+        </w:rPr>
+        <w:t xml:space="preserve">Reflectie-oefeningen</w:t>
+      </w:r>
+      <w:r>
+        <w:t xml:space="preserve"> </w:t>
+      </w:r>
+      <w:r>
+        <w:t xml:space="preserve">per drager.</w:t>
+      </w:r>
+      <w:r>
+        <w:t xml:space="preserve"> </w:t>
+      </w:r>
+      <w:r>
+        <w:t xml:space="preserve">- Een</w:t>
+      </w:r>
+      <w:r>
+        <w:t xml:space="preserve"> </w:t>
+      </w:r>
+      <w:r>
+        <w:rPr>
+          <w:bCs/>
+          <w:b/>
+        </w:rPr>
+        <w:t xml:space="preserve">gevalideerde vragenlijst</w:t>
+      </w:r>
+      <w:r>
+        <w:t xml:space="preserve"> </w:t>
+      </w:r>
+      <w:r>
+        <w:t xml:space="preserve">om het beleidsvoerend vermogen van de eigen school in kaart te brengen, als startpunt voor schoolontwikkeling.</w:t>
+      </w:r>
+    </w:p>
+    <w:p>
+      <w:pPr>
+        <w:pStyle w:val="BodyText"/>
+      </w:pPr>
+      <w:r>
+        <w:rPr>
+          <w:bCs/>
+          <w:b/>
+        </w:rPr>
+        <w:t xml:space="preserve">Test jezelf:</w:t>
+      </w:r>
+      <w:r>
+        <w:t xml:space="preserve"> </w:t>
+      </w:r>
+      <w:r>
+        <w:t xml:space="preserve">Noem de acht dragers. Welke drie zijn de basisdragers en waarom? Pas twee dragers toe op een school die je kent.</w:t>
+      </w:r>
+    </w:p>
+    <w:bookmarkEnd w:id="27"/>
+    <w:bookmarkStart w:id="30" w:name="X65adabdbc8e553f9a6b6155fca4f14166440638"/>
+    <w:p>
+      <w:pPr>
+        <w:pStyle w:val="Heading2"/>
+      </w:pPr>
+      <w:r>
+        <w:t xml:space="preserve">2.2 Hoy &amp; Miskel (2012) – Educational Administration, H3 &amp; H5 ✅ (hoofdstuktitels online gecontroleerd)</w:t>
+      </w:r>
+    </w:p>
+    <w:p>
+      <w:pPr>
+        <w:pStyle w:val="FirstParagraph"/>
+      </w:pPr>
+      <w:r>
+        <w:t xml:space="preserve">Volgens de inhoudstafel van de 9e editie:</w:t>
+      </w:r>
+      <w:r>
+        <w:t xml:space="preserve"> </w:t>
+      </w:r>
+      <w:r>
+        <w:rPr>
+          <w:bCs/>
+          <w:b/>
+        </w:rPr>
+        <w:t xml:space="preserve">H3 = Structure in Schools</w:t>
+      </w:r>
+      <w:r>
+        <w:t xml:space="preserve">,</w:t>
+      </w:r>
+      <w:r>
+        <w:t xml:space="preserve"> </w:t>
+      </w:r>
+      <w:r>
+        <w:rPr>
+          <w:bCs/>
+          <w:b/>
+        </w:rPr>
+        <w:t xml:space="preserve">H5 = Organizational Culture of Schools</w:t>
+      </w:r>
+      <w:r>
+        <w:t xml:space="preserve">.</w:t>
+      </w:r>
+    </w:p>
+    <w:bookmarkStart w:id="28" w:name="h3-structuur-in-scholen"/>
+    <w:p>
+      <w:pPr>
+        <w:pStyle w:val="Heading3"/>
+      </w:pPr>
+      <w:r>
+        <w:t xml:space="preserve">H3 – Structuur in scholen</w:t>
+      </w:r>
+    </w:p>
+    <w:p>
+      <w:pPr>
+        <w:pStyle w:val="FirstParagraph"/>
+      </w:pPr>
+      <w:r>
+        <w:rPr>
+          <w:bCs/>
+          <w:b/>
+        </w:rPr>
+        <w:t xml:space="preserve">Weber en de bureaucratie.</w:t>
+      </w:r>
+      <w:r>
+        <w:t xml:space="preserve"> </w:t>
+      </w:r>
+      <w:r>
+        <w:t xml:space="preserve">Een bureaucratie heeft de volgende kenmerken:</w:t>
+      </w:r>
+      <w:r>
+        <w:t xml:space="preserve"> </w:t>
+      </w:r>
+      <w:r>
+        <w:t xml:space="preserve">- arbeidsdeling en specialisatie</w:t>
+      </w:r>
+      <w:r>
+        <w:t xml:space="preserve"> </w:t>
+      </w:r>
+      <w:r>
+        <w:t xml:space="preserve">- onpersoonlijkheid</w:t>
+      </w:r>
+      <w:r>
+        <w:t xml:space="preserve"> </w:t>
+      </w:r>
+      <w:r>
+        <w:t xml:space="preserve">- een gezagshiërarchie</w:t>
+      </w:r>
+      <w:r>
+        <w:t xml:space="preserve"> </w:t>
+      </w:r>
+      <w:r>
+        <w:t xml:space="preserve">- regels en procedures (formalisering)</w:t>
+      </w:r>
+      <w:r>
+        <w:t xml:space="preserve"> </w:t>
+      </w:r>
+      <w:r>
+        <w:t xml:space="preserve">- een carrièregerichtheid</w:t>
+      </w:r>
+    </w:p>
+    <w:p>
+      <w:pPr>
+        <w:pStyle w:val="BodyText"/>
+      </w:pPr>
+      <w:r>
+        <w:t xml:space="preserve">Weber zag dit als de meest efficiënte organisatievorm.</w:t>
+      </w:r>
+      <w:r>
+        <w:t xml:space="preserve"> </w:t>
+      </w:r>
+      <w:r>
+        <w:rPr>
+          <w:bCs/>
+          <w:b/>
+        </w:rPr>
+        <w:t xml:space="preserve">Kritiek:</w:t>
+      </w:r>
+      <w:r>
+        <w:t xml:space="preserve"> </w:t>
+      </w:r>
+      <w:r>
+        <w:t xml:space="preserve">de bureaucratie heeft ook disfuncties (rigiditeit, vervreemding, verveling) en houdt geen rekening met de informele organisatie.</w:t>
+      </w:r>
+    </w:p>
+    <w:p>
+      <w:pPr>
+        <w:pStyle w:val="BodyText"/>
+      </w:pPr>
+      <w:r>
+        <w:rPr>
+          <w:bCs/>
+          <w:b/>
+        </w:rPr>
+        <w:t xml:space="preserve">Enabling vs. hindering structuur</w:t>
+      </w:r>
+      <w:r>
+        <w:t xml:space="preserve"> </w:t>
+      </w:r>
+      <w:r>
+        <w:t xml:space="preserve">(Hoy &amp; Sweetland, 2000). Bureaucratie is niet per se slecht. Het hangt af van</w:t>
+      </w:r>
+      <w:r>
+        <w:t xml:space="preserve"> </w:t>
+      </w:r>
+      <w:r>
+        <w:rPr>
+          <w:iCs/>
+          <w:i/>
+        </w:rPr>
+        <w:t xml:space="preserve">hoe</w:t>
+      </w:r>
+      <w:r>
+        <w:t xml:space="preserve"> </w:t>
+      </w:r>
+      <w:r>
+        <w:t xml:space="preserve">formalisering en centralisatie werken:</w:t>
+      </w:r>
+      <w:r>
+        <w:t xml:space="preserve"> </w:t>
+      </w:r>
+      <w:r>
+        <w:t xml:space="preserve">- Een</w:t>
+      </w:r>
+      <w:r>
+        <w:t xml:space="preserve"> </w:t>
+      </w:r>
+      <w:r>
+        <w:rPr>
+          <w:bCs/>
+          <w:b/>
+        </w:rPr>
+        <w:t xml:space="preserve">enabling</w:t>
+      </w:r>
+      <w:r>
+        <w:t xml:space="preserve"> </w:t>
+      </w:r>
+      <w:r>
+        <w:t xml:space="preserve">(ondersteunende) structuur helpt leraren problemen op te lossen. Ze is flexibel, kent samenwerking, en regels zijn hulpmiddelen.</w:t>
+      </w:r>
+      <w:r>
+        <w:t xml:space="preserve"> </w:t>
+      </w:r>
+      <w:r>
+        <w:t xml:space="preserve">- Een</w:t>
+      </w:r>
+      <w:r>
+        <w:t xml:space="preserve"> </w:t>
+      </w:r>
+      <w:r>
+        <w:rPr>
+          <w:bCs/>
+          <w:b/>
+        </w:rPr>
+        <w:t xml:space="preserve">hindering</w:t>
+      </w:r>
+      <w:r>
+        <w:t xml:space="preserve"> </w:t>
+      </w:r>
+      <w:r>
+        <w:t xml:space="preserve">(belemmerende, dwingende) structuur dwingt naleving af, controleert en straft, en bewaakt de macht van de top.</w:t>
+      </w:r>
+      <w:r>
+        <w:t xml:space="preserve"> </w:t>
+      </w:r>
+      <w:r>
+        <w:t xml:space="preserve">- Een enabling structuur hangt samen met vertrouwen, minder rolconflict en een sterkere collectieve efficacy.</w:t>
+      </w:r>
+    </w:p>
+    <w:p>
+      <w:pPr>
+        <w:pStyle w:val="BodyText"/>
+      </w:pPr>
+      <w:r>
+        <w:rPr>
+          <w:bCs/>
+          <w:b/>
+        </w:rPr>
+        <w:t xml:space="preserve">Mintzberg: vijf basisonderdelen van een organisatie:</w:t>
+      </w:r>
+      <w:r>
+        <w:t xml:space="preserve"> </w:t>
+      </w:r>
+      <w:r>
+        <w:t xml:space="preserve">-</w:t>
+      </w:r>
+      <w:r>
+        <w:t xml:space="preserve"> </w:t>
+      </w:r>
+      <w:r>
+        <w:rPr>
+          <w:bCs/>
+          <w:b/>
+        </w:rPr>
+        <w:t xml:space="preserve">strategische top</w:t>
+      </w:r>
+      <w:r>
+        <w:t xml:space="preserve"> </w:t>
+      </w:r>
+      <w:r>
+        <w:t xml:space="preserve">(directie, bestuur)</w:t>
+      </w:r>
+      <w:r>
+        <w:t xml:space="preserve"> </w:t>
+      </w:r>
+      <w:r>
+        <w:t xml:space="preserve">-</w:t>
+      </w:r>
+      <w:r>
+        <w:t xml:space="preserve"> </w:t>
+      </w:r>
+      <w:r>
+        <w:rPr>
+          <w:bCs/>
+          <w:b/>
+        </w:rPr>
+        <w:t xml:space="preserve">middenlijn</w:t>
+      </w:r>
+      <w:r>
+        <w:t xml:space="preserve"> </w:t>
+      </w:r>
+      <w:r>
+        <w:t xml:space="preserve">(middenkader)</w:t>
+      </w:r>
+      <w:r>
+        <w:t xml:space="preserve"> </w:t>
+      </w:r>
+      <w:r>
+        <w:t xml:space="preserve">-</w:t>
+      </w:r>
+      <w:r>
+        <w:t xml:space="preserve"> </w:t>
+      </w:r>
+      <w:r>
+        <w:rPr>
+          <w:bCs/>
+          <w:b/>
+        </w:rPr>
+        <w:t xml:space="preserve">operationele kern</w:t>
+      </w:r>
+      <w:r>
+        <w:t xml:space="preserve"> </w:t>
+      </w:r>
+      <w:r>
+        <w:t xml:space="preserve">(leraren)</w:t>
+      </w:r>
+      <w:r>
+        <w:t xml:space="preserve"> </w:t>
+      </w:r>
+      <w:r>
+        <w:t xml:space="preserve">-</w:t>
+      </w:r>
+      <w:r>
+        <w:t xml:space="preserve"> </w:t>
+      </w:r>
+      <w:r>
+        <w:rPr>
+          <w:bCs/>
+          <w:b/>
+        </w:rPr>
+        <w:t xml:space="preserve">technostructuur</w:t>
+      </w:r>
+      <w:r>
+        <w:t xml:space="preserve"> </w:t>
+      </w:r>
+      <w:r>
+        <w:t xml:space="preserve">(planners, analisten)</w:t>
+      </w:r>
+      <w:r>
+        <w:t xml:space="preserve"> </w:t>
+      </w:r>
+      <w:r>
+        <w:t xml:space="preserve">-</w:t>
+      </w:r>
+      <w:r>
+        <w:t xml:space="preserve"> </w:t>
+      </w:r>
+      <w:r>
+        <w:rPr>
+          <w:bCs/>
+          <w:b/>
+        </w:rPr>
+        <w:t xml:space="preserve">ondersteunende staf</w:t>
+      </w:r>
+    </w:p>
+    <w:p>
+      <w:pPr>
+        <w:pStyle w:val="BodyText"/>
+      </w:pPr>
+      <w:r>
+        <w:t xml:space="preserve">Daaruit volgen structuurconfiguraties: eenvoudige structuur, machinebureaucratie,</w:t>
+      </w:r>
+      <w:r>
+        <w:t xml:space="preserve"> </w:t>
+      </w:r>
+      <w:r>
+        <w:rPr>
+          <w:bCs/>
+          <w:b/>
+        </w:rPr>
+        <w:t xml:space="preserve">professionele bureaucratie</w:t>
+      </w:r>
+      <w:r>
+        <w:t xml:space="preserve"> </w:t>
+      </w:r>
+      <w:r>
+        <w:t xml:space="preserve">(typisch voor scholen), divisiestructuur en adhocratie.</w:t>
+      </w:r>
+    </w:p>
+    <w:p>
+      <w:pPr>
+        <w:pStyle w:val="BodyText"/>
+      </w:pPr>
+      <w:r>
+        <w:rPr>
+          <w:bCs/>
+          <w:b/>
+        </w:rPr>
+        <w:t xml:space="preserve">Loose vs. tight coupling.</w:t>
+      </w:r>
+      <w:r>
+        <w:t xml:space="preserve"> </w:t>
+      </w:r>
+      <w:r>
+        <w:t xml:space="preserve">Onderdelen van een school kunnen losjes of strak gekoppeld zijn. Lesgeven in de klas is bv. vaak losjes gekoppeld aan de directie. Beide vormen hebben voor- en nadelen en komen allebei voor in scholen.</w:t>
+      </w:r>
+    </w:p>
+    <w:p>
+      <w:pPr>
+        <w:pStyle w:val="BodyText"/>
+      </w:pPr>
+      <w:r>
+        <w:rPr>
+          <w:bCs/>
+          <w:b/>
+        </w:rPr>
+        <w:t xml:space="preserve">Professionele vs. bureaucratische oriëntatie.</w:t>
+      </w:r>
+      <w:r>
+        <w:t xml:space="preserve"> </w:t>
+      </w:r>
+      <w:r>
+        <w:t xml:space="preserve">Er is een fundamentele spanning tussen twee vormen van sociale controle:</w:t>
+      </w:r>
+      <w:r>
+        <w:t xml:space="preserve"> </w:t>
+      </w:r>
+      <w:r>
+        <w:t xml:space="preserve">-</w:t>
+      </w:r>
+      <w:r>
+        <w:t xml:space="preserve"> </w:t>
+      </w:r>
+      <w:r>
+        <w:rPr>
+          <w:bCs/>
+          <w:b/>
+        </w:rPr>
+        <w:t xml:space="preserve">bureaucratische controle</w:t>
+      </w:r>
+      <w:r>
+        <w:t xml:space="preserve">: hiërarchie en regels</w:t>
+      </w:r>
+      <w:r>
+        <w:t xml:space="preserve"> </w:t>
+      </w:r>
+      <w:r>
+        <w:t xml:space="preserve">-</w:t>
+      </w:r>
+      <w:r>
+        <w:t xml:space="preserve"> </w:t>
+      </w:r>
+      <w:r>
+        <w:rPr>
+          <w:bCs/>
+          <w:b/>
+        </w:rPr>
+        <w:t xml:space="preserve">professionele controle</w:t>
+      </w:r>
+      <w:r>
+        <w:t xml:space="preserve">: expertise, autonomie, collegiale normen</w:t>
+      </w:r>
+    </w:p>
+    <w:p>
+      <w:pPr>
+        <w:pStyle w:val="BodyText"/>
+      </w:pPr>
+      <w:r>
+        <w:t xml:space="preserve">Leraren zijn professionals in een bureaucratische organisatie, wat tot conflicten kan leiden.</w:t>
+      </w:r>
+    </w:p>
+    <w:bookmarkEnd w:id="28"/>
+    <w:bookmarkStart w:id="29" w:name="h5-organisatiecultuur-van-scholen"/>
+    <w:p>
+      <w:pPr>
+        <w:pStyle w:val="Heading3"/>
+      </w:pPr>
+      <w:r>
+        <w:t xml:space="preserve">H5 – Organisatiecultuur van scholen</w:t>
+      </w:r>
+    </w:p>
+    <w:p>
+      <w:pPr>
+        <w:pStyle w:val="FirstParagraph"/>
+      </w:pPr>
+      <w:r>
+        <w:rPr>
+          <w:bCs/>
+          <w:b/>
+        </w:rPr>
+        <w:t xml:space="preserve">Wat is cultuur?</w:t>
+      </w:r>
+      <w:r>
+        <w:t xml:space="preserve"> </w:t>
+      </w:r>
+      <w:r>
+        <w:t xml:space="preserve">De gedeelde oriëntaties die een organisatie samenhouden en haar een eigen identiteit geven. Cultuur kan je bekijken op meerdere niveaus (naar Schein):</w:t>
+      </w:r>
+      <w:r>
+        <w:t xml:space="preserve"> </w:t>
+      </w:r>
+      <w:r>
+        <w:t xml:space="preserve">1.</w:t>
+      </w:r>
+      <w:r>
+        <w:t xml:space="preserve"> </w:t>
+      </w:r>
+      <w:r>
+        <w:rPr>
+          <w:bCs/>
+          <w:b/>
+        </w:rPr>
+        <w:t xml:space="preserve">Artefacten</w:t>
+      </w:r>
+      <w:r>
+        <w:t xml:space="preserve">: zichtbaar gedrag, rituelen, symbolen.</w:t>
+      </w:r>
+      <w:r>
+        <w:t xml:space="preserve"> </w:t>
+      </w:r>
+      <w:r>
+        <w:t xml:space="preserve">2.</w:t>
+      </w:r>
+      <w:r>
+        <w:t xml:space="preserve"> </w:t>
+      </w:r>
+      <w:r>
+        <w:rPr>
+          <w:bCs/>
+          <w:b/>
+        </w:rPr>
+        <w:t xml:space="preserve">Gedeelde waarden en normen</w:t>
+      </w:r>
+      <w:r>
+        <w:t xml:space="preserve">.</w:t>
+      </w:r>
+      <w:r>
+        <w:t xml:space="preserve"> </w:t>
+      </w:r>
+      <w:r>
+        <w:t xml:space="preserve">3.</w:t>
+      </w:r>
+      <w:r>
+        <w:t xml:space="preserve"> </w:t>
+      </w:r>
+      <w:r>
+        <w:rPr>
+          <w:bCs/>
+          <w:b/>
+        </w:rPr>
+        <w:t xml:space="preserve">Basisveronderstellingen</w:t>
+      </w:r>
+      <w:r>
+        <w:t xml:space="preserve">: onbewust en vanzelfsprekend, het diepste niveau.</w:t>
+      </w:r>
+    </w:p>
+    <w:p>
+      <w:pPr>
+        <w:pStyle w:val="BodyText"/>
+      </w:pPr>
+      <w:r>
+        <w:rPr>
+          <w:bCs/>
+          <w:b/>
+        </w:rPr>
+        <w:t xml:space="preserve">Cultuur vs. klimaat.</w:t>
+      </w:r>
+      <w:r>
+        <w:t xml:space="preserve"> </w:t>
+      </w:r>
+      <w:r>
+        <w:t xml:space="preserve">Cultuur gaat over gedeelde</w:t>
+      </w:r>
+      <w:r>
+        <w:t xml:space="preserve"> </w:t>
+      </w:r>
+      <w:r>
+        <w:rPr>
+          <w:iCs/>
+          <w:i/>
+        </w:rPr>
+        <w:t xml:space="preserve">opvattingen en veronderstellingen</w:t>
+      </w:r>
+      <w:r>
+        <w:t xml:space="preserve"> </w:t>
+      </w:r>
+      <w:r>
+        <w:t xml:space="preserve">(antropologisch). Klimaat gaat over gedeelde</w:t>
+      </w:r>
+      <w:r>
+        <w:t xml:space="preserve"> </w:t>
+      </w:r>
+      <w:r>
+        <w:rPr>
+          <w:iCs/>
+          <w:i/>
+        </w:rPr>
+        <w:t xml:space="preserve">percepties van gedrag</w:t>
+      </w:r>
+      <w:r>
+        <w:t xml:space="preserve"> </w:t>
+      </w:r>
+      <w:r>
+        <w:t xml:space="preserve">(psychologisch).</w:t>
+      </w:r>
+    </w:p>
+    <w:p>
+      <w:pPr>
+        <w:pStyle w:val="BodyText"/>
+      </w:pPr>
+      <w:r>
+        <w:rPr>
+          <w:bCs/>
+          <w:b/>
+        </w:rPr>
+        <w:t xml:space="preserve">Drie schoolculturen die leerprestaties bevorderen:</w:t>
+      </w:r>
+      <w:r>
+        <w:t xml:space="preserve"> </w:t>
+      </w:r>
+      <w:r>
+        <w:t xml:space="preserve">-</w:t>
+      </w:r>
+      <w:r>
+        <w:t xml:space="preserve"> </w:t>
+      </w:r>
+      <w:r>
+        <w:rPr>
+          <w:bCs/>
+          <w:b/>
+        </w:rPr>
+        <w:t xml:space="preserve">Cultuur van efficacy</w:t>
+      </w:r>
+      <w:r>
+        <w:t xml:space="preserve">:</w:t>
+      </w:r>
+      <w:r>
+        <w:t xml:space="preserve"> </w:t>
+      </w:r>
+      <w:r>
+        <w:rPr>
+          <w:bCs/>
+          <w:b/>
+        </w:rPr>
+        <w:t xml:space="preserve">collectieve efficacy</w:t>
+      </w:r>
+      <w:r>
+        <w:t xml:space="preserve"> </w:t>
+      </w:r>
+      <w:r>
+        <w:t xml:space="preserve">is de overtuiging van het team dat het samen een positief verschil kan maken voor leerlingen. Ze is gebaseerd op Bandura.</w:t>
+      </w:r>
+      <w:r>
+        <w:t xml:space="preserve"> </w:t>
+      </w:r>
+      <w:r>
+        <w:t xml:space="preserve">-</w:t>
+      </w:r>
+      <w:r>
+        <w:t xml:space="preserve"> </w:t>
+      </w:r>
+      <w:r>
+        <w:rPr>
+          <w:bCs/>
+          <w:b/>
+        </w:rPr>
+        <w:t xml:space="preserve">Cultuur van vertrouwen</w:t>
+      </w:r>
+      <w:r>
+        <w:t xml:space="preserve">: vertrouwen van leraren in collega’s, de directie, leerlingen en ouders. Vertrouwen veronderstelt welwillendheid, betrouwbaarheid, competentie, eerlijkheid en openheid.</w:t>
+      </w:r>
+      <w:r>
+        <w:t xml:space="preserve"> </w:t>
+      </w:r>
+      <w:r>
+        <w:t xml:space="preserve">-</w:t>
+      </w:r>
+      <w:r>
+        <w:t xml:space="preserve"> </w:t>
+      </w:r>
+      <w:r>
+        <w:rPr>
+          <w:bCs/>
+          <w:b/>
+        </w:rPr>
+        <w:t xml:space="preserve">Cultuur van academische nadruk</w:t>
+      </w:r>
+      <w:r>
+        <w:t xml:space="preserve"> </w:t>
+      </w:r>
+      <w:r>
+        <w:t xml:space="preserve">(</w:t>
+      </w:r>
+      <w:r>
+        <w:rPr>
+          <w:iCs/>
+          <w:i/>
+        </w:rPr>
+        <w:t xml:space="preserve">academic emphasis</w:t>
+      </w:r>
+      <w:r>
+        <w:t xml:space="preserve">): de school stelt hoge maar haalbare doelen en legt de nadruk op leren.</w:t>
+      </w:r>
+    </w:p>
+    <w:p>
+      <w:pPr>
+        <w:pStyle w:val="BodyText"/>
+      </w:pPr>
+      <w:r>
+        <w:rPr>
+          <w:bCs/>
+          <w:b/>
+        </w:rPr>
+        <w:t xml:space="preserve">Academisch optimisme</w:t>
+      </w:r>
+      <w:r>
+        <w:t xml:space="preserve"> </w:t>
+      </w:r>
+      <w:r>
+        <w:t xml:space="preserve">= de combinatie van die drie (efficacy, vertrouwen in leerlingen en ouders, academische nadruk) als één</w:t>
+      </w:r>
+      <w:r>
+        <w:t xml:space="preserve"> </w:t>
+      </w:r>
+      <w:r>
+        <w:rPr>
+          <w:bCs/>
+          <w:b/>
+        </w:rPr>
+        <w:t xml:space="preserve">collectieve overtuiging</w:t>
+      </w:r>
+      <w:r>
+        <w:t xml:space="preserve"> </w:t>
+      </w:r>
+      <w:r>
+        <w:t xml:space="preserve">van het team.</w:t>
+      </w:r>
+      <w:r>
+        <w:t xml:space="preserve"> </w:t>
+      </w:r>
+      <w:r>
+        <w:t xml:space="preserve">- De drie elementen versterken elkaar: vertrouwen bevordert efficacy, efficacy versterkt het vertrouwen, en beide stimuleren de academische nadruk.</w:t>
+      </w:r>
+      <w:r>
+        <w:t xml:space="preserve"> </w:t>
+      </w:r>
+      <w:r>
+        <w:t xml:space="preserve">- Academisch optimisme voorspelt leerprestaties,</w:t>
+      </w:r>
+      <w:r>
+        <w:t xml:space="preserve"> </w:t>
+      </w:r>
+      <w:r>
+        <w:rPr>
+          <w:bCs/>
+          <w:b/>
+        </w:rPr>
+        <w:t xml:space="preserve">ook los van de SES</w:t>
+      </w:r>
+      <w:r>
+        <w:t xml:space="preserve"> </w:t>
+      </w:r>
+      <w:r>
+        <w:t xml:space="preserve">van de leerlingen.</w:t>
+      </w:r>
+      <w:r>
+        <w:t xml:space="preserve"> </w:t>
+      </w:r>
+      <w:r>
+        <w:t xml:space="preserve">- Link met de cursus Sociologie: Lelieur e.a. (2023) over het academisch optimisme van leraren.</w:t>
+      </w:r>
+    </w:p>
+    <w:p>
+      <w:pPr>
+        <w:pStyle w:val="BodyText"/>
+      </w:pPr>
+      <w:r>
+        <w:rPr>
+          <w:bCs/>
+          <w:b/>
+        </w:rPr>
+        <w:t xml:space="preserve">Test jezelf:</w:t>
+      </w:r>
+      <w:r>
+        <w:t xml:space="preserve"> </w:t>
+      </w:r>
+      <w:r>
+        <w:t xml:space="preserve">Wat is het verschil tussen een enabling en een hindering structuur? Leg academisch optimisme uit en waarom het belangrijk is voor gelijke kansen.</w:t>
+      </w:r>
+    </w:p>
+    <w:bookmarkEnd w:id="29"/>
+    <w:bookmarkEnd w:id="30"/>
+    <w:bookmarkStart w:id="31" w:name="Xd7c9d5cacae5955b35ee900a85907701f26671f"/>
+    <w:p>
+      <w:pPr>
+        <w:pStyle w:val="Heading2"/>
+      </w:pPr>
+      <w:r>
+        <w:t xml:space="preserve">2.3 Valcke, Standaert, Tuytens &amp; Vanderlinde (2023) – Onderwijsbeleid in Vlaanderen ⚠️ (structuur deels gecontroleerd)</w:t>
+      </w:r>
+    </w:p>
+    <w:p>
+      <w:pPr>
+        <w:pStyle w:val="FirstParagraph"/>
+      </w:pPr>
+      <w:r>
+        <w:rPr>
+          <w:bCs/>
+          <w:b/>
+        </w:rPr>
+        <w:t xml:space="preserve">Over het boek.</w:t>
+      </w:r>
+      <w:r>
+        <w:t xml:space="preserve"> </w:t>
+      </w:r>
+      <w:r>
+        <w:t xml:space="preserve">Acco, 2023, 324 p., derde herwerkte uitgave. Het boek geeft inzicht in de</w:t>
+      </w:r>
+      <w:r>
+        <w:t xml:space="preserve"> </w:t>
+      </w:r>
+      <w:r>
+        <w:rPr>
+          <w:bCs/>
+          <w:b/>
+        </w:rPr>
+        <w:t xml:space="preserve">basispijlers van het Vlaamse onderwijsbeleid</w:t>
+      </w:r>
+      <w:r>
+        <w:t xml:space="preserve">:</w:t>
+      </w:r>
+      <w:r>
+        <w:t xml:space="preserve"> </w:t>
+      </w:r>
+      <w:r>
+        <w:rPr>
+          <w:bCs/>
+          <w:b/>
+        </w:rPr>
+        <w:t xml:space="preserve">schoolautonomie, vrijheid van onderwijs, responsabilisering (verantwoording) en participatie</w:t>
+      </w:r>
+      <w:r>
+        <w:t xml:space="preserve">. Daarnaast beschrijft het de actuele, complexe structuur van het Vlaamse onderwijs.</w:t>
+      </w:r>
+    </w:p>
+    <w:p>
+      <w:pPr>
+        <w:pStyle w:val="BodyText"/>
+      </w:pPr>
+      <w:r>
+        <w:rPr>
+          <w:bCs/>
+          <w:b/>
+        </w:rPr>
+        <w:t xml:space="preserve">Opbouw in pijlers.</w:t>
+      </w:r>
+      <w:r>
+        <w:t xml:space="preserve"> </w:t>
+      </w:r>
+      <w:r>
+        <w:t xml:space="preserve">Volgens studentensamenvattingen is het boek opgebouwd rond pijlers. De invulling hieronder is mijn eigen reconstructie; controleer die met het boek.</w:t>
+      </w:r>
+      <w:r>
+        <w:t xml:space="preserve"> </w:t>
+      </w:r>
+      <w:r>
+        <w:t xml:space="preserve">-</w:t>
+      </w:r>
+      <w:r>
+        <w:t xml:space="preserve"> </w:t>
+      </w:r>
+      <w:r>
+        <w:rPr>
+          <w:bCs/>
+          <w:b/>
+        </w:rPr>
+        <w:t xml:space="preserve">Basispijlers</w:t>
+      </w:r>
+      <w:r>
+        <w:t xml:space="preserve">: de fundamentele principes, zoals</w:t>
+      </w:r>
+      <w:r>
+        <w:t xml:space="preserve"> </w:t>
+      </w:r>
+      <w:r>
+        <w:rPr>
+          <w:bCs/>
+          <w:b/>
+        </w:rPr>
+        <w:t xml:space="preserve">vrijheid van onderwijs</w:t>
+      </w:r>
+      <w:r>
+        <w:t xml:space="preserve"> </w:t>
+      </w:r>
+      <w:r>
+        <w:t xml:space="preserve">(art. 24 Grondwet), schoolautonomie, responsabilisering en participatie.</w:t>
+      </w:r>
+      <w:r>
+        <w:t xml:space="preserve"> </w:t>
+      </w:r>
+      <w:r>
+        <w:t xml:space="preserve">-</w:t>
+      </w:r>
+      <w:r>
+        <w:t xml:space="preserve"> </w:t>
+      </w:r>
+      <w:r>
+        <w:rPr>
+          <w:bCs/>
+          <w:b/>
+        </w:rPr>
+        <w:t xml:space="preserve">Horizontale pijlers</w:t>
+      </w:r>
+      <w:r>
+        <w:t xml:space="preserve">: structuren en actoren die het hele onderwijs doorkruisen. Bv.:</w:t>
+      </w:r>
+      <w:r>
+        <w:t xml:space="preserve"> </w:t>
+      </w:r>
+      <w:r>
+        <w:t xml:space="preserve">- onderwijs</w:t>
+      </w:r>
+      <w:r>
+        <w:rPr>
+          <w:bCs/>
+          <w:b/>
+        </w:rPr>
+        <w:t xml:space="preserve">netten</w:t>
+      </w:r>
+      <w:r>
+        <w:t xml:space="preserve"> </w:t>
+      </w:r>
+      <w:r>
+        <w:t xml:space="preserve">en koepels (GO!, officieel en vrij gesubsidieerd onderwijs)</w:t>
+      </w:r>
+      <w:r>
+        <w:t xml:space="preserve"> </w:t>
+      </w:r>
+      <w:r>
+        <w:t xml:space="preserve">- overheid en Departement, AHOVOKS</w:t>
+      </w:r>
+      <w:r>
+        <w:t xml:space="preserve"> </w:t>
+      </w:r>
+      <w:r>
+        <w:t xml:space="preserve">-</w:t>
+      </w:r>
+      <w:r>
+        <w:t xml:space="preserve"> </w:t>
+      </w:r>
+      <w:r>
+        <w:rPr>
+          <w:bCs/>
+          <w:b/>
+        </w:rPr>
+        <w:t xml:space="preserve">onderwijsinspectie</w:t>
+      </w:r>
+      <w:r>
+        <w:t xml:space="preserve"> </w:t>
+      </w:r>
+      <w:r>
+        <w:t xml:space="preserve">(referentiekader OK)</w:t>
+      </w:r>
+      <w:r>
+        <w:t xml:space="preserve"> </w:t>
+      </w:r>
+      <w:r>
+        <w:t xml:space="preserve">- pedagogische begeleidingsdiensten</w:t>
+      </w:r>
+      <w:r>
+        <w:t xml:space="preserve"> </w:t>
+      </w:r>
+      <w:r>
+        <w:t xml:space="preserve">- CLB’s, LOP’s</w:t>
+      </w:r>
+      <w:r>
+        <w:t xml:space="preserve"> </w:t>
+      </w:r>
+      <w:r>
+        <w:t xml:space="preserve">- VLOR en inspraakorganen (schoolraad)</w:t>
+      </w:r>
+      <w:r>
+        <w:t xml:space="preserve"> </w:t>
+      </w:r>
+      <w:r>
+        <w:t xml:space="preserve">- financiering en omkadering</w:t>
+      </w:r>
+      <w:r>
+        <w:t xml:space="preserve"> </w:t>
+      </w:r>
+      <w:r>
+        <w:t xml:space="preserve">-</w:t>
+      </w:r>
+      <w:r>
+        <w:t xml:space="preserve"> </w:t>
+      </w:r>
+      <w:r>
+        <w:rPr>
+          <w:bCs/>
+          <w:b/>
+        </w:rPr>
+        <w:t xml:space="preserve">Verticale pijlers</w:t>
+      </w:r>
+      <w:r>
+        <w:t xml:space="preserve">: de onderwijsniveaus. Basisonderwijs (kleuter en lager), secundair onderwijs (modernisering, eerste graad, onderwijsvormen), buitengewoon onderwijs, hoger onderwijs en volwassenenonderwijs, telkens met hun eigen regelgeving.</w:t>
+      </w:r>
+      <w:r>
+        <w:t xml:space="preserve"> </w:t>
+      </w:r>
+      <w:r>
+        <w:t xml:space="preserve">-</w:t>
+      </w:r>
+      <w:r>
+        <w:t xml:space="preserve"> </w:t>
+      </w:r>
+      <w:r>
+        <w:rPr>
+          <w:bCs/>
+          <w:b/>
+        </w:rPr>
+        <w:t xml:space="preserve">Diagonale pijler</w:t>
+      </w:r>
+      <w:r>
+        <w:t xml:space="preserve">: thema’s die dwars door alles heen lopen. Bv.:</w:t>
+      </w:r>
+      <w:r>
+        <w:t xml:space="preserve"> </w:t>
+      </w:r>
+      <w:r>
+        <w:t xml:space="preserve">- eindtermen en minimumdoelen, leerplannen</w:t>
+      </w:r>
+      <w:r>
+        <w:t xml:space="preserve"> </w:t>
+      </w:r>
+      <w:r>
+        <w:t xml:space="preserve">-</w:t>
+      </w:r>
+      <w:r>
+        <w:t xml:space="preserve"> </w:t>
+      </w:r>
+      <w:r>
+        <w:rPr>
+          <w:bCs/>
+          <w:b/>
+        </w:rPr>
+        <w:t xml:space="preserve">kwaliteitszorg</w:t>
+      </w:r>
+      <w:r>
+        <w:t xml:space="preserve"> </w:t>
+      </w:r>
+      <w:r>
+        <w:t xml:space="preserve">-</w:t>
+      </w:r>
+      <w:r>
+        <w:t xml:space="preserve"> </w:t>
+      </w:r>
+      <w:r>
+        <w:rPr>
+          <w:bCs/>
+          <w:b/>
+        </w:rPr>
+        <w:t xml:space="preserve">gelijke onderwijskansen</w:t>
+      </w:r>
+      <w:r>
+        <w:t xml:space="preserve"> </w:t>
+      </w:r>
+      <w:r>
+        <w:t xml:space="preserve">(GOK, inschrijvingsrecht)</w:t>
+      </w:r>
+      <w:r>
+        <w:t xml:space="preserve"> </w:t>
+      </w:r>
+      <w:r>
+        <w:t xml:space="preserve">- zorg en leersteun (M-decreet →</w:t>
+      </w:r>
+      <w:r>
+        <w:t xml:space="preserve"> </w:t>
+      </w:r>
+      <w:r>
+        <w:rPr>
+          <w:bCs/>
+          <w:b/>
+        </w:rPr>
+        <w:t xml:space="preserve">decreet leersteun</w:t>
       </w:r>
       <w:r>
         <w:t xml:space="preserve">)</w:t>
@@ -2560,7 +3474,7 @@
         <w:t xml:space="preserve"> </w:t>
       </w:r>
       <w:r>
-        <w:t xml:space="preserve">- Toepassing: hoe leidinggevenden de motivatie van leraren kunnen versterken.</w:t>
+        <w:t xml:space="preserve">- het lerarenberoep en de lerarenopleiding</w:t>
       </w:r>
     </w:p>
     <w:p>
@@ -2572,380 +3486,91 @@
           <w:bCs/>
           <w:b/>
         </w:rPr>
+        <w:t xml:space="preserve">Actuele beleidsdebatten</w:t>
+      </w:r>
+      <w:r>
+        <w:t xml:space="preserve"> </w:t>
+      </w:r>
+      <w:r>
+        <w:t xml:space="preserve">(het boek is van 2023):</w:t>
+      </w:r>
+      <w:r>
+        <w:t xml:space="preserve"> </w:t>
+      </w:r>
+      <w:r>
+        <w:t xml:space="preserve">- dalende resultaten in</w:t>
+      </w:r>
+      <w:r>
+        <w:t xml:space="preserve"> </w:t>
+      </w:r>
+      <w:r>
+        <w:rPr>
+          <w:bCs/>
+          <w:b/>
+        </w:rPr>
+        <w:t xml:space="preserve">PISA, PIRLS en TIMSS</w:t>
+      </w:r>
+      <w:r>
+        <w:t xml:space="preserve"> </w:t>
+      </w:r>
+      <w:r>
+        <w:t xml:space="preserve">- de commissie-Beter Onderwijs (2021)</w:t>
+      </w:r>
+      <w:r>
+        <w:t xml:space="preserve"> </w:t>
+      </w:r>
+      <w:r>
+        <w:t xml:space="preserve">- de invoering van</w:t>
+      </w:r>
+      <w:r>
+        <w:t xml:space="preserve"> </w:t>
+      </w:r>
+      <w:r>
+        <w:rPr>
+          <w:bCs/>
+          <w:b/>
+        </w:rPr>
+        <w:t xml:space="preserve">Vlaamse toetsen</w:t>
+      </w:r>
+      <w:r>
+        <w:t xml:space="preserve"> </w:t>
+      </w:r>
+      <w:r>
+        <w:t xml:space="preserve">- het lerarentekort</w:t>
+      </w:r>
+      <w:r>
+        <w:t xml:space="preserve"> </w:t>
+      </w:r>
+      <w:r>
+        <w:t xml:space="preserve">- de spanning tussen</w:t>
+      </w:r>
+      <w:r>
+        <w:t xml:space="preserve"> </w:t>
+      </w:r>
+      <w:r>
+        <w:rPr>
+          <w:bCs/>
+          <w:b/>
+        </w:rPr>
+        <w:t xml:space="preserve">autonomie en centrale sturing</w:t>
+      </w:r>
+    </w:p>
+    <w:p>
+      <w:pPr>
+        <w:pStyle w:val="BodyText"/>
+      </w:pPr>
+      <w:r>
+        <w:rPr>
+          <w:bCs/>
+          <w:b/>
+        </w:rPr>
         <w:t xml:space="preserve">Test jezelf:</w:t>
       </w:r>
       <w:r>
         <w:t xml:space="preserve"> </w:t>
       </w:r>
       <w:r>
-        <w:t xml:space="preserve">Leg het verschil uit tussen inhouds- en procestheorieën van motivatie, met een voorbeeld uit een basisschool.</w:t>
-      </w:r>
-    </w:p>
-    <w:bookmarkEnd w:id="28"/>
-    <w:bookmarkStart w:id="29" w:name="X57e1e47c48e4091ed117914727d9991875b2724"/>
-    <w:p>
-      <w:pPr>
-        <w:pStyle w:val="Heading2"/>
-      </w:pPr>
-      <w:r>
-        <w:t xml:space="preserve">2.3 Valcke, Standaert, Tuytens &amp; Vanderlinde (2023) – Onderwijsbeleid in Vlaanderen ⚠️</w:t>
-      </w:r>
-    </w:p>
-    <w:p>
-      <w:pPr>
-        <w:pStyle w:val="FirstParagraph"/>
-      </w:pPr>
-      <w:r>
-        <w:rPr>
-          <w:bCs/>
-          <w:b/>
-        </w:rPr>
-        <w:t xml:space="preserve">Kern.</w:t>
-      </w:r>
-      <w:r>
-        <w:t xml:space="preserve"> </w:t>
-      </w:r>
-      <w:r>
-        <w:t xml:space="preserve">Het boek geeft een overzicht van het</w:t>
-      </w:r>
-      <w:r>
-        <w:t xml:space="preserve"> </w:t>
-      </w:r>
-      <w:r>
-        <w:rPr>
-          <w:bCs/>
-          <w:b/>
-        </w:rPr>
-        <w:t xml:space="preserve">Vlaamse onderwijslandschap en onderwijsbeleid op macroniveau</w:t>
-      </w:r>
-      <w:r>
-        <w:t xml:space="preserve">. De derde, herwerkte uitgave verwerkt de recente hervormingen.</w:t>
-      </w:r>
-    </w:p>
-    <w:p>
-      <w:pPr>
-        <w:pStyle w:val="BodyText"/>
-      </w:pPr>
-      <w:r>
-        <w:rPr>
-          <w:bCs/>
-          <w:b/>
-        </w:rPr>
-        <w:t xml:space="preserve">Belangrijke thema’s:</w:t>
-      </w:r>
-      <w:r>
-        <w:t xml:space="preserve"> </w:t>
-      </w:r>
-      <w:r>
-        <w:t xml:space="preserve">-</w:t>
-      </w:r>
-      <w:r>
-        <w:t xml:space="preserve"> </w:t>
-      </w:r>
-      <w:r>
-        <w:rPr>
-          <w:bCs/>
-          <w:b/>
-        </w:rPr>
-        <w:t xml:space="preserve">Vrijheid van onderwijs</w:t>
-      </w:r>
-      <w:r>
-        <w:t xml:space="preserve"> </w:t>
-      </w:r>
-      <w:r>
-        <w:t xml:space="preserve">(art. 24 Grondwet), de onderwijs</w:t>
-      </w:r>
-      <w:r>
-        <w:rPr>
-          <w:bCs/>
-          <w:b/>
-        </w:rPr>
-        <w:t xml:space="preserve">netten</w:t>
-      </w:r>
-      <w:r>
-        <w:t xml:space="preserve"> </w:t>
-      </w:r>
-      <w:r>
-        <w:t xml:space="preserve">(GO!, officieel gesubsidieerd onderwijs, vrij gesubsidieerd onderwijs) en de</w:t>
-      </w:r>
-      <w:r>
-        <w:t xml:space="preserve"> </w:t>
-      </w:r>
-      <w:r>
-        <w:rPr>
-          <w:bCs/>
-          <w:b/>
-        </w:rPr>
-        <w:t xml:space="preserve">koepels</w:t>
-      </w:r>
-      <w:r>
-        <w:t xml:space="preserve">.</w:t>
-      </w:r>
-      <w:r>
-        <w:t xml:space="preserve"> </w:t>
-      </w:r>
-      <w:r>
-        <w:t xml:space="preserve">-</w:t>
-      </w:r>
-      <w:r>
-        <w:t xml:space="preserve"> </w:t>
-      </w:r>
-      <w:r>
-        <w:rPr>
-          <w:bCs/>
-          <w:b/>
-        </w:rPr>
-        <w:t xml:space="preserve">Actoren</w:t>
-      </w:r>
-      <w:r>
-        <w:t xml:space="preserve">:</w:t>
-      </w:r>
-      <w:r>
-        <w:t xml:space="preserve"> </w:t>
-      </w:r>
-      <w:r>
-        <w:t xml:space="preserve">- minister en Departement Onderwijs</w:t>
-      </w:r>
-      <w:r>
-        <w:t xml:space="preserve"> </w:t>
-      </w:r>
-      <w:r>
-        <w:t xml:space="preserve">- AHOVOKS</w:t>
-      </w:r>
-      <w:r>
-        <w:t xml:space="preserve"> </w:t>
-      </w:r>
-      <w:r>
-        <w:t xml:space="preserve">- de</w:t>
-      </w:r>
-      <w:r>
-        <w:t xml:space="preserve"> </w:t>
-      </w:r>
-      <w:r>
-        <w:rPr>
-          <w:bCs/>
-          <w:b/>
-        </w:rPr>
-        <w:t xml:space="preserve">onderwijsinspectie</w:t>
-      </w:r>
-      <w:r>
-        <w:t xml:space="preserve"> </w:t>
-      </w:r>
-      <w:r>
-        <w:t xml:space="preserve">(referentiekader OK)</w:t>
-      </w:r>
-      <w:r>
-        <w:t xml:space="preserve"> </w:t>
-      </w:r>
-      <w:r>
-        <w:t xml:space="preserve">- pedagogische begeleidingsdiensten</w:t>
-      </w:r>
-      <w:r>
-        <w:t xml:space="preserve"> </w:t>
-      </w:r>
-      <w:r>
-        <w:t xml:space="preserve">- CLB’s</w:t>
-      </w:r>
-      <w:r>
-        <w:t xml:space="preserve"> </w:t>
-      </w:r>
-      <w:r>
-        <w:t xml:space="preserve">- LOP’s</w:t>
-      </w:r>
-      <w:r>
-        <w:t xml:space="preserve"> </w:t>
-      </w:r>
-      <w:r>
-        <w:t xml:space="preserve">- de Vlaamse Onderwijsraad (VLOR)</w:t>
-      </w:r>
-      <w:r>
-        <w:t xml:space="preserve"> </w:t>
-      </w:r>
-      <w:r>
-        <w:t xml:space="preserve">-</w:t>
-      </w:r>
-      <w:r>
-        <w:t xml:space="preserve"> </w:t>
-      </w:r>
-      <w:r>
-        <w:rPr>
-          <w:bCs/>
-          <w:b/>
-        </w:rPr>
-        <w:t xml:space="preserve">Beleidsinstrumenten</w:t>
-      </w:r>
-      <w:r>
-        <w:t xml:space="preserve">:</w:t>
-      </w:r>
-      <w:r>
-        <w:t xml:space="preserve"> </w:t>
-      </w:r>
-      <w:r>
-        <w:t xml:space="preserve">- regelgeving (decreten)</w:t>
-      </w:r>
-      <w:r>
-        <w:t xml:space="preserve"> </w:t>
-      </w:r>
-      <w:r>
-        <w:t xml:space="preserve">- financiering (werkingsmiddelen, omkadering, SES-middelen)</w:t>
-      </w:r>
-      <w:r>
-        <w:t xml:space="preserve"> </w:t>
-      </w:r>
-      <w:r>
-        <w:t xml:space="preserve">-</w:t>
-      </w:r>
-      <w:r>
-        <w:t xml:space="preserve"> </w:t>
-      </w:r>
-      <w:r>
-        <w:rPr>
-          <w:bCs/>
-          <w:b/>
-        </w:rPr>
-        <w:t xml:space="preserve">eindtermen en minimumdoelen</w:t>
-      </w:r>
-      <w:r>
-        <w:t xml:space="preserve"> </w:t>
-      </w:r>
-      <w:r>
-        <w:t xml:space="preserve">- kwaliteitszorg</w:t>
-      </w:r>
-      <w:r>
-        <w:t xml:space="preserve"> </w:t>
-      </w:r>
-      <w:r>
-        <w:t xml:space="preserve">-</w:t>
-      </w:r>
-      <w:r>
-        <w:t xml:space="preserve"> </w:t>
-      </w:r>
-      <w:r>
-        <w:rPr>
-          <w:bCs/>
-          <w:b/>
-        </w:rPr>
-        <w:t xml:space="preserve">Vlaamse toetsen</w:t>
-      </w:r>
-      <w:r>
-        <w:t xml:space="preserve"> </w:t>
-      </w:r>
-      <w:r>
-        <w:t xml:space="preserve">-</w:t>
-      </w:r>
-      <w:r>
-        <w:t xml:space="preserve"> </w:t>
-      </w:r>
-      <w:r>
-        <w:rPr>
-          <w:bCs/>
-          <w:b/>
-        </w:rPr>
-        <w:t xml:space="preserve">Gelijke kansen</w:t>
-      </w:r>
-      <w:r>
-        <w:t xml:space="preserve">: GOK-beleid, inschrijvingsbeleid, M-decreet →</w:t>
-      </w:r>
-      <w:r>
-        <w:t xml:space="preserve"> </w:t>
-      </w:r>
-      <w:r>
-        <w:rPr>
-          <w:bCs/>
-          <w:b/>
-        </w:rPr>
-        <w:t xml:space="preserve">decreet leersteun</w:t>
-      </w:r>
-      <w:r>
-        <w:t xml:space="preserve">.</w:t>
-      </w:r>
-      <w:r>
-        <w:t xml:space="preserve"> </w:t>
-      </w:r>
-      <w:r>
-        <w:t xml:space="preserve">-</w:t>
-      </w:r>
-      <w:r>
-        <w:t xml:space="preserve"> </w:t>
-      </w:r>
-      <w:r>
-        <w:rPr>
-          <w:bCs/>
-          <w:b/>
-        </w:rPr>
-        <w:t xml:space="preserve">Leraren</w:t>
-      </w:r>
-      <w:r>
-        <w:t xml:space="preserve">: lerarenopleiding, lerarentekort, professionalisering.</w:t>
-      </w:r>
-      <w:r>
-        <w:t xml:space="preserve"> </w:t>
-      </w:r>
-      <w:r>
-        <w:t xml:space="preserve">-</w:t>
-      </w:r>
-      <w:r>
-        <w:t xml:space="preserve"> </w:t>
-      </w:r>
-      <w:r>
-        <w:rPr>
-          <w:bCs/>
-          <w:b/>
-        </w:rPr>
-        <w:t xml:space="preserve">Kwaliteitsdebat</w:t>
-      </w:r>
-      <w:r>
-        <w:t xml:space="preserve">: dalende resultaten in</w:t>
-      </w:r>
-      <w:r>
-        <w:t xml:space="preserve"> </w:t>
-      </w:r>
-      <w:r>
-        <w:rPr>
-          <w:bCs/>
-          <w:b/>
-        </w:rPr>
-        <w:t xml:space="preserve">PISA, PIRLS en TIMSS</w:t>
-      </w:r>
-      <w:r>
-        <w:t xml:space="preserve">, de commissie-Beter Onderwijs, en de spanning tussen autonomie en sturing.</w:t>
-      </w:r>
-      <w:r>
-        <w:t xml:space="preserve"> </w:t>
-      </w:r>
-      <w:r>
-        <w:t xml:space="preserve">-</w:t>
-      </w:r>
-      <w:r>
-        <w:t xml:space="preserve"> </w:t>
-      </w:r>
-      <w:r>
-        <w:rPr>
-          <w:bCs/>
-          <w:b/>
-        </w:rPr>
-        <w:t xml:space="preserve">Beleidsprocessen</w:t>
-      </w:r>
-      <w:r>
-        <w:t xml:space="preserve">: agendasetting, beleidsvorming, implementatie en evaluatie.</w:t>
-      </w:r>
-    </w:p>
-    <w:p>
-      <w:pPr>
-        <w:pStyle w:val="BodyText"/>
-      </w:pPr>
-      <w:r>
-        <w:rPr>
-          <w:bCs/>
-          <w:b/>
-        </w:rPr>
-        <w:t xml:space="preserve">Test jezelf:</w:t>
-      </w:r>
-      <w:r>
-        <w:t xml:space="preserve"> </w:t>
-      </w:r>
-      <w:r>
-        <w:t xml:space="preserve">Welke rol speelt de vrijheid van onderwijs in de manier waarop de Vlaamse overheid onderwijs stuurt?</w:t>
+        <w:t xml:space="preserve">Wat houdt de vrijheid van onderwijs in? Hoe beperkt ze de sturingsmogelijkheden van de overheid? Wat is responsabilisering?</w:t>
       </w:r>
     </w:p>
     <w:p>
@@ -2955,9 +3580,9 @@
         </w:pict>
       </w:r>
     </w:p>
-    <w:bookmarkEnd w:id="29"/>
-    <w:bookmarkEnd w:id="30"/>
-    <w:bookmarkStart w:id="32" w:name="X2c563f12238adda52e22293683cd5b3f4a39646"/>
+    <w:bookmarkEnd w:id="31"/>
+    <w:bookmarkEnd w:id="32"/>
+    <w:bookmarkStart w:id="35" w:name="X2c563f12238adda52e22293683cd5b3f4a39646"/>
     <w:p>
       <w:pPr>
         <w:pStyle w:val="Heading1"/>
@@ -2966,13 +3591,13 @@
         <w:t xml:space="preserve">3. Sociologische perspectieven op interculturaliteit en de lerende samenleving</w:t>
       </w:r>
     </w:p>
-    <w:bookmarkStart w:id="31" w:name="X41ac1c41c3f5d45aa5c9b4665415d2eca2adaa4"/>
+    <w:bookmarkStart w:id="34" w:name="Xdaa8f4d28f5ba97d146f2e6264fe71d081eed87"/>
     <w:p>
       <w:pPr>
         <w:pStyle w:val="Heading2"/>
       </w:pPr>
       <w:r>
-        <w:t xml:space="preserve">3.1 Demanet, Van Houtte &amp; Vermeulen (2024) – Sociologen over onderwijs ⚠️</w:t>
+        <w:t xml:space="preserve">3.1 Demanet, Van Houtte &amp; Vermeulen (2024) – Sociologen over onderwijs ⚠️ (deels gecontroleerd)</w:t>
       </w:r>
     </w:p>
     <w:p>
@@ -2980,23 +3605,30 @@
         <w:pStyle w:val="FirstParagraph"/>
       </w:pPr>
       <w:r>
-        <w:t xml:space="preserve">De hoofdstukken 2, 4, 5, 6 en 16 hoef je niet te kennen. Ik weet niet exact welke hoofdstukken welke thema’s dekken, daarom volgt hieronder een overzicht van de</w:t>
-      </w:r>
-      <w:r>
-        <w:t xml:space="preserve"> </w:t>
-      </w:r>
-      <w:r>
-        <w:rPr>
-          <w:bCs/>
-          <w:b/>
-        </w:rPr>
-        <w:t xml:space="preserve">kernthema’s</w:t>
-      </w:r>
-      <w:r>
-        <w:t xml:space="preserve"> </w:t>
-      </w:r>
-      <w:r>
-        <w:t xml:space="preserve">van zo’n handboek.</w:t>
+        <w:rPr>
+          <w:bCs/>
+          <w:b/>
+        </w:rPr>
+        <w:t xml:space="preserve">Over het boek.</w:t>
+      </w:r>
+      <w:r>
+        <w:t xml:space="preserve"> </w:t>
+      </w:r>
+      <w:r>
+        <w:t xml:space="preserve">Garant, 2024, derde gewijzigde druk, 454 p. Het is een bundel van een dertigtal onderwijsonderzoekers uit Vlaanderen en Nederland, met als ondertitel</w:t>
+      </w:r>
+      <w:r>
+        <w:t xml:space="preserve"> </w:t>
+      </w:r>
+      <w:r>
+        <w:rPr>
+          <w:iCs/>
+          <w:i/>
+        </w:rPr>
+        <w:t xml:space="preserve">inzichten, praktijken en kritieken</w:t>
+      </w:r>
+      <w:r>
+        <w:t xml:space="preserve">.</w:t>
       </w:r>
     </w:p>
     <w:p>
@@ -3008,7 +3640,499 @@
           <w:bCs/>
           <w:b/>
         </w:rPr>
-        <w:t xml:space="preserve">Klassieke perspectieven:</w:t>
+        <w:t xml:space="preserve">Niet te kennen:</w:t>
+      </w:r>
+      <w:r>
+        <w:t xml:space="preserve"> </w:t>
+      </w:r>
+      <w:r>
+        <w:t xml:space="preserve">H2, 4, 5, 6 en 16. Online vond ik dat</w:t>
+      </w:r>
+      <w:r>
+        <w:t xml:space="preserve"> </w:t>
+      </w:r>
+      <w:r>
+        <w:rPr>
+          <w:bCs/>
+          <w:b/>
+        </w:rPr>
+        <w:t xml:space="preserve">H16 = Veenstra &amp; Huitsing,</w:t>
+      </w:r>
+      <w:r>
+        <w:rPr>
+          <w:bCs/>
+          <w:b/>
+        </w:rPr>
+        <w:t xml:space="preserve"> </w:t>
+      </w:r>
+      <w:r>
+        <w:rPr>
+          <w:bCs/>
+          <w:b/>
+        </w:rPr>
+        <w:t xml:space="preserve">“</w:t>
+      </w:r>
+      <w:r>
+        <w:rPr>
+          <w:bCs/>
+          <w:b/>
+        </w:rPr>
+        <w:t xml:space="preserve">Sociale ontwikkeling en groepsprocessen in de klas</w:t>
+      </w:r>
+      <w:r>
+        <w:rPr>
+          <w:bCs/>
+          <w:b/>
+        </w:rPr>
+        <w:t xml:space="preserve">”</w:t>
+      </w:r>
+      <w:r>
+        <w:t xml:space="preserve">. Dat hoofdstuk valt dus weg.</w:t>
+      </w:r>
+    </w:p>
+    <w:p>
+      <w:pPr>
+        <w:pStyle w:val="BodyText"/>
+      </w:pPr>
+      <w:r>
+        <w:rPr>
+          <w:bCs/>
+          <w:b/>
+        </w:rPr>
+        <w:t xml:space="preserve">Hoofdstukken die ik online kon terugvinden</w:t>
+      </w:r>
+      <w:r>
+        <w:t xml:space="preserve"> </w:t>
+      </w:r>
+      <w:r>
+        <w:t xml:space="preserve">(paginanummers bij benadering):</w:t>
+      </w:r>
+    </w:p>
+    <w:tbl>
+      <w:tblPr>
+        <w:tblStyle w:val="Table"/>
+        <w:tblW w:type="pct" w:w="5000"/>
+        <w:tblLook w:firstRow="1" w:lastRow="0" w:firstColumn="0" w:lastColumn="0" w:noHBand="0" w:noVBand="0" w:val="0020"/>
+        <w:jc w:val="start"/>
+      </w:tblPr>
+      <w:tblGrid>
+        <w:gridCol w:w="2640"/>
+        <w:gridCol w:w="2640"/>
+        <w:gridCol w:w="2640"/>
+      </w:tblGrid>
+      <w:tr>
+        <w:trPr>
+          <w:tblHeader w:val="true"/>
+        </w:trPr>
+        <w:tc>
+          <w:tcPr/>
+          <w:p>
+            <w:pPr>
+              <w:pStyle w:val="Compact"/>
+              <w:jc w:val="left"/>
+            </w:pPr>
+            <w:r>
+              <w:t xml:space="preserve">Hoofdstuk</w:t>
+            </w:r>
+          </w:p>
+        </w:tc>
+        <w:tc>
+          <w:tcPr/>
+          <w:p>
+            <w:pPr>
+              <w:pStyle w:val="Compact"/>
+              <w:jc w:val="left"/>
+            </w:pPr>
+            <w:r>
+              <w:t xml:space="preserve">Auteurs</w:t>
+            </w:r>
+          </w:p>
+        </w:tc>
+        <w:tc>
+          <w:tcPr/>
+          <w:p>
+            <w:pPr>
+              <w:pStyle w:val="Compact"/>
+              <w:jc w:val="left"/>
+            </w:pPr>
+            <w:r>
+              <w:t xml:space="preserve">Te kennen?</w:t>
+            </w:r>
+          </w:p>
+        </w:tc>
+      </w:tr>
+      <w:tr>
+        <w:tc>
+          <w:tcPr/>
+          <w:p>
+            <w:pPr>
+              <w:pStyle w:val="Compact"/>
+              <w:jc w:val="left"/>
+            </w:pPr>
+            <w:r>
+              <w:t xml:space="preserve">Kwantitatieve methoden in de onderwijssociologie (p. 113–140)</w:t>
+            </w:r>
+          </w:p>
+        </w:tc>
+        <w:tc>
+          <w:tcPr/>
+          <w:p>
+            <w:pPr>
+              <w:pStyle w:val="Compact"/>
+              <w:jc w:val="left"/>
+            </w:pPr>
+            <w:r>
+              <w:t xml:space="preserve">Demanet</w:t>
+            </w:r>
+          </w:p>
+        </w:tc>
+        <w:tc>
+          <w:tcPr/>
+          <w:p>
+            <w:pPr>
+              <w:pStyle w:val="Compact"/>
+              <w:jc w:val="left"/>
+            </w:pPr>
+            <w:r>
+              <w:t xml:space="preserve">waarschijnlijk H4 of H5 →</w:t>
+            </w:r>
+            <w:r>
+              <w:t xml:space="preserve"> </w:t>
+            </w:r>
+            <w:r>
+              <w:rPr>
+                <w:bCs/>
+                <w:b/>
+              </w:rPr>
+              <w:t xml:space="preserve">controleren</w:t>
+            </w:r>
+          </w:p>
+        </w:tc>
+      </w:tr>
+      <w:tr>
+        <w:tc>
+          <w:tcPr/>
+          <w:p>
+            <w:pPr>
+              <w:pStyle w:val="Compact"/>
+              <w:jc w:val="left"/>
+            </w:pPr>
+            <w:r>
+              <w:t xml:space="preserve">De onderwijscohortstudie als motor voor de onderwijssociologie (p. 141–154)</w:t>
+            </w:r>
+          </w:p>
+        </w:tc>
+        <w:tc>
+          <w:tcPr/>
+          <w:p>
+            <w:pPr>
+              <w:pStyle w:val="Compact"/>
+              <w:jc w:val="left"/>
+            </w:pPr>
+            <w:r>
+              <w:t xml:space="preserve">Vermeulen &amp; Van der Velden</w:t>
+            </w:r>
+          </w:p>
+        </w:tc>
+        <w:tc>
+          <w:tcPr/>
+          <w:p>
+            <w:pPr>
+              <w:pStyle w:val="Compact"/>
+              <w:jc w:val="left"/>
+            </w:pPr>
+            <w:r>
+              <w:t xml:space="preserve">waarschijnlijk H5 of H6 →</w:t>
+            </w:r>
+            <w:r>
+              <w:t xml:space="preserve"> </w:t>
+            </w:r>
+            <w:r>
+              <w:rPr>
+                <w:bCs/>
+                <w:b/>
+              </w:rPr>
+              <w:t xml:space="preserve">controleren</w:t>
+            </w:r>
+          </w:p>
+        </w:tc>
+      </w:tr>
+      <w:tr>
+        <w:tc>
+          <w:tcPr/>
+          <w:p>
+            <w:pPr>
+              <w:pStyle w:val="Compact"/>
+              <w:jc w:val="left"/>
+            </w:pPr>
+            <w:r>
+              <w:t xml:space="preserve">Een landkaart van de lespraktijk: sociologisch kijken naar curricula (p. 159–175)</w:t>
+            </w:r>
+          </w:p>
+        </w:tc>
+        <w:tc>
+          <w:tcPr/>
+          <w:p>
+            <w:pPr>
+              <w:pStyle w:val="Compact"/>
+              <w:jc w:val="left"/>
+            </w:pPr>
+            <w:r>
+              <w:t xml:space="preserve">Vermeulen</w:t>
+            </w:r>
+          </w:p>
+        </w:tc>
+        <w:tc>
+          <w:tcPr/>
+          <w:p>
+            <w:pPr>
+              <w:pStyle w:val="Compact"/>
+              <w:jc w:val="left"/>
+            </w:pPr>
+            <w:r>
+              <w:t xml:space="preserve">ja (waarschijnlijk)</w:t>
+            </w:r>
+          </w:p>
+        </w:tc>
+      </w:tr>
+      <w:tr>
+        <w:tc>
+          <w:tcPr/>
+          <w:p>
+            <w:pPr>
+              <w:pStyle w:val="Compact"/>
+              <w:jc w:val="left"/>
+            </w:pPr>
+            <w:r>
+              <w:t xml:space="preserve">Het beroep van leraar (p. 223–246)</w:t>
+            </w:r>
+          </w:p>
+        </w:tc>
+        <w:tc>
+          <w:tcPr/>
+          <w:p>
+            <w:pPr>
+              <w:pStyle w:val="Compact"/>
+              <w:jc w:val="left"/>
+            </w:pPr>
+            <w:r>
+              <w:t xml:space="preserve">Vermeulen, Van der Meer, Van Droogenbroeck</w:t>
+            </w:r>
+          </w:p>
+        </w:tc>
+        <w:tc>
+          <w:tcPr/>
+          <w:p>
+            <w:pPr>
+              <w:pStyle w:val="Compact"/>
+              <w:jc w:val="left"/>
+            </w:pPr>
+            <w:r>
+              <w:t xml:space="preserve">ja</w:t>
+            </w:r>
+          </w:p>
+        </w:tc>
+      </w:tr>
+      <w:tr>
+        <w:tc>
+          <w:tcPr/>
+          <w:p>
+            <w:pPr>
+              <w:pStyle w:val="Compact"/>
+              <w:jc w:val="left"/>
+            </w:pPr>
+            <w:r>
+              <w:t xml:space="preserve">H13 Gender in het onderwijs (p. 291–312)</w:t>
+            </w:r>
+          </w:p>
+        </w:tc>
+        <w:tc>
+          <w:tcPr/>
+          <w:p>
+            <w:pPr>
+              <w:pStyle w:val="Compact"/>
+              <w:jc w:val="left"/>
+            </w:pPr>
+            <w:r>
+              <w:t xml:space="preserve">Volman &amp; Vantieghem</w:t>
+            </w:r>
+          </w:p>
+        </w:tc>
+        <w:tc>
+          <w:tcPr/>
+          <w:p>
+            <w:pPr>
+              <w:pStyle w:val="Compact"/>
+              <w:jc w:val="left"/>
+            </w:pPr>
+            <w:r>
+              <w:t xml:space="preserve">ja</w:t>
+            </w:r>
+          </w:p>
+        </w:tc>
+      </w:tr>
+      <w:tr>
+        <w:tc>
+          <w:tcPr/>
+          <w:p>
+            <w:pPr>
+              <w:pStyle w:val="Compact"/>
+              <w:jc w:val="left"/>
+            </w:pPr>
+            <w:r>
+              <w:t xml:space="preserve">Bevorderen van burgerschap als maatschappelijke opdracht van de school (p. 317–338)</w:t>
+            </w:r>
+          </w:p>
+        </w:tc>
+        <w:tc>
+          <w:tcPr/>
+          <w:p>
+            <w:pPr>
+              <w:pStyle w:val="Compact"/>
+              <w:jc w:val="left"/>
+            </w:pPr>
+            <w:r>
+              <w:t xml:space="preserve">Ten Dam, Dijkstra, Janmaat</w:t>
+            </w:r>
+          </w:p>
+        </w:tc>
+        <w:tc>
+          <w:tcPr/>
+          <w:p>
+            <w:pPr>
+              <w:pStyle w:val="Compact"/>
+              <w:jc w:val="left"/>
+            </w:pPr>
+            <w:r>
+              <w:t xml:space="preserve">ja</w:t>
+            </w:r>
+          </w:p>
+        </w:tc>
+      </w:tr>
+      <w:tr>
+        <w:tc>
+          <w:tcPr/>
+          <w:p>
+            <w:pPr>
+              <w:pStyle w:val="Compact"/>
+              <w:jc w:val="left"/>
+            </w:pPr>
+            <w:r>
+              <w:t xml:space="preserve">Etnische diversiteit in het onderwijs (p. 339–…)</w:t>
+            </w:r>
+          </w:p>
+        </w:tc>
+        <w:tc>
+          <w:tcPr/>
+          <w:p>
+            <w:pPr>
+              <w:pStyle w:val="Compact"/>
+              <w:jc w:val="left"/>
+            </w:pPr>
+            <w:r>
+              <w:t xml:space="preserve">Agirdag</w:t>
+            </w:r>
+          </w:p>
+        </w:tc>
+        <w:tc>
+          <w:tcPr/>
+          <w:p>
+            <w:pPr>
+              <w:pStyle w:val="Compact"/>
+              <w:jc w:val="left"/>
+            </w:pPr>
+            <w:r>
+              <w:t xml:space="preserve">ja</w:t>
+            </w:r>
+          </w:p>
+        </w:tc>
+      </w:tr>
+      <w:tr>
+        <w:tc>
+          <w:tcPr/>
+          <w:p>
+            <w:pPr>
+              <w:pStyle w:val="Compact"/>
+              <w:jc w:val="left"/>
+            </w:pPr>
+            <w:r>
+              <w:t xml:space="preserve">H16 Sociale ontwikkeling en groepsprocessen in de klas</w:t>
+            </w:r>
+          </w:p>
+        </w:tc>
+        <w:tc>
+          <w:tcPr/>
+          <w:p>
+            <w:pPr>
+              <w:pStyle w:val="Compact"/>
+              <w:jc w:val="left"/>
+            </w:pPr>
+            <w:r>
+              <w:t xml:space="preserve">Veenstra &amp; Huitsing</w:t>
+            </w:r>
+          </w:p>
+        </w:tc>
+        <w:tc>
+          <w:tcPr/>
+          <w:p>
+            <w:pPr>
+              <w:pStyle w:val="Compact"/>
+              <w:jc w:val="left"/>
+            </w:pPr>
+            <w:r>
+              <w:rPr>
+                <w:bCs/>
+                <w:b/>
+              </w:rPr>
+              <w:t xml:space="preserve">nee</w:t>
+            </w:r>
+          </w:p>
+        </w:tc>
+      </w:tr>
+    </w:tbl>
+    <w:p>
+      <w:pPr>
+        <w:pStyle w:val="BodyText"/>
+      </w:pPr>
+      <w:r>
+        <w:t xml:space="preserve">H2, 4, 5 en 6 vallen waarschijnlijk samen met de</w:t>
+      </w:r>
+      <w:r>
+        <w:t xml:space="preserve"> </w:t>
+      </w:r>
+      <w:r>
+        <w:rPr>
+          <w:bCs/>
+          <w:b/>
+        </w:rPr>
+        <w:t xml:space="preserve">methodologische</w:t>
+      </w:r>
+      <w:r>
+        <w:t xml:space="preserve"> </w:t>
+      </w:r>
+      <w:r>
+        <w:t xml:space="preserve">hoofdstukken (kwantitatief, kwalitatief, cohortstudies). Kijk dit na in de inhoudstafel.</w:t>
+      </w:r>
+    </w:p>
+    <w:bookmarkStart w:id="33" w:name="kernthemas"/>
+    <w:p>
+      <w:pPr>
+        <w:pStyle w:val="Heading3"/>
+      </w:pPr>
+      <w:r>
+        <w:t xml:space="preserve">Kernthema’s</w:t>
+      </w:r>
+    </w:p>
+    <w:p>
+      <w:pPr>
+        <w:pStyle w:val="FirstParagraph"/>
+      </w:pPr>
+      <w:r>
+        <w:rPr>
+          <w:bCs/>
+          <w:b/>
+        </w:rPr>
+        <w:t xml:space="preserve">Theoretische perspectieven (meestal in H1, de inleiding):</w:t>
       </w:r>
       <w:r>
         <w:t xml:space="preserve"> </w:t>
@@ -3030,10 +4154,7 @@
         <w:t xml:space="preserve"> </w:t>
       </w:r>
       <w:r>
-        <w:t xml:space="preserve">(Durkheim, Parsons, Davis &amp; Moore): onderwijs dient voor socialisatie en selectie, en houdt de</w:t>
-      </w:r>
-      <w:r>
-        <w:t xml:space="preserve"> </w:t>
+        <w:t xml:space="preserve">(Durkheim, Parsons, Davis &amp; Moore): onderwijs zorgt voor socialisatie en voor selectie op basis van verdienste (</w:t>
       </w:r>
       <w:r>
         <w:rPr>
@@ -3043,10 +4164,7 @@
         <w:t xml:space="preserve">meritocratie</w:t>
       </w:r>
       <w:r>
-        <w:t xml:space="preserve"> </w:t>
-      </w:r>
-      <w:r>
-        <w:t xml:space="preserve">in stand.</w:t>
+        <w:t xml:space="preserve">).</w:t>
       </w:r>
       <w:r>
         <w:t xml:space="preserve"> </w:t>
@@ -3068,7 +4186,7 @@
         <w:t xml:space="preserve"> </w:t>
       </w:r>
       <w:r>
-        <w:t xml:space="preserve">(Marx, Bowles &amp; Gintis): onderwijs</w:t>
+        <w:t xml:space="preserve">(Bowles &amp; Gintis): onderwijs</w:t>
       </w:r>
       <w:r>
         <w:t xml:space="preserve"> </w:t>
@@ -3154,17 +4272,7 @@
         <w:t xml:space="preserve"> </w:t>
       </w:r>
       <w:r>
-        <w:t xml:space="preserve">- de school beloont de cultuur van de middenklasse, wat leidt tot</w:t>
-      </w:r>
-      <w:r>
-        <w:t xml:space="preserve"> </w:t>
-      </w:r>
-      <w:r>
-        <w:rPr>
-          <w:bCs/>
-          <w:b/>
-        </w:rPr>
-        <w:t xml:space="preserve">sociale reproductie</w:t>
+        <w:t xml:space="preserve">- de school beloont de cultuur van de middenklasse, wat leidt tot sociale reproductie</w:t>
       </w:r>
       <w:r>
         <w:t xml:space="preserve"> </w:t>
@@ -3221,7 +4329,7 @@
         <w:t xml:space="preserve">secundaire effecten</w:t>
       </w:r>
       <w:r>
-        <w:t xml:space="preserve">: verschillende studiekeuzes bij gelijke prestaties</w:t>
+        <w:t xml:space="preserve">: verschillende keuzes bij gelijke prestaties</w:t>
       </w:r>
       <w:r>
         <w:t xml:space="preserve"> </w:t>
@@ -3237,10 +4345,137 @@
           <w:bCs/>
           <w:b/>
         </w:rPr>
-        <w:t xml:space="preserve">Coleman</w:t>
-      </w:r>
-      <w:r>
-        <w:t xml:space="preserve">: sociaal kapitaal en het Coleman-rapport (het gezin weegt zwaarder dan de school).</w:t>
+        <w:t xml:space="preserve">Symbolisch interactionisme</w:t>
+      </w:r>
+      <w:r>
+        <w:t xml:space="preserve">: etikettering, verwachtingen, de self-fulfilling prophecy.</w:t>
+      </w:r>
+    </w:p>
+    <w:p>
+      <w:pPr>
+        <w:pStyle w:val="BodyText"/>
+      </w:pPr>
+      <w:r>
+        <w:rPr>
+          <w:bCs/>
+          <w:b/>
+        </w:rPr>
+        <w:t xml:space="preserve">Curriculum (Vermeulen):</w:t>
+      </w:r>
+      <w:r>
+        <w:t xml:space="preserve"> </w:t>
+      </w:r>
+      <w:r>
+        <w:t xml:space="preserve">- Wat wordt onderwezen, en wie beslist dat? Wiens kennis telt?</w:t>
+      </w:r>
+      <w:r>
+        <w:t xml:space="preserve"> </w:t>
+      </w:r>
+      <w:r>
+        <w:t xml:space="preserve">- Het</w:t>
+      </w:r>
+      <w:r>
+        <w:t xml:space="preserve"> </w:t>
+      </w:r>
+      <w:r>
+        <w:rPr>
+          <w:bCs/>
+          <w:b/>
+        </w:rPr>
+        <w:t xml:space="preserve">verborgen curriculum</w:t>
+      </w:r>
+      <w:r>
+        <w:t xml:space="preserve">.</w:t>
+      </w:r>
+      <w:r>
+        <w:t xml:space="preserve"> </w:t>
+      </w:r>
+      <w:r>
+        <w:t xml:space="preserve">- Link met Apple (2018), vrijblijvend.</w:t>
+      </w:r>
+    </w:p>
+    <w:p>
+      <w:pPr>
+        <w:pStyle w:val="BodyText"/>
+      </w:pPr>
+      <w:r>
+        <w:rPr>
+          <w:bCs/>
+          <w:b/>
+        </w:rPr>
+        <w:t xml:space="preserve">Het beroep van leraar:</w:t>
+      </w:r>
+      <w:r>
+        <w:t xml:space="preserve"> </w:t>
+      </w:r>
+      <w:r>
+        <w:t xml:space="preserve">- status en professionalisering</w:t>
+      </w:r>
+      <w:r>
+        <w:t xml:space="preserve"> </w:t>
+      </w:r>
+      <w:r>
+        <w:t xml:space="preserve">- het lerarentekort (link met Gorard e.a., 2024)</w:t>
+      </w:r>
+      <w:r>
+        <w:t xml:space="preserve"> </w:t>
+      </w:r>
+      <w:r>
+        <w:t xml:space="preserve">- stress, burn-out en uitstroom</w:t>
+      </w:r>
+      <w:r>
+        <w:t xml:space="preserve"> </w:t>
+      </w:r>
+      <w:r>
+        <w:t xml:space="preserve">- leraarsverwachtingen en academisch optimisme (link met Lelieur e.a., 2023)</w:t>
+      </w:r>
+    </w:p>
+    <w:p>
+      <w:pPr>
+        <w:pStyle w:val="BodyText"/>
+      </w:pPr>
+      <w:r>
+        <w:rPr>
+          <w:bCs/>
+          <w:b/>
+        </w:rPr>
+        <w:t xml:space="preserve">Gender in het onderwijs (Volman &amp; Vantieghem):</w:t>
+      </w:r>
+      <w:r>
+        <w:t xml:space="preserve"> </w:t>
+      </w:r>
+      <w:r>
+        <w:t xml:space="preserve">- Jongens doen het gemiddeld minder goed (meer zittenblijven, meer vroegtijdig schoolverlaten).</w:t>
+      </w:r>
+      <w:r>
+        <w:t xml:space="preserve"> </w:t>
+      </w:r>
+      <w:r>
+        <w:t xml:space="preserve">- Meisjes kiezen minder vaak voor STEM.</w:t>
+      </w:r>
+      <w:r>
+        <w:t xml:space="preserve"> </w:t>
+      </w:r>
+      <w:r>
+        <w:t xml:space="preserve">- Verklaringen: genderstereotypen, socialisatie, de</w:t>
+      </w:r>
+      <w:r>
+        <w:t xml:space="preserve"> </w:t>
+      </w:r>
+      <w:r>
+        <w:t xml:space="preserve">“</w:t>
+      </w:r>
+      <w:r>
+        <w:t xml:space="preserve">anti-schoolse</w:t>
+      </w:r>
+      <w:r>
+        <w:t xml:space="preserve">”</w:t>
+      </w:r>
+      <w:r>
+        <w:t xml:space="preserve"> </w:t>
+      </w:r>
+      <w:r>
+        <w:t xml:space="preserve">mannelijkheidsnorm en verwachtingen van leraren.</w:t>
       </w:r>
       <w:r>
         <w:t xml:space="preserve"> </w:t>
@@ -3252,27 +4487,31 @@
         <w:t xml:space="preserve"> </w:t>
       </w:r>
       <w:r>
-        <w:rPr>
-          <w:bCs/>
-          <w:b/>
-        </w:rPr>
-        <w:t xml:space="preserve">Symbolisch interactionisme</w:t>
-      </w:r>
-      <w:r>
-        <w:t xml:space="preserve">:</w:t>
-      </w:r>
-      <w:r>
-        <w:t xml:space="preserve"> </w:t>
-      </w:r>
-      <w:r>
-        <w:rPr>
-          <w:bCs/>
-          <w:b/>
-        </w:rPr>
-        <w:t xml:space="preserve">etikettering</w:t>
-      </w:r>
-      <w:r>
-        <w:t xml:space="preserve">, verwachtingen en de self-fulfilling prophecy.</w:t>
+        <w:t xml:space="preserve">“</w:t>
+      </w:r>
+      <w:r>
+        <w:t xml:space="preserve">Een vraagstuk met veel kanten</w:t>
+      </w:r>
+      <w:r>
+        <w:t xml:space="preserve">”</w:t>
+      </w:r>
+      <w:r>
+        <w:t xml:space="preserve">: vermijd simplistische</w:t>
+      </w:r>
+      <w:r>
+        <w:t xml:space="preserve"> </w:t>
+      </w:r>
+      <w:r>
+        <w:t xml:space="preserve">“</w:t>
+      </w:r>
+      <w:r>
+        <w:t xml:space="preserve">jongenscrisis</w:t>
+      </w:r>
+      <w:r>
+        <w:t xml:space="preserve">”</w:t>
+      </w:r>
+      <w:r>
+        <w:t xml:space="preserve">-verhalen.</w:t>
       </w:r>
     </w:p>
     <w:p>
@@ -3284,7 +4523,41 @@
           <w:bCs/>
           <w:b/>
         </w:rPr>
-        <w:t xml:space="preserve">Hedendaagse Vlaamse thema’s:</w:t>
+        <w:t xml:space="preserve">Burgerschap (Ten Dam e.a.):</w:t>
+      </w:r>
+      <w:r>
+        <w:t xml:space="preserve"> </w:t>
+      </w:r>
+      <w:r>
+        <w:t xml:space="preserve">- Burgerschapsvorming als</w:t>
+      </w:r>
+      <w:r>
+        <w:t xml:space="preserve"> </w:t>
+      </w:r>
+      <w:r>
+        <w:rPr>
+          <w:bCs/>
+          <w:b/>
+        </w:rPr>
+        <w:t xml:space="preserve">maatschappelijke opdracht</w:t>
+      </w:r>
+      <w:r>
+        <w:t xml:space="preserve"> </w:t>
+      </w:r>
+      <w:r>
+        <w:t xml:space="preserve">van de school.</w:t>
+      </w:r>
+      <w:r>
+        <w:t xml:space="preserve"> </w:t>
+      </w:r>
+      <w:r>
+        <w:t xml:space="preserve">- Kennis, vaardigheden, houdingen en reflectie.</w:t>
+      </w:r>
+      <w:r>
+        <w:t xml:space="preserve"> </w:t>
+      </w:r>
+      <w:r>
+        <w:t xml:space="preserve">- De school als oefenplaats voor democratie (schoolklimaat, inspraak).</w:t>
       </w:r>
       <w:r>
         <w:t xml:space="preserve"> </w:t>
@@ -3300,13 +4573,53 @@
           <w:bCs/>
           <w:b/>
         </w:rPr>
-        <w:t xml:space="preserve">Onderwijsongelijkheid</w:t>
-      </w:r>
-      <w:r>
-        <w:t xml:space="preserve"> </w:t>
-      </w:r>
-      <w:r>
-        <w:t xml:space="preserve">naar SES, etniciteit, gender en thuistaal. Vlaanderen scoort in PISA slecht op gelijke kansen.</w:t>
+        <w:t xml:space="preserve">Ongelijkheid in burgerschapscompetenties</w:t>
+      </w:r>
+      <w:r>
+        <w:t xml:space="preserve"> </w:t>
+      </w:r>
+      <w:r>
+        <w:t xml:space="preserve">naar SES en onderwijsvorm.</w:t>
+      </w:r>
+    </w:p>
+    <w:p>
+      <w:pPr>
+        <w:pStyle w:val="BodyText"/>
+      </w:pPr>
+      <w:r>
+        <w:rPr>
+          <w:bCs/>
+          <w:b/>
+        </w:rPr>
+        <w:t xml:space="preserve">Etnische diversiteit (Agirdag):</w:t>
+      </w:r>
+      <w:r>
+        <w:t xml:space="preserve"> </w:t>
+      </w:r>
+      <w:r>
+        <w:t xml:space="preserve">- Leerlingen met een migratieachtergrond presteren in Vlaanderen sterk ondermaats.</w:t>
+      </w:r>
+      <w:r>
+        <w:t xml:space="preserve"> </w:t>
+      </w:r>
+      <w:r>
+        <w:t xml:space="preserve">- Verklaringen: SES, taal,</w:t>
+      </w:r>
+      <w:r>
+        <w:t xml:space="preserve"> </w:t>
+      </w:r>
+      <w:r>
+        <w:rPr>
+          <w:bCs/>
+          <w:b/>
+        </w:rPr>
+        <w:t xml:space="preserve">segregatie</w:t>
+      </w:r>
+      <w:r>
+        <w:t xml:space="preserve"> </w:t>
+      </w:r>
+      <w:r>
+        <w:t xml:space="preserve">en schoolcompositie, tracking (watervalsysteem), verwachtingen, discriminatie.</w:t>
       </w:r>
       <w:r>
         <w:t xml:space="preserve"> </w:t>
@@ -3322,156 +4635,42 @@
           <w:bCs/>
           <w:b/>
         </w:rPr>
-        <w:t xml:space="preserve">Tracking en het watervalsysteem</w:t>
-      </w:r>
-      <w:r>
-        <w:t xml:space="preserve">: vroege studiekeuze, een hiërarchie van onderwijsvormen en (de)motivatie.</w:t>
-      </w:r>
-      <w:r>
-        <w:t xml:space="preserve"> </w:t>
-      </w:r>
-      <w:r>
-        <w:t xml:space="preserve">-</w:t>
-      </w:r>
-      <w:r>
-        <w:t xml:space="preserve"> </w:t>
-      </w:r>
-      <w:r>
-        <w:rPr>
-          <w:bCs/>
-          <w:b/>
-        </w:rPr>
-        <w:t xml:space="preserve">Schoolcompositie-effecten</w:t>
-      </w:r>
-      <w:r>
-        <w:t xml:space="preserve"> </w:t>
-      </w:r>
-      <w:r>
-        <w:t xml:space="preserve">en</w:t>
-      </w:r>
-      <w:r>
-        <w:t xml:space="preserve"> </w:t>
-      </w:r>
-      <w:r>
-        <w:rPr>
-          <w:bCs/>
-          <w:b/>
-        </w:rPr>
-        <w:t xml:space="preserve">segregatie</w:t>
-      </w:r>
-      <w:r>
-        <w:t xml:space="preserve">.</w:t>
-      </w:r>
-      <w:r>
-        <w:t xml:space="preserve"> </w:t>
-      </w:r>
-      <w:r>
-        <w:t xml:space="preserve">-</w:t>
-      </w:r>
-      <w:r>
-        <w:t xml:space="preserve"> </w:t>
-      </w:r>
-      <w:r>
-        <w:rPr>
-          <w:bCs/>
-          <w:b/>
-        </w:rPr>
-        <w:t xml:space="preserve">Leraarsverwachtingen</w:t>
-      </w:r>
-      <w:r>
-        <w:t xml:space="preserve">,</w:t>
-      </w:r>
-      <w:r>
-        <w:t xml:space="preserve"> </w:t>
-      </w:r>
-      <w:r>
-        <w:rPr>
-          <w:bCs/>
-          <w:b/>
-        </w:rPr>
-        <w:t xml:space="preserve">academisch optimisme</w:t>
-      </w:r>
-      <w:r>
-        <w:t xml:space="preserve"> </w:t>
-      </w:r>
-      <w:r>
-        <w:t xml:space="preserve">en</w:t>
-      </w:r>
-      <w:r>
-        <w:t xml:space="preserve"> </w:t>
-      </w:r>
-      <w:r>
-        <w:rPr>
-          <w:bCs/>
-          <w:b/>
-        </w:rPr>
-        <w:t xml:space="preserve">futiliteitsgevoelens</w:t>
-      </w:r>
-      <w:r>
-        <w:t xml:space="preserve"> </w:t>
-      </w:r>
-      <w:r>
-        <w:t xml:space="preserve">(het onderzoek van Van Houtte).</w:t>
-      </w:r>
-      <w:r>
-        <w:t xml:space="preserve"> </w:t>
-      </w:r>
-      <w:r>
-        <w:t xml:space="preserve">-</w:t>
-      </w:r>
-      <w:r>
-        <w:t xml:space="preserve"> </w:t>
-      </w:r>
-      <w:r>
-        <w:rPr>
-          <w:bCs/>
-          <w:b/>
-        </w:rPr>
-        <w:t xml:space="preserve">Interculturaliteit</w:t>
-      </w:r>
-      <w:r>
-        <w:t xml:space="preserve">: meertaligheid en taalbeleid, natievorming via onderwijs, en etnische discriminatie.</w:t>
-      </w:r>
-      <w:r>
-        <w:t xml:space="preserve"> </w:t>
-      </w:r>
-      <w:r>
-        <w:t xml:space="preserve">-</w:t>
-      </w:r>
-      <w:r>
-        <w:t xml:space="preserve"> </w:t>
-      </w:r>
-      <w:r>
-        <w:rPr>
-          <w:bCs/>
-          <w:b/>
-        </w:rPr>
-        <w:t xml:space="preserve">Leerlingenculturen</w:t>
-      </w:r>
-      <w:r>
-        <w:t xml:space="preserve"> </w:t>
-      </w:r>
-      <w:r>
-        <w:t xml:space="preserve">(anti-schoolcultuur), welbevinden en vroegtijdig schoolverlaten.</w:t>
-      </w:r>
-      <w:r>
-        <w:t xml:space="preserve"> </w:t>
-      </w:r>
-      <w:r>
-        <w:t xml:space="preserve">-</w:t>
-      </w:r>
-      <w:r>
-        <w:t xml:space="preserve"> </w:t>
-      </w:r>
-      <w:r>
-        <w:rPr>
-          <w:bCs/>
-          <w:b/>
-        </w:rPr>
-        <w:t xml:space="preserve">Lerende samenleving</w:t>
-      </w:r>
-      <w:r>
-        <w:t xml:space="preserve">: levenslang leren, diploma-inflatie en het Matteüseffect.</w:t>
+        <w:t xml:space="preserve">Taalbeleid</w:t>
+      </w:r>
+      <w:r>
+        <w:t xml:space="preserve">: thuistaal als hinderpaal of als hefboom (meertaligheid). Link met Clycq (2017).</w:t>
+      </w:r>
+      <w:r>
+        <w:t xml:space="preserve"> </w:t>
+      </w:r>
+      <w:r>
+        <w:t xml:space="preserve">- Link met Yosso (2005):</w:t>
+      </w:r>
+      <w:r>
+        <w:t xml:space="preserve"> </w:t>
+      </w:r>
+      <w:r>
+        <w:rPr>
+          <w:iCs/>
+          <w:i/>
+        </w:rPr>
+        <w:t xml:space="preserve">community cultural wealth</w:t>
+      </w:r>
+      <w:r>
+        <w:t xml:space="preserve"> </w:t>
+      </w:r>
+      <w:r>
+        <w:t xml:space="preserve">in plaats van een tekortdenken (</w:t>
+      </w:r>
+      <w:r>
+        <w:rPr>
+          <w:iCs/>
+          <w:i/>
+        </w:rPr>
+        <w:t xml:space="preserve">deficit thinking</w:t>
+      </w:r>
+      <w:r>
+        <w:t xml:space="preserve">).</w:t>
       </w:r>
     </w:p>
     <w:p>
@@ -3489,7 +4688,7 @@
         <w:t xml:space="preserve"> </w:t>
       </w:r>
       <w:r>
-        <w:t xml:space="preserve">Leg het verschil uit tussen primaire en secundaire effecten (Boudon). Hoe verklaart Bourdieu dat kinderen uit hogere klassen het beter doen op school?</w:t>
+        <w:t xml:space="preserve">Leg het verschil uit tussen primaire en secundaire effecten. Hoe verklaren Bourdieu en het conflictperspectief onderwijsongelijkheid? Welke verklaringen zijn er voor genderverschillen in onderwijsresultaten?</w:t>
       </w:r>
     </w:p>
     <w:p>
@@ -3499,9 +4698,10 @@
         </w:pict>
       </w:r>
     </w:p>
-    <w:bookmarkEnd w:id="31"/>
-    <w:bookmarkEnd w:id="32"/>
-    <w:bookmarkStart w:id="34" w:name="effectieve-opleidingen"/>
+    <w:bookmarkEnd w:id="33"/>
+    <w:bookmarkEnd w:id="34"/>
+    <w:bookmarkEnd w:id="35"/>
+    <w:bookmarkStart w:id="37" w:name="effectieve-opleidingen"/>
     <w:p>
       <w:pPr>
         <w:pStyle w:val="Heading1"/>
@@ -3510,13 +4710,13 @@
         <w:t xml:space="preserve">4. Effectieve opleidingen</w:t>
       </w:r>
     </w:p>
-    <w:bookmarkStart w:id="33" w:name="X24d4b3b3240bf73ba3aa98153ceb5a0c3937f17"/>
+    <w:bookmarkStart w:id="36" w:name="X2cc1c1a36915ab806ed32376736b599dbb5cfa6"/>
     <w:p>
       <w:pPr>
         <w:pStyle w:val="Heading2"/>
       </w:pPr>
       <w:r>
-        <w:t xml:space="preserve">4.1 Blanchard, Thacker &amp; Cosby (2023) – Effective Training ⚠️</w:t>
+        <w:t xml:space="preserve">4.1 Blanchard, Thacker &amp; Cosby (2023) – Effective Training ✅ (hoofdstukken online gecontroleerd)</w:t>
       </w:r>
     </w:p>
     <w:p>
@@ -3528,57 +4728,207 @@
           <w:bCs/>
           <w:b/>
         </w:rPr>
+        <w:t xml:space="preserve">Hoofdstukken 7e editie (Sage):</w:t>
+      </w:r>
+      <w:r>
+        <w:t xml:space="preserve"> </w:t>
+      </w:r>
+      <w:r>
+        <w:t xml:space="preserve">1. Training in Organizations</w:t>
+      </w:r>
+      <w:r>
+        <w:t xml:space="preserve"> </w:t>
+      </w:r>
+      <w:r>
+        <w:t xml:space="preserve">2. Aligning Training with Strategy</w:t>
+      </w:r>
+      <w:r>
+        <w:t xml:space="preserve"> </w:t>
+      </w:r>
+      <w:r>
+        <w:t xml:space="preserve">3. Learning, Motivation, and Performance</w:t>
+      </w:r>
+      <w:r>
+        <w:t xml:space="preserve"> </w:t>
+      </w:r>
+      <w:r>
+        <w:t xml:space="preserve">4. Needs Analysis</w:t>
+      </w:r>
+      <w:r>
+        <w:t xml:space="preserve"> </w:t>
+      </w:r>
+      <w:r>
+        <w:t xml:space="preserve">5. Training Design</w:t>
+      </w:r>
+      <w:r>
+        <w:t xml:space="preserve"> </w:t>
+      </w:r>
+      <w:r>
+        <w:t xml:space="preserve">6. Traditional Training Methods</w:t>
+      </w:r>
+      <w:r>
+        <w:t xml:space="preserve"> </w:t>
+      </w:r>
+      <w:r>
+        <w:t xml:space="preserve">7. Electronic Training Methods</w:t>
+      </w:r>
+      <w:r>
+        <w:t xml:space="preserve"> </w:t>
+      </w:r>
+      <w:r>
+        <w:t xml:space="preserve">8. Development, Implementation, and Transfer of Training</w:t>
+      </w:r>
+      <w:r>
+        <w:t xml:space="preserve"> </w:t>
+      </w:r>
+      <w:r>
+        <w:t xml:space="preserve">9. Evaluation of Training</w:t>
+      </w:r>
+      <w:r>
+        <w:t xml:space="preserve"> </w:t>
+      </w:r>
+      <w:r>
+        <w:t xml:space="preserve">10. Employee and Management Development</w:t>
+      </w:r>
+      <w:r>
+        <w:t xml:space="preserve"> </w:t>
+      </w:r>
+      <w:r>
+        <w:t xml:space="preserve">11. Key Areas and the Future of Organizational Training</w:t>
+      </w:r>
+    </w:p>
+    <w:p>
+      <w:pPr>
+        <w:pStyle w:val="BodyText"/>
+      </w:pPr>
+      <w:r>
+        <w:rPr>
+          <w:bCs/>
+          <w:b/>
+        </w:rPr>
         <w:t xml:space="preserve">Kern.</w:t>
       </w:r>
       <w:r>
         <w:t xml:space="preserve"> </w:t>
       </w:r>
       <w:r>
-        <w:t xml:space="preserve">Dit boek benadert training in organisaties via een</w:t>
-      </w:r>
-      <w:r>
-        <w:t xml:space="preserve"> </w:t>
-      </w:r>
-      <w:r>
-        <w:rPr>
-          <w:bCs/>
-          <w:b/>
-        </w:rPr>
-        <w:t xml:space="preserve">systematisch trainingsprocesmodel</w:t>
-      </w:r>
-      <w:r>
-        <w:t xml:space="preserve"> </w:t>
-      </w:r>
-      <w:r>
-        <w:t xml:space="preserve">(ADDIE-achtig):</w:t>
-      </w:r>
-    </w:p>
-    <w:p>
-      <w:pPr>
-        <w:pStyle w:val="BodyText"/>
-      </w:pPr>
-      <w:r>
-        <w:rPr>
-          <w:bCs/>
-          <w:b/>
-        </w:rPr>
-        <w:t xml:space="preserve">1. Behoefteanalyse</w:t>
-      </w:r>
-      <w:r>
-        <w:t xml:space="preserve"> </w:t>
-      </w:r>
-      <w:r>
-        <w:t xml:space="preserve">(</w:t>
+        <w:t xml:space="preserve">Het boek beschrijft training als een</w:t>
+      </w:r>
+      <w:r>
+        <w:t xml:space="preserve"> </w:t>
+      </w:r>
+      <w:r>
+        <w:rPr>
+          <w:bCs/>
+          <w:b/>
+        </w:rPr>
+        <w:t xml:space="preserve">systematisch proces</w:t>
+      </w:r>
+      <w:r>
+        <w:t xml:space="preserve">, het</w:t>
+      </w:r>
+      <w:r>
+        <w:t xml:space="preserve"> </w:t>
       </w:r>
       <w:r>
         <w:rPr>
           <w:iCs/>
           <w:i/>
         </w:rPr>
-        <w:t xml:space="preserve">Training Needs Analysis</w:t>
-      </w:r>
-      <w:r>
-        <w:t xml:space="preserve">):</w:t>
+        <w:t xml:space="preserve">training process model</w:t>
+      </w:r>
+      <w:r>
+        <w:t xml:space="preserve">. Dat model is ADDIE-achtig: analyse → ontwerp → ontwikkeling → implementatie → evaluatie. Elke fase levert input voor de volgende.</w:t>
+      </w:r>
+    </w:p>
+    <w:p>
+      <w:pPr>
+        <w:pStyle w:val="BodyText"/>
+      </w:pPr>
+      <w:r>
+        <w:rPr>
+          <w:bCs/>
+          <w:b/>
+        </w:rPr>
+        <w:t xml:space="preserve">H1–2 – Training in organisaties en strategie</w:t>
+      </w:r>
+      <w:r>
+        <w:t xml:space="preserve"> </w:t>
+      </w:r>
+      <w:r>
+        <w:t xml:space="preserve">- Training staat ten dienste van de</w:t>
+      </w:r>
+      <w:r>
+        <w:t xml:space="preserve"> </w:t>
+      </w:r>
+      <w:r>
+        <w:rPr>
+          <w:bCs/>
+          <w:b/>
+        </w:rPr>
+        <w:t xml:space="preserve">organisatiestrategie</w:t>
+      </w:r>
+      <w:r>
+        <w:t xml:space="preserve"> </w:t>
+      </w:r>
+      <w:r>
+        <w:t xml:space="preserve">en moet prestatieproblemen oplossen.</w:t>
+      </w:r>
+      <w:r>
+        <w:t xml:space="preserve"> </w:t>
+      </w:r>
+      <w:r>
+        <w:t xml:space="preserve">- Er is een verschil tussen</w:t>
+      </w:r>
+      <w:r>
+        <w:t xml:space="preserve"> </w:t>
+      </w:r>
+      <w:r>
+        <w:rPr>
+          <w:bCs/>
+          <w:b/>
+        </w:rPr>
+        <w:t xml:space="preserve">training</w:t>
+      </w:r>
+      <w:r>
+        <w:t xml:space="preserve"> </w:t>
+      </w:r>
+      <w:r>
+        <w:t xml:space="preserve">(huidige job) en</w:t>
+      </w:r>
+      <w:r>
+        <w:t xml:space="preserve"> </w:t>
+      </w:r>
+      <w:r>
+        <w:rPr>
+          <w:bCs/>
+          <w:b/>
+        </w:rPr>
+        <w:t xml:space="preserve">ontwikkeling</w:t>
+      </w:r>
+      <w:r>
+        <w:t xml:space="preserve"> </w:t>
+      </w:r>
+      <w:r>
+        <w:t xml:space="preserve">(toekomst).</w:t>
+      </w:r>
+      <w:r>
+        <w:t xml:space="preserve"> </w:t>
+      </w:r>
+      <w:r>
+        <w:t xml:space="preserve">- Opleiding en HR moeten aligned zijn met de doelen van de organisatie.</w:t>
+      </w:r>
+    </w:p>
+    <w:p>
+      <w:pPr>
+        <w:pStyle w:val="BodyText"/>
+      </w:pPr>
+      <w:r>
+        <w:rPr>
+          <w:bCs/>
+          <w:b/>
+        </w:rPr>
+        <w:t xml:space="preserve">H3 – Leren, motivatie en prestatie</w:t>
       </w:r>
       <w:r>
         <w:t xml:space="preserve"> </w:t>
@@ -3594,10 +4944,10 @@
           <w:bCs/>
           <w:b/>
         </w:rPr>
-        <w:t xml:space="preserve">organisatieanalyse</w:t>
-      </w:r>
-      <w:r>
-        <w:t xml:space="preserve">: strategie, middelen, klimaat</w:t>
+        <w:t xml:space="preserve">Prestatie = f(KSA’s, motivatie, omgeving)</w:t>
+      </w:r>
+      <w:r>
+        <w:t xml:space="preserve">. Training lost alleen problemen op die voortkomen uit een tekort aan kennis, vaardigheden of attitudes (KSA’s).</w:t>
       </w:r>
       <w:r>
         <w:t xml:space="preserve"> </w:t>
@@ -3613,10 +4963,22 @@
           <w:bCs/>
           <w:b/>
         </w:rPr>
-        <w:t xml:space="preserve">operationele of taakanalyse</w:t>
-      </w:r>
-      <w:r>
-        <w:t xml:space="preserve">: wat moet men kunnen (KSA’s: kennis, vaardigheden, attitudes)?</w:t>
+        <w:t xml:space="preserve">Leertheorieën</w:t>
+      </w:r>
+      <w:r>
+        <w:t xml:space="preserve">:</w:t>
+      </w:r>
+      <w:r>
+        <w:t xml:space="preserve"> </w:t>
+      </w:r>
+      <w:r>
+        <w:t xml:space="preserve">- behaviorisme (bekrachtiging)</w:t>
+      </w:r>
+      <w:r>
+        <w:t xml:space="preserve"> </w:t>
+      </w:r>
+      <w:r>
+        <w:t xml:space="preserve">- cognitivisme</w:t>
       </w:r>
       <w:r>
         <w:t xml:space="preserve"> </w:t>
@@ -3632,41 +4994,13 @@
           <w:bCs/>
           <w:b/>
         </w:rPr>
-        <w:t xml:space="preserve">persoonsanalyse</w:t>
-      </w:r>
-      <w:r>
-        <w:t xml:space="preserve">: wie heeft training nodig?</w:t>
-      </w:r>
-      <w:r>
-        <w:t xml:space="preserve"> </w:t>
-      </w:r>
-      <w:r>
-        <w:t xml:space="preserve">- Belangrijke vraag: is het probleem wel een</w:t>
-      </w:r>
-      <w:r>
-        <w:t xml:space="preserve"> </w:t>
-      </w:r>
-      <w:r>
-        <w:rPr>
-          <w:bCs/>
-          <w:b/>
-        </w:rPr>
-        <w:t xml:space="preserve">trainingsprobleem</w:t>
-      </w:r>
-      <w:r>
-        <w:t xml:space="preserve">, of eerder een kwestie van motivatie, middelen of organisatie?</w:t>
-      </w:r>
-    </w:p>
-    <w:p>
-      <w:pPr>
-        <w:pStyle w:val="BodyText"/>
-      </w:pPr>
-      <w:r>
-        <w:rPr>
-          <w:bCs/>
-          <w:b/>
-        </w:rPr>
-        <w:t xml:space="preserve">2. Ontwerp:</w:t>
+        <w:t xml:space="preserve">sociale leertheorie</w:t>
+      </w:r>
+      <w:r>
+        <w:t xml:space="preserve"> </w:t>
+      </w:r>
+      <w:r>
+        <w:t xml:space="preserve">(Bandura: modelling, self-efficacy)</w:t>
       </w:r>
       <w:r>
         <w:t xml:space="preserve"> </w:t>
@@ -3682,35 +5016,13 @@
           <w:bCs/>
           <w:b/>
         </w:rPr>
-        <w:t xml:space="preserve">leerdoelen</w:t>
-      </w:r>
-      <w:r>
-        <w:t xml:space="preserve"> </w:t>
-      </w:r>
-      <w:r>
-        <w:t xml:space="preserve">formuleren (gedrag, voorwaarden, criteria)</w:t>
-      </w:r>
-      <w:r>
-        <w:t xml:space="preserve"> </w:t>
-      </w:r>
-      <w:r>
-        <w:t xml:space="preserve">- de juiste</w:t>
-      </w:r>
-      <w:r>
-        <w:t xml:space="preserve"> </w:t>
-      </w:r>
-      <w:r>
-        <w:rPr>
-          <w:bCs/>
-          <w:b/>
-        </w:rPr>
-        <w:t xml:space="preserve">methoden</w:t>
-      </w:r>
-      <w:r>
-        <w:t xml:space="preserve"> </w:t>
-      </w:r>
-      <w:r>
-        <w:t xml:space="preserve">kiezen</w:t>
+        <w:t xml:space="preserve">Gagné</w:t>
+      </w:r>
+      <w:r>
+        <w:t xml:space="preserve"> </w:t>
+      </w:r>
+      <w:r>
+        <w:t xml:space="preserve">(leerresultaten en instructiegebeurtenissen)</w:t>
       </w:r>
       <w:r>
         <w:t xml:space="preserve"> </w:t>
@@ -3726,67 +5038,13 @@
           <w:bCs/>
           <w:b/>
         </w:rPr>
-        <w:t xml:space="preserve">transfer</w:t>
-      </w:r>
-      <w:r>
-        <w:t xml:space="preserve"> </w:t>
-      </w:r>
-      <w:r>
-        <w:t xml:space="preserve">inbouwen</w:t>
-      </w:r>
-    </w:p>
-    <w:p>
-      <w:pPr>
-        <w:pStyle w:val="BodyText"/>
-      </w:pPr>
-      <w:r>
-        <w:rPr>
-          <w:bCs/>
-          <w:b/>
-        </w:rPr>
-        <w:t xml:space="preserve">3. Ontwikkeling</w:t>
-      </w:r>
-      <w:r>
-        <w:t xml:space="preserve"> </w:t>
-      </w:r>
-      <w:r>
-        <w:t xml:space="preserve">van materialen en methoden. Voorbeelden van methoden:</w:t>
-      </w:r>
-      <w:r>
-        <w:t xml:space="preserve"> </w:t>
-      </w:r>
-      <w:r>
-        <w:t xml:space="preserve">- lezing</w:t>
-      </w:r>
-      <w:r>
-        <w:t xml:space="preserve"> </w:t>
-      </w:r>
-      <w:r>
-        <w:t xml:space="preserve">- demonstratie</w:t>
-      </w:r>
-      <w:r>
-        <w:t xml:space="preserve"> </w:t>
-      </w:r>
-      <w:r>
-        <w:t xml:space="preserve">- casus</w:t>
-      </w:r>
-      <w:r>
-        <w:t xml:space="preserve"> </w:t>
-      </w:r>
-      <w:r>
-        <w:t xml:space="preserve">- rollenspel</w:t>
-      </w:r>
-      <w:r>
-        <w:t xml:space="preserve"> </w:t>
-      </w:r>
-      <w:r>
-        <w:t xml:space="preserve">- simulatie</w:t>
-      </w:r>
-      <w:r>
-        <w:t xml:space="preserve"> </w:t>
-      </w:r>
-      <w:r>
-        <w:t xml:space="preserve">-</w:t>
+        <w:t xml:space="preserve">andragogie</w:t>
+      </w:r>
+      <w:r>
+        <w:t xml:space="preserve"> </w:t>
+      </w:r>
+      <w:r>
+        <w:t xml:space="preserve">(Knowles: volwassenen zijn zelfgestuurd, brengen ervaring mee, zijn probleemgericht en willen weten</w:t>
       </w:r>
       <w:r>
         <w:t xml:space="preserve"> </w:t>
@@ -3796,13 +5054,307 @@
           <w:iCs/>
           <w:i/>
         </w:rPr>
+        <w:t xml:space="preserve">waarom</w:t>
+      </w:r>
+      <w:r>
+        <w:t xml:space="preserve">)</w:t>
+      </w:r>
+      <w:r>
+        <w:t xml:space="preserve"> </w:t>
+      </w:r>
+      <w:r>
+        <w:t xml:space="preserve">-</w:t>
+      </w:r>
+      <w:r>
+        <w:t xml:space="preserve"> </w:t>
+      </w:r>
+      <w:r>
+        <w:rPr>
+          <w:bCs/>
+          <w:b/>
+        </w:rPr>
+        <w:t xml:space="preserve">Kolb</w:t>
+      </w:r>
+      <w:r>
+        <w:t xml:space="preserve"> </w:t>
+      </w:r>
+      <w:r>
+        <w:t xml:space="preserve">(ervaringsleren)</w:t>
+      </w:r>
+      <w:r>
+        <w:t xml:space="preserve"> </w:t>
+      </w:r>
+      <w:r>
+        <w:t xml:space="preserve">-</w:t>
+      </w:r>
+      <w:r>
+        <w:t xml:space="preserve"> </w:t>
+      </w:r>
+      <w:r>
+        <w:rPr>
+          <w:bCs/>
+          <w:b/>
+        </w:rPr>
+        <w:t xml:space="preserve">Motivatietheorieën</w:t>
+      </w:r>
+      <w:r>
+        <w:t xml:space="preserve">:</w:t>
+      </w:r>
+      <w:r>
+        <w:t xml:space="preserve"> </w:t>
+      </w:r>
+      <w:r>
+        <w:t xml:space="preserve">- behoeftentheorieën (Maslow, Alderfer)</w:t>
+      </w:r>
+      <w:r>
+        <w:t xml:space="preserve"> </w:t>
+      </w:r>
+      <w:r>
+        <w:t xml:space="preserve">-</w:t>
+      </w:r>
+      <w:r>
+        <w:t xml:space="preserve"> </w:t>
+      </w:r>
+      <w:r>
+        <w:rPr>
+          <w:bCs/>
+          <w:b/>
+        </w:rPr>
+        <w:t xml:space="preserve">verwachtingstheorie</w:t>
+      </w:r>
+      <w:r>
+        <w:t xml:space="preserve"> </w:t>
+      </w:r>
+      <w:r>
+        <w:t xml:space="preserve">(Vroom)</w:t>
+      </w:r>
+      <w:r>
+        <w:t xml:space="preserve"> </w:t>
+      </w:r>
+      <w:r>
+        <w:t xml:space="preserve">- doelstellingstheorie</w:t>
+      </w:r>
+      <w:r>
+        <w:t xml:space="preserve"> </w:t>
+      </w:r>
+      <w:r>
+        <w:t xml:space="preserve">- rechtvaardigheidstheorie</w:t>
+      </w:r>
+    </w:p>
+    <w:p>
+      <w:pPr>
+        <w:pStyle w:val="BodyText"/>
+      </w:pPr>
+      <w:r>
+        <w:rPr>
+          <w:bCs/>
+          <w:b/>
+        </w:rPr>
+        <w:t xml:space="preserve">H4 – Behoefteanalyse (TNA)</w:t>
+      </w:r>
+      <w:r>
+        <w:t xml:space="preserve"> </w:t>
+      </w:r>
+      <w:r>
+        <w:t xml:space="preserve">-</w:t>
+      </w:r>
+      <w:r>
+        <w:t xml:space="preserve"> </w:t>
+      </w:r>
+      <w:r>
+        <w:rPr>
+          <w:bCs/>
+          <w:b/>
+        </w:rPr>
+        <w:t xml:space="preserve">Organisatieanalyse</w:t>
+      </w:r>
+      <w:r>
+        <w:t xml:space="preserve">: strategie, middelen, klimaat en steun voor training.</w:t>
+      </w:r>
+      <w:r>
+        <w:t xml:space="preserve"> </w:t>
+      </w:r>
+      <w:r>
+        <w:t xml:space="preserve">-</w:t>
+      </w:r>
+      <w:r>
+        <w:t xml:space="preserve"> </w:t>
+      </w:r>
+      <w:r>
+        <w:rPr>
+          <w:bCs/>
+          <w:b/>
+        </w:rPr>
+        <w:t xml:space="preserve">Operationele of taakanalyse</w:t>
+      </w:r>
+      <w:r>
+        <w:t xml:space="preserve">: welke taken en welke KSA’s zijn nodig?</w:t>
+      </w:r>
+      <w:r>
+        <w:t xml:space="preserve"> </w:t>
+      </w:r>
+      <w:r>
+        <w:t xml:space="preserve">-</w:t>
+      </w:r>
+      <w:r>
+        <w:t xml:space="preserve"> </w:t>
+      </w:r>
+      <w:r>
+        <w:rPr>
+          <w:bCs/>
+          <w:b/>
+        </w:rPr>
+        <w:t xml:space="preserve">Persoonsanalyse</w:t>
+      </w:r>
+      <w:r>
+        <w:t xml:space="preserve">: wie presteert onder de norm, en waarom?</w:t>
+      </w:r>
+      <w:r>
+        <w:t xml:space="preserve"> </w:t>
+      </w:r>
+      <w:r>
+        <w:t xml:space="preserve">- Proactieve vs. reactieve analyse. De kernvraag:</w:t>
+      </w:r>
+      <w:r>
+        <w:t xml:space="preserve"> </w:t>
+      </w:r>
+      <w:r>
+        <w:rPr>
+          <w:bCs/>
+          <w:b/>
+        </w:rPr>
+        <w:t xml:space="preserve">is het een trainingsprobleem?</w:t>
+      </w:r>
+      <w:r>
+        <w:t xml:space="preserve"> </w:t>
+      </w:r>
+      <w:r>
+        <w:t xml:space="preserve">Of gaat het eerder om motivatie, middelen of feedback?</w:t>
+      </w:r>
+    </w:p>
+    <w:p>
+      <w:pPr>
+        <w:pStyle w:val="BodyText"/>
+      </w:pPr>
+      <w:r>
+        <w:rPr>
+          <w:bCs/>
+          <w:b/>
+        </w:rPr>
+        <w:t xml:space="preserve">H5 – Ontwerp</w:t>
+      </w:r>
+      <w:r>
+        <w:t xml:space="preserve"> </w:t>
+      </w:r>
+      <w:r>
+        <w:t xml:space="preserve">-</w:t>
+      </w:r>
+      <w:r>
+        <w:t xml:space="preserve"> </w:t>
+      </w:r>
+      <w:r>
+        <w:rPr>
+          <w:bCs/>
+          <w:b/>
+        </w:rPr>
+        <w:t xml:space="preserve">Leerdoelen</w:t>
+      </w:r>
+      <w:r>
+        <w:t xml:space="preserve"> </w:t>
+      </w:r>
+      <w:r>
+        <w:t xml:space="preserve">met drie componenten: gewenst gedrag, voorwaarden en criteria.</w:t>
+      </w:r>
+      <w:r>
+        <w:t xml:space="preserve"> </w:t>
+      </w:r>
+      <w:r>
+        <w:t xml:space="preserve">- Factoren die leren en</w:t>
+      </w:r>
+      <w:r>
+        <w:t xml:space="preserve"> </w:t>
+      </w:r>
+      <w:r>
+        <w:rPr>
+          <w:bCs/>
+          <w:b/>
+        </w:rPr>
+        <w:t xml:space="preserve">transfer</w:t>
+      </w:r>
+      <w:r>
+        <w:t xml:space="preserve"> </w:t>
+      </w:r>
+      <w:r>
+        <w:t xml:space="preserve">beïnvloeden: de leeromgeving, de volgorde, oefening en feedback.</w:t>
+      </w:r>
+    </w:p>
+    <w:p>
+      <w:pPr>
+        <w:pStyle w:val="BodyText"/>
+      </w:pPr>
+      <w:r>
+        <w:rPr>
+          <w:bCs/>
+          <w:b/>
+        </w:rPr>
+        <w:t xml:space="preserve">H6–7 – Methoden</w:t>
+      </w:r>
+      <w:r>
+        <w:t xml:space="preserve"> </w:t>
+      </w:r>
+      <w:r>
+        <w:t xml:space="preserve">-</w:t>
+      </w:r>
+      <w:r>
+        <w:t xml:space="preserve"> </w:t>
+      </w:r>
+      <w:r>
+        <w:rPr>
+          <w:bCs/>
+          <w:b/>
+        </w:rPr>
+        <w:t xml:space="preserve">Traditioneel</w:t>
+      </w:r>
+      <w:r>
+        <w:t xml:space="preserve">: lezing, demonstratie, discussie, casus, rollenspel, games en simulaties, gedragsmodellering,</w:t>
+      </w:r>
+      <w:r>
+        <w:t xml:space="preserve"> </w:t>
+      </w:r>
+      <w:r>
+        <w:rPr>
+          <w:iCs/>
+          <w:i/>
+        </w:rPr>
         <w:t xml:space="preserve">on-the-job training</w:t>
       </w:r>
       <w:r>
-        <w:t xml:space="preserve"> </w:t>
-      </w:r>
-      <w:r>
-        <w:t xml:space="preserve">- e-learning</w:t>
+        <w:t xml:space="preserve">.</w:t>
+      </w:r>
+      <w:r>
+        <w:t xml:space="preserve"> </w:t>
+      </w:r>
+      <w:r>
+        <w:t xml:space="preserve">-</w:t>
+      </w:r>
+      <w:r>
+        <w:t xml:space="preserve"> </w:t>
+      </w:r>
+      <w:r>
+        <w:rPr>
+          <w:bCs/>
+          <w:b/>
+        </w:rPr>
+        <w:t xml:space="preserve">Elektronisch</w:t>
+      </w:r>
+      <w:r>
+        <w:t xml:space="preserve">: e-learning, blended learning, simulaties, mobiel leren.</w:t>
+      </w:r>
+      <w:r>
+        <w:t xml:space="preserve"> </w:t>
+      </w:r>
+      <w:r>
+        <w:t xml:space="preserve">- De methode kies je op basis van het leerdoel (kennis, vaardigheid of attitude).</w:t>
       </w:r>
     </w:p>
     <w:p>
@@ -3814,10 +5366,75 @@
           <w:bCs/>
           <w:b/>
         </w:rPr>
-        <w:t xml:space="preserve">4. Implementatie</w:t>
-      </w:r>
-      <w:r>
-        <w:t xml:space="preserve">: pilot, de rol van de trainer en de leeromgeving.</w:t>
+        <w:t xml:space="preserve">H8 – Ontwikkeling, implementatie en transfer</w:t>
+      </w:r>
+      <w:r>
+        <w:t xml:space="preserve"> </w:t>
+      </w:r>
+      <w:r>
+        <w:t xml:space="preserve">- Materialen ontwikkelen, een</w:t>
+      </w:r>
+      <w:r>
+        <w:t xml:space="preserve"> </w:t>
+      </w:r>
+      <w:r>
+        <w:rPr>
+          <w:bCs/>
+          <w:b/>
+        </w:rPr>
+        <w:t xml:space="preserve">pilot</w:t>
+      </w:r>
+      <w:r>
+        <w:t xml:space="preserve"> </w:t>
+      </w:r>
+      <w:r>
+        <w:t xml:space="preserve">opzetten, de trainer kiezen en voorbereiden, de dag zelf.</w:t>
+      </w:r>
+      <w:r>
+        <w:t xml:space="preserve"> </w:t>
+      </w:r>
+      <w:r>
+        <w:t xml:space="preserve">-</w:t>
+      </w:r>
+      <w:r>
+        <w:t xml:space="preserve"> </w:t>
+      </w:r>
+      <w:r>
+        <w:rPr>
+          <w:bCs/>
+          <w:b/>
+        </w:rPr>
+        <w:t xml:space="preserve">Transfer of training</w:t>
+      </w:r>
+      <w:r>
+        <w:t xml:space="preserve"> </w:t>
+      </w:r>
+      <w:r>
+        <w:t xml:space="preserve">(Baldwin &amp; Ford) hangt af van:</w:t>
+      </w:r>
+      <w:r>
+        <w:t xml:space="preserve"> </w:t>
+      </w:r>
+      <w:r>
+        <w:t xml:space="preserve">- kenmerken van de deelnemer</w:t>
+      </w:r>
+      <w:r>
+        <w:t xml:space="preserve"> </w:t>
+      </w:r>
+      <w:r>
+        <w:t xml:space="preserve">- het trainingsontwerp</w:t>
+      </w:r>
+      <w:r>
+        <w:t xml:space="preserve"> </w:t>
+      </w:r>
+      <w:r>
+        <w:t xml:space="preserve">- de werkomgeving (steun van de leidinggevende, kansen om toe te passen)</w:t>
+      </w:r>
+      <w:r>
+        <w:t xml:space="preserve"> </w:t>
+      </w:r>
+      <w:r>
+        <w:t xml:space="preserve">- Rollen van de trainer, de deelnemer en de leidinggevende vóór, tijdens en na de training.</w:t>
       </w:r>
     </w:p>
     <w:p>
@@ -3829,50 +5446,48 @@
           <w:bCs/>
           <w:b/>
         </w:rPr>
-        <w:t xml:space="preserve">5. Evaluatie</w:t>
-      </w:r>
-      <w:r>
-        <w:t xml:space="preserve"> </w:t>
-      </w:r>
-      <w:r>
-        <w:t xml:space="preserve">volgens het</w:t>
-      </w:r>
-      <w:r>
-        <w:t xml:space="preserve"> </w:t>
-      </w:r>
-      <w:r>
-        <w:rPr>
-          <w:bCs/>
-          <w:b/>
-        </w:rPr>
-        <w:t xml:space="preserve">Kirkpatrick-model</w:t>
-      </w:r>
-      <w:r>
-        <w:t xml:space="preserve">:</w:t>
-      </w:r>
-      <w:r>
-        <w:t xml:space="preserve"> </w:t>
-      </w:r>
-      <w:r>
-        <w:t xml:space="preserve">1. Reactie</w:t>
-      </w:r>
-      <w:r>
-        <w:t xml:space="preserve"> </w:t>
-      </w:r>
-      <w:r>
-        <w:t xml:space="preserve">2. Leren</w:t>
-      </w:r>
-      <w:r>
-        <w:t xml:space="preserve"> </w:t>
-      </w:r>
-      <w:r>
-        <w:t xml:space="preserve">3. Gedrag (transfer)</w:t>
-      </w:r>
-      <w:r>
-        <w:t xml:space="preserve"> </w:t>
-      </w:r>
-      <w:r>
-        <w:t xml:space="preserve">4. Resultaten</w:t>
+        <w:t xml:space="preserve">H9 – Evaluatie</w:t>
+      </w:r>
+      <w:r>
+        <w:t xml:space="preserve"> </w:t>
+      </w:r>
+      <w:r>
+        <w:t xml:space="preserve">-</w:t>
+      </w:r>
+      <w:r>
+        <w:t xml:space="preserve"> </w:t>
+      </w:r>
+      <w:r>
+        <w:rPr>
+          <w:bCs/>
+          <w:b/>
+        </w:rPr>
+        <w:t xml:space="preserve">Kirkpatrick</w:t>
+      </w:r>
+      <w:r>
+        <w:t xml:space="preserve">: 1 reactie, 2 leren, 3 gedrag, 4 resultaten, aangevuld met</w:t>
+      </w:r>
+      <w:r>
+        <w:t xml:space="preserve"> </w:t>
+      </w:r>
+      <w:r>
+        <w:rPr>
+          <w:bCs/>
+          <w:b/>
+        </w:rPr>
+        <w:t xml:space="preserve">ROI</w:t>
+      </w:r>
+      <w:r>
+        <w:t xml:space="preserve"> </w:t>
+      </w:r>
+      <w:r>
+        <w:t xml:space="preserve">en kosten-baten.</w:t>
+      </w:r>
+      <w:r>
+        <w:t xml:space="preserve"> </w:t>
+      </w:r>
+      <w:r>
+        <w:t xml:space="preserve">- Proces- vs. resultaatevaluatie, evaluatieontwerpen (voor- en nameting, controlegroep) en validiteit.</w:t>
       </w:r>
     </w:p>
     <w:p>
@@ -3880,23 +5495,23 @@
         <w:pStyle w:val="BodyText"/>
       </w:pPr>
       <w:r>
-        <w:t xml:space="preserve">Eventueel komt daar</w:t>
-      </w:r>
-      <w:r>
-        <w:t xml:space="preserve"> </w:t>
-      </w:r>
-      <w:r>
-        <w:rPr>
-          <w:bCs/>
-          <w:b/>
-        </w:rPr>
-        <w:t xml:space="preserve">ROI / kosten-baten</w:t>
-      </w:r>
-      <w:r>
-        <w:t xml:space="preserve"> </w:t>
-      </w:r>
-      <w:r>
-        <w:t xml:space="preserve">bij.</w:t>
+        <w:rPr>
+          <w:bCs/>
+          <w:b/>
+        </w:rPr>
+        <w:t xml:space="preserve">H10–11 – Medewerkers- en managementontwikkeling, toekomst</w:t>
+      </w:r>
+      <w:r>
+        <w:t xml:space="preserve"> </w:t>
+      </w:r>
+      <w:r>
+        <w:t xml:space="preserve">- Leiderschapsontwikkeling, coaching en mentoring.</w:t>
+      </w:r>
+      <w:r>
+        <w:t xml:space="preserve"> </w:t>
+      </w:r>
+      <w:r>
+        <w:t xml:space="preserve">- Thema’s zoals diversiteit, onboarding en technologie.</w:t>
       </w:r>
     </w:p>
     <w:p>
@@ -3908,119 +5523,13 @@
           <w:bCs/>
           <w:b/>
         </w:rPr>
-        <w:t xml:space="preserve">Theoretische basis:</w:t>
-      </w:r>
-      <w:r>
-        <w:t xml:space="preserve"> </w:t>
-      </w:r>
-      <w:r>
-        <w:t xml:space="preserve">-</w:t>
-      </w:r>
-      <w:r>
-        <w:t xml:space="preserve"> </w:t>
-      </w:r>
-      <w:r>
-        <w:rPr>
-          <w:bCs/>
-          <w:b/>
-        </w:rPr>
-        <w:t xml:space="preserve">Leertheorieën</w:t>
-      </w:r>
-      <w:r>
-        <w:t xml:space="preserve">: Bandura (sociaal leren, modelling), Gagné (instructiegebeurtenissen), andragogie (Knowles: volwassenen leren probleemgericht en zelfgestuurd) en leerstijlen of de leercyclus (Kolb).</w:t>
-      </w:r>
-      <w:r>
-        <w:t xml:space="preserve"> </w:t>
-      </w:r>
-      <w:r>
-        <w:t xml:space="preserve">-</w:t>
-      </w:r>
-      <w:r>
-        <w:t xml:space="preserve"> </w:t>
-      </w:r>
-      <w:r>
-        <w:rPr>
-          <w:bCs/>
-          <w:b/>
-        </w:rPr>
-        <w:t xml:space="preserve">Motivatie</w:t>
-      </w:r>
-      <w:r>
-        <w:t xml:space="preserve">: verwachtingstheorie, doelen en behoeften.</w:t>
-      </w:r>
-      <w:r>
-        <w:t xml:space="preserve"> </w:t>
-      </w:r>
-      <w:r>
-        <w:t xml:space="preserve">-</w:t>
-      </w:r>
-      <w:r>
-        <w:t xml:space="preserve"> </w:t>
-      </w:r>
-      <w:r>
-        <w:rPr>
-          <w:bCs/>
-          <w:b/>
-        </w:rPr>
-        <w:t xml:space="preserve">Transfer of training</w:t>
-      </w:r>
-      <w:r>
-        <w:t xml:space="preserve"> </w:t>
-      </w:r>
-      <w:r>
-        <w:t xml:space="preserve">(Baldwin &amp; Ford). Transfer hangt af van:</w:t>
-      </w:r>
-      <w:r>
-        <w:t xml:space="preserve"> </w:t>
-      </w:r>
-      <w:r>
-        <w:t xml:space="preserve">- kenmerken van de deelnemer</w:t>
-      </w:r>
-      <w:r>
-        <w:t xml:space="preserve"> </w:t>
-      </w:r>
-      <w:r>
-        <w:t xml:space="preserve">- het trainingsontwerp</w:t>
-      </w:r>
-      <w:r>
-        <w:t xml:space="preserve"> </w:t>
-      </w:r>
-      <w:r>
-        <w:t xml:space="preserve">- de</w:t>
-      </w:r>
-      <w:r>
-        <w:t xml:space="preserve"> </w:t>
-      </w:r>
-      <w:r>
-        <w:rPr>
-          <w:bCs/>
-          <w:b/>
-        </w:rPr>
-        <w:t xml:space="preserve">werkomgeving</w:t>
-      </w:r>
-      <w:r>
-        <w:t xml:space="preserve"> </w:t>
-      </w:r>
-      <w:r>
-        <w:t xml:space="preserve">(steun van de leidinggevende, kans om toe te passen)</w:t>
-      </w:r>
-    </w:p>
-    <w:p>
-      <w:pPr>
-        <w:pStyle w:val="BodyText"/>
-      </w:pPr>
-      <w:r>
-        <w:rPr>
-          <w:bCs/>
-          <w:b/>
-        </w:rPr>
         <w:t xml:space="preserve">Test jezelf:</w:t>
       </w:r>
       <w:r>
         <w:t xml:space="preserve"> </w:t>
       </w:r>
       <w:r>
-        <w:t xml:space="preserve">Een directeur wil een nascholing over differentiatie organiseren. Doorloop de vijf fasen en zeg op welk Kirkpatrick-niveau je zou evalueren.</w:t>
+        <w:t xml:space="preserve">Een directeur wil een nascholing over differentiatie organiseren. Doorloop de fasen. Hoe ga je na of het een trainingsprobleem is, en op welk Kirkpatrick-niveau evalueer je?</w:t>
       </w:r>
     </w:p>
     <w:p>
@@ -4030,9 +5539,9 @@
         </w:pict>
       </w:r>
     </w:p>
-    <w:bookmarkEnd w:id="33"/>
-    <w:bookmarkEnd w:id="34"/>
-    <w:bookmarkStart w:id="37" w:name="Xca18e93b9479831cb0fca81b145bd8885d3da1f"/>
+    <w:bookmarkEnd w:id="36"/>
+    <w:bookmarkEnd w:id="37"/>
+    <w:bookmarkStart w:id="40" w:name="Xca18e93b9479831cb0fca81b145bd8885d3da1f"/>
     <w:p>
       <w:pPr>
         <w:pStyle w:val="Heading1"/>
@@ -4041,7 +5550,7 @@
         <w:t xml:space="preserve">5. Leer- en ontwikkelingspsychologie voor het basisonderwijs</w:t>
       </w:r>
     </w:p>
-    <w:bookmarkStart w:id="35" w:name="feldman-2024-ontwikkelingspsychologie"/>
+    <w:bookmarkStart w:id="38" w:name="feldman-2024-ontwikkelingspsychologie"/>
     <w:p>
       <w:pPr>
         <w:pStyle w:val="Heading2"/>
@@ -4389,14 +5898,14 @@
         <w:t xml:space="preserve">Vergelijk Piaget en Vygotsky. Wat betekent elke theorie voor de rol van de leraar?</w:t>
       </w:r>
     </w:p>
-    <w:bookmarkEnd w:id="35"/>
-    <w:bookmarkStart w:id="36" w:name="X4861b1016f73ca2b3d5af416a69c723b8c02abe"/>
+    <w:bookmarkEnd w:id="38"/>
+    <w:bookmarkStart w:id="39" w:name="Xc0d18d9ea774ce9c48d7fda01f3e12948ba34b5"/>
     <w:p>
       <w:pPr>
         <w:pStyle w:val="Heading2"/>
       </w:pPr>
       <w:r>
-        <w:t xml:space="preserve">5.2 Vanhoof, Van den Broek, Penninckx, Donche &amp; Van Petegem (2012) – Leerbereidheid van leerlingen aanwakkeren ⚠️</w:t>
+        <w:t xml:space="preserve">5.2 Vanhoof, Van de Broek, Penninckx, Donche &amp; Van Petegem (2012) – Leerbereidheid van leerlingen aanwakkeren ✅ (10 principes online gecontroleerd)</w:t>
       </w:r>
     </w:p>
     <w:p>
@@ -4414,33 +5923,61 @@
         <w:t xml:space="preserve"> </w:t>
       </w:r>
       <w:r>
-        <w:t xml:space="preserve">Dit is een praktijkgericht boek dat</w:t>
-      </w:r>
-      <w:r>
-        <w:t xml:space="preserve"> </w:t>
-      </w:r>
-      <w:r>
-        <w:rPr>
-          <w:bCs/>
-          <w:b/>
-        </w:rPr>
-        <w:t xml:space="preserve">motivatietheorieën vertaalt naar principes voor de klas</w:t>
-      </w:r>
-      <w:r>
-        <w:t xml:space="preserve">. Leerbereidheid hangt niet alleen af van de leerling, maar ook van de</w:t>
-      </w:r>
-      <w:r>
-        <w:t xml:space="preserve"> </w:t>
-      </w:r>
-      <w:r>
-        <w:rPr>
-          <w:bCs/>
-          <w:b/>
-        </w:rPr>
-        <w:t xml:space="preserve">leeromgeving die de leraar creëert</w:t>
-      </w:r>
-      <w:r>
-        <w:t xml:space="preserve">.</w:t>
+        <w:t xml:space="preserve">Het boek is een literatuurstudie (UAntwerpen, Edubron) die inzichten uit</w:t>
+      </w:r>
+      <w:r>
+        <w:t xml:space="preserve"> </w:t>
+      </w:r>
+      <w:r>
+        <w:rPr>
+          <w:bCs/>
+          <w:b/>
+        </w:rPr>
+        <w:t xml:space="preserve">motivatietheorieën</w:t>
+      </w:r>
+      <w:r>
+        <w:t xml:space="preserve">, vooral de</w:t>
+      </w:r>
+      <w:r>
+        <w:t xml:space="preserve"> </w:t>
+      </w:r>
+      <w:r>
+        <w:rPr>
+          <w:bCs/>
+          <w:b/>
+        </w:rPr>
+        <w:t xml:space="preserve">zelfdeterminatietheorie</w:t>
+      </w:r>
+      <w:r>
+        <w:t xml:space="preserve">, vertaalt naar</w:t>
+      </w:r>
+      <w:r>
+        <w:t xml:space="preserve"> </w:t>
+      </w:r>
+      <w:r>
+        <w:rPr>
+          <w:bCs/>
+          <w:b/>
+        </w:rPr>
+        <w:t xml:space="preserve">10 praktijkprincipes</w:t>
+      </w:r>
+      <w:r>
+        <w:t xml:space="preserve">. Die zijn bruikbaar</w:t>
+      </w:r>
+      <w:r>
+        <w:t xml:space="preserve"> </w:t>
+      </w:r>
+      <w:r>
+        <w:t xml:space="preserve">“</w:t>
+      </w:r>
+      <w:r>
+        <w:t xml:space="preserve">van de kleuterklas tot de universiteitsaula</w:t>
+      </w:r>
+      <w:r>
+        <w:t xml:space="preserve">”</w:t>
+      </w:r>
+      <w:r>
+        <w:t xml:space="preserve">. Er zijn herdrukken verschenen in 2021 en 2023.</w:t>
       </w:r>
     </w:p>
     <w:p>
@@ -4452,7 +5989,7 @@
           <w:bCs/>
           <w:b/>
         </w:rPr>
-        <w:t xml:space="preserve">Belangrijkste theorieën:</w:t>
+        <w:t xml:space="preserve">Theoretische achtergrond</w:t>
       </w:r>
       <w:r>
         <w:t xml:space="preserve"> </w:t>
@@ -4480,29 +6017,67 @@
         <w:t xml:space="preserve"> </w:t>
       </w:r>
       <w:r>
-        <w:t xml:space="preserve">- drie basisbehoeften:</w:t>
-      </w:r>
-      <w:r>
-        <w:t xml:space="preserve"> </w:t>
-      </w:r>
-      <w:r>
-        <w:rPr>
-          <w:bCs/>
-          <w:b/>
-        </w:rPr>
-        <w:t xml:space="preserve">autonomie, competentie, verbondenheid</w:t>
-      </w:r>
-      <w:r>
-        <w:t xml:space="preserve"> </w:t>
-      </w:r>
-      <w:r>
-        <w:t xml:space="preserve">- motivatiecontinuüm: amotivatie → externe → geïntrojecteerde → geïdentificeerde → geïntegreerde regulatie → intrinsieke motivatie</w:t>
-      </w:r>
-      <w:r>
-        <w:t xml:space="preserve"> </w:t>
-      </w:r>
-      <w:r>
-        <w:t xml:space="preserve">-</w:t>
+        <w:t xml:space="preserve">- drie psychologische basisbehoeften:</w:t>
+      </w:r>
+      <w:r>
+        <w:t xml:space="preserve"> </w:t>
+      </w:r>
+      <w:r>
+        <w:rPr>
+          <w:bCs/>
+          <w:b/>
+        </w:rPr>
+        <w:t xml:space="preserve">autonomie</w:t>
+      </w:r>
+      <w:r>
+        <w:t xml:space="preserve"> </w:t>
+      </w:r>
+      <w:r>
+        <w:t xml:space="preserve">(zelf kunnen kiezen en willen),</w:t>
+      </w:r>
+      <w:r>
+        <w:t xml:space="preserve"> </w:t>
+      </w:r>
+      <w:r>
+        <w:rPr>
+          <w:bCs/>
+          <w:b/>
+        </w:rPr>
+        <w:t xml:space="preserve">competentie</w:t>
+      </w:r>
+      <w:r>
+        <w:t xml:space="preserve"> </w:t>
+      </w:r>
+      <w:r>
+        <w:t xml:space="preserve">(je bekwaam voelen) en</w:t>
+      </w:r>
+      <w:r>
+        <w:t xml:space="preserve"> </w:t>
+      </w:r>
+      <w:r>
+        <w:rPr>
+          <w:bCs/>
+          <w:b/>
+        </w:rPr>
+        <w:t xml:space="preserve">verbondenheid</w:t>
+      </w:r>
+      <w:r>
+        <w:t xml:space="preserve"> </w:t>
+      </w:r>
+      <w:r>
+        <w:t xml:space="preserve">(relatie, erbij horen)</w:t>
+      </w:r>
+      <w:r>
+        <w:t xml:space="preserve"> </w:t>
+      </w:r>
+      <w:r>
+        <w:t xml:space="preserve">- motivatiecontinuüm: amotivatie → externe → geïntrojecteerde regulatie (gecontroleerd) → geïdentificeerde → geïntegreerde regulatie → intrinsieke motivatie (autonoom)</w:t>
+      </w:r>
+      <w:r>
+        <w:t xml:space="preserve"> </w:t>
+      </w:r>
+      <w:r>
+        <w:t xml:space="preserve">- doel:</w:t>
       </w:r>
       <w:r>
         <w:t xml:space="preserve"> </w:t>
@@ -4518,242 +6093,381 @@
         <w:t xml:space="preserve"> </w:t>
       </w:r>
       <w:r>
-        <w:t xml:space="preserve">versus</w:t>
-      </w:r>
-      <w:r>
-        <w:t xml:space="preserve"> </w:t>
-      </w:r>
-      <w:r>
-        <w:rPr>
-          <w:bCs/>
-          <w:b/>
-        </w:rPr>
-        <w:t xml:space="preserve">gecontroleerde</w:t>
-      </w:r>
-      <w:r>
-        <w:t xml:space="preserve"> </w:t>
-      </w:r>
-      <w:r>
-        <w:t xml:space="preserve">motivatie</w:t>
-      </w:r>
-      <w:r>
-        <w:t xml:space="preserve"> </w:t>
-      </w:r>
-      <w:r>
-        <w:t xml:space="preserve">-</w:t>
-      </w:r>
-      <w:r>
-        <w:t xml:space="preserve"> </w:t>
-      </w:r>
-      <w:r>
-        <w:rPr>
-          <w:bCs/>
-          <w:b/>
-        </w:rPr>
-        <w:t xml:space="preserve">Verwachting × waarde</w:t>
-      </w:r>
-      <w:r>
-        <w:t xml:space="preserve"> </w:t>
-      </w:r>
-      <w:r>
-        <w:t xml:space="preserve">(Eccles):</w:t>
-      </w:r>
-      <w:r>
-        <w:t xml:space="preserve"> </w:t>
-      </w:r>
-      <w:r>
-        <w:t xml:space="preserve">“</w:t>
-      </w:r>
-      <w:r>
-        <w:t xml:space="preserve">Kan ik het?</w:t>
-      </w:r>
-      <w:r>
-        <w:t xml:space="preserve">”</w:t>
-      </w:r>
-      <w:r>
-        <w:t xml:space="preserve"> </w:t>
-      </w:r>
-      <w:r>
-        <w:t xml:space="preserve">×</w:t>
-      </w:r>
-      <w:r>
-        <w:t xml:space="preserve"> </w:t>
-      </w:r>
-      <w:r>
-        <w:t xml:space="preserve">“</w:t>
-      </w:r>
-      <w:r>
-        <w:t xml:space="preserve">Is het de moeite waard?</w:t>
-      </w:r>
-      <w:r>
-        <w:t xml:space="preserve">”</w:t>
-      </w:r>
-      <w:r>
-        <w:t xml:space="preserve"> </w:t>
-      </w:r>
-      <w:r>
-        <w:t xml:space="preserve">(interesse, nut, belang, kosten).</w:t>
-      </w:r>
-      <w:r>
-        <w:t xml:space="preserve"> </w:t>
-      </w:r>
-      <w:r>
-        <w:t xml:space="preserve">-</w:t>
-      </w:r>
-      <w:r>
-        <w:t xml:space="preserve"> </w:t>
-      </w:r>
-      <w:r>
-        <w:rPr>
-          <w:bCs/>
-          <w:b/>
-        </w:rPr>
-        <w:t xml:space="preserve">Self-efficacy</w:t>
-      </w:r>
-      <w:r>
-        <w:t xml:space="preserve"> </w:t>
-      </w:r>
-      <w:r>
-        <w:t xml:space="preserve">(Bandura). Bronnen:</w:t>
-      </w:r>
-      <w:r>
-        <w:t xml:space="preserve"> </w:t>
-      </w:r>
-      <w:r>
-        <w:t xml:space="preserve">- succeservaringen</w:t>
-      </w:r>
-      <w:r>
-        <w:t xml:space="preserve"> </w:t>
-      </w:r>
-      <w:r>
-        <w:t xml:space="preserve">- modelling</w:t>
-      </w:r>
-      <w:r>
-        <w:t xml:space="preserve"> </w:t>
-      </w:r>
-      <w:r>
-        <w:t xml:space="preserve">- verbale overtuiging</w:t>
-      </w:r>
-      <w:r>
-        <w:t xml:space="preserve"> </w:t>
-      </w:r>
-      <w:r>
-        <w:t xml:space="preserve">- fysiologische toestand</w:t>
-      </w:r>
-      <w:r>
-        <w:t xml:space="preserve"> </w:t>
-      </w:r>
-      <w:r>
-        <w:t xml:space="preserve">-</w:t>
-      </w:r>
-      <w:r>
-        <w:t xml:space="preserve"> </w:t>
-      </w:r>
-      <w:r>
-        <w:rPr>
-          <w:bCs/>
-          <w:b/>
-        </w:rPr>
-        <w:t xml:space="preserve">Attributietheorie</w:t>
-      </w:r>
-      <w:r>
-        <w:t xml:space="preserve"> </w:t>
-      </w:r>
-      <w:r>
-        <w:t xml:space="preserve">(Weiner): de dimensies locus, stabiliteit en controleerbaarheid. Toeschrijven aan inzet of strategie is beter dan aan aanleg.</w:t>
-      </w:r>
-      <w:r>
-        <w:t xml:space="preserve"> </w:t>
-      </w:r>
-      <w:r>
-        <w:t xml:space="preserve">-</w:t>
-      </w:r>
-      <w:r>
-        <w:t xml:space="preserve"> </w:t>
-      </w:r>
-      <w:r>
-        <w:rPr>
-          <w:bCs/>
-          <w:b/>
-        </w:rPr>
-        <w:t xml:space="preserve">Doeloriëntaties</w:t>
-      </w:r>
-      <w:r>
-        <w:t xml:space="preserve">:</w:t>
-      </w:r>
-      <w:r>
-        <w:t xml:space="preserve"> </w:t>
-      </w:r>
-      <w:r>
-        <w:rPr>
-          <w:bCs/>
-          <w:b/>
-        </w:rPr>
-        <w:t xml:space="preserve">beheersingsdoelen</w:t>
-      </w:r>
-      <w:r>
-        <w:t xml:space="preserve"> </w:t>
-      </w:r>
-      <w:r>
-        <w:t xml:space="preserve">(</w:t>
+        <w:t xml:space="preserve">motivatie bevorderen in plaats van gecontroleerde motivatie (belonen, straffen, schuldgevoel)</w:t>
+      </w:r>
+      <w:r>
+        <w:t xml:space="preserve"> </w:t>
+      </w:r>
+      <w:r>
+        <w:t xml:space="preserve">- Daarnaast: verwachting × waarde, self-efficacy en attributies.</w:t>
+      </w:r>
+    </w:p>
+    <w:p>
+      <w:pPr>
+        <w:pStyle w:val="BodyText"/>
+      </w:pPr>
+      <w:r>
+        <w:rPr>
+          <w:bCs/>
+          <w:b/>
+        </w:rPr>
+        <w:t xml:space="preserve">De 10 principes</w:t>
+      </w:r>
+      <w:r>
+        <w:t xml:space="preserve"> </w:t>
+      </w:r>
+      <w:r>
+        <w:t xml:space="preserve">1.</w:t>
+      </w:r>
+      <w:r>
+        <w:t xml:space="preserve"> </w:t>
+      </w:r>
+      <w:r>
+        <w:rPr>
+          <w:bCs/>
+          <w:b/>
+        </w:rPr>
+        <w:t xml:space="preserve">Investeer blijvend in een goede relatie</w:t>
+      </w:r>
+      <w:r>
+        <w:t xml:space="preserve"> </w:t>
+      </w:r>
+      <w:r>
+        <w:t xml:space="preserve">met leerlingen. Een empathische, stimulerende relatie hangt samen met betere prestaties.</w:t>
+      </w:r>
+      <w:r>
+        <w:t xml:space="preserve"> </w:t>
       </w:r>
       <w:r>
         <w:rPr>
           <w:iCs/>
           <w:i/>
         </w:rPr>
-        <w:t xml:space="preserve">mastery</w:t>
-      </w:r>
-      <w:r>
-        <w:t xml:space="preserve">) versus</w:t>
-      </w:r>
-      <w:r>
-        <w:t xml:space="preserve"> </w:t>
-      </w:r>
-      <w:r>
-        <w:rPr>
-          <w:bCs/>
-          <w:b/>
-        </w:rPr>
-        <w:t xml:space="preserve">prestatiedoelen</w:t>
-      </w:r>
-      <w:r>
-        <w:t xml:space="preserve"> </w:t>
-      </w:r>
-      <w:r>
-        <w:t xml:space="preserve">(</w:t>
+        <w:t xml:space="preserve">(verbondenheid)</w:t>
+      </w:r>
+      <w:r>
+        <w:t xml:space="preserve"> </w:t>
+      </w:r>
+      <w:r>
+        <w:t xml:space="preserve">2.</w:t>
+      </w:r>
+      <w:r>
+        <w:t xml:space="preserve"> </w:t>
+      </w:r>
+      <w:r>
+        <w:rPr>
+          <w:bCs/>
+          <w:b/>
+        </w:rPr>
+        <w:t xml:space="preserve">Creëer een veilig leerklimaat</w:t>
+      </w:r>
+      <w:r>
+        <w:t xml:space="preserve"> </w:t>
+      </w:r>
+      <w:r>
+        <w:t xml:space="preserve">met heldere grenzen en een hechte klasgroep.</w:t>
+      </w:r>
+      <w:r>
+        <w:t xml:space="preserve"> </w:t>
       </w:r>
       <w:r>
         <w:rPr>
           <w:iCs/>
           <w:i/>
         </w:rPr>
-        <w:t xml:space="preserve">performance</w:t>
-      </w:r>
-      <w:r>
-        <w:t xml:space="preserve">).</w:t>
-      </w:r>
-      <w:r>
-        <w:t xml:space="preserve"> </w:t>
-      </w:r>
-      <w:r>
-        <w:t xml:space="preserve">-</w:t>
-      </w:r>
-      <w:r>
-        <w:t xml:space="preserve"> </w:t>
-      </w:r>
-      <w:r>
-        <w:rPr>
-          <w:bCs/>
-          <w:b/>
-        </w:rPr>
-        <w:t xml:space="preserve">Mindset</w:t>
-      </w:r>
-      <w:r>
-        <w:t xml:space="preserve"> </w:t>
-      </w:r>
-      <w:r>
-        <w:t xml:space="preserve">(Dweck): groei versus vast.</w:t>
+        <w:t xml:space="preserve">(verbondenheid + structuur)</w:t>
+      </w:r>
+      <w:r>
+        <w:t xml:space="preserve"> </w:t>
+      </w:r>
+      <w:r>
+        <w:t xml:space="preserve">3.</w:t>
+      </w:r>
+      <w:r>
+        <w:t xml:space="preserve"> </w:t>
+      </w:r>
+      <w:r>
+        <w:rPr>
+          <w:bCs/>
+          <w:b/>
+        </w:rPr>
+        <w:t xml:space="preserve">Kies onderwerpen, werkvormen en activiteiten die de interesse prikkelen.</w:t>
+      </w:r>
+      <w:r>
+        <w:t xml:space="preserve"> </w:t>
+      </w:r>
+      <w:r>
+        <w:rPr>
+          <w:iCs/>
+          <w:i/>
+        </w:rPr>
+        <w:t xml:space="preserve">(intrinsieke motivatie)</w:t>
+      </w:r>
+      <w:r>
+        <w:t xml:space="preserve"> </w:t>
+      </w:r>
+      <w:r>
+        <w:t xml:space="preserve">4.</w:t>
+      </w:r>
+      <w:r>
+        <w:t xml:space="preserve"> </w:t>
+      </w:r>
+      <w:r>
+        <w:rPr>
+          <w:bCs/>
+          <w:b/>
+        </w:rPr>
+        <w:t xml:space="preserve">Help leerlingen het belang van onderwerpen en taken in te zien</w:t>
+      </w:r>
+      <w:r>
+        <w:t xml:space="preserve">, ook als ze niet spontaan boeien. Leg uit waarom iets zinvol is.</w:t>
+      </w:r>
+      <w:r>
+        <w:t xml:space="preserve"> </w:t>
+      </w:r>
+      <w:r>
+        <w:rPr>
+          <w:iCs/>
+          <w:i/>
+        </w:rPr>
+        <w:t xml:space="preserve">(geïdentificeerde regulatie)</w:t>
+      </w:r>
+      <w:r>
+        <w:t xml:space="preserve"> </w:t>
+      </w:r>
+      <w:r>
+        <w:t xml:space="preserve">5.</w:t>
+      </w:r>
+      <w:r>
+        <w:t xml:space="preserve"> </w:t>
+      </w:r>
+      <w:r>
+        <w:rPr>
+          <w:bCs/>
+          <w:b/>
+        </w:rPr>
+        <w:t xml:space="preserve">Luister oprecht, empathisch en erkennend</w:t>
+      </w:r>
+      <w:r>
+        <w:t xml:space="preserve">, ook naar weerstand en negatieve gevoelens.</w:t>
+      </w:r>
+      <w:r>
+        <w:t xml:space="preserve"> </w:t>
+      </w:r>
+      <w:r>
+        <w:rPr>
+          <w:iCs/>
+          <w:i/>
+        </w:rPr>
+        <w:t xml:space="preserve">(autonomie, verbondenheid)</w:t>
+      </w:r>
+      <w:r>
+        <w:t xml:space="preserve"> </w:t>
+      </w:r>
+      <w:r>
+        <w:t xml:space="preserve">6.</w:t>
+      </w:r>
+      <w:r>
+        <w:t xml:space="preserve"> </w:t>
+      </w:r>
+      <w:r>
+        <w:rPr>
+          <w:bCs/>
+          <w:b/>
+        </w:rPr>
+        <w:t xml:space="preserve">Gebruik autonomie-ondersteunende taal</w:t>
+      </w:r>
+      <w:r>
+        <w:t xml:space="preserve"> </w:t>
+      </w:r>
+      <w:r>
+        <w:t xml:space="preserve">in plaats van controlerende taal:</w:t>
+      </w:r>
+      <w:r>
+        <w:t xml:space="preserve"> </w:t>
+      </w:r>
+      <w:r>
+        <w:t xml:space="preserve">“</w:t>
+      </w:r>
+      <w:r>
+        <w:t xml:space="preserve">je kan…</w:t>
+      </w:r>
+      <w:r>
+        <w:t xml:space="preserve">”</w:t>
+      </w:r>
+      <w:r>
+        <w:t xml:space="preserve"> </w:t>
+      </w:r>
+      <w:r>
+        <w:t xml:space="preserve">/</w:t>
+      </w:r>
+      <w:r>
+        <w:t xml:space="preserve"> </w:t>
+      </w:r>
+      <w:r>
+        <w:t xml:space="preserve">“</w:t>
+      </w:r>
+      <w:r>
+        <w:t xml:space="preserve">ik stel voor…</w:t>
+      </w:r>
+      <w:r>
+        <w:t xml:space="preserve">”</w:t>
+      </w:r>
+      <w:r>
+        <w:t xml:space="preserve"> </w:t>
+      </w:r>
+      <w:r>
+        <w:t xml:space="preserve">in plaats van</w:t>
+      </w:r>
+      <w:r>
+        <w:t xml:space="preserve"> </w:t>
+      </w:r>
+      <w:r>
+        <w:t xml:space="preserve">“</w:t>
+      </w:r>
+      <w:r>
+        <w:t xml:space="preserve">je moet…</w:t>
+      </w:r>
+      <w:r>
+        <w:t xml:space="preserve">”</w:t>
+      </w:r>
+      <w:r>
+        <w:t xml:space="preserve">.</w:t>
+      </w:r>
+      <w:r>
+        <w:t xml:space="preserve"> </w:t>
+      </w:r>
+      <w:r>
+        <w:rPr>
+          <w:iCs/>
+          <w:i/>
+        </w:rPr>
+        <w:t xml:space="preserve">(autonomie)</w:t>
+      </w:r>
+      <w:r>
+        <w:t xml:space="preserve"> </w:t>
+      </w:r>
+      <w:r>
+        <w:t xml:space="preserve">7.</w:t>
+      </w:r>
+      <w:r>
+        <w:t xml:space="preserve"> </w:t>
+      </w:r>
+      <w:r>
+        <w:rPr>
+          <w:bCs/>
+          <w:b/>
+        </w:rPr>
+        <w:t xml:space="preserve">Geef structuur die naar het leerdoel toe leidt</w:t>
+      </w:r>
+      <w:r>
+        <w:t xml:space="preserve">: duidelijke verwachtingen, stappen, begeleiding.</w:t>
+      </w:r>
+      <w:r>
+        <w:t xml:space="preserve"> </w:t>
+      </w:r>
+      <w:r>
+        <w:rPr>
+          <w:iCs/>
+          <w:i/>
+        </w:rPr>
+        <w:t xml:space="preserve">(competentie)</w:t>
+      </w:r>
+      <w:r>
+        <w:t xml:space="preserve"> </w:t>
+      </w:r>
+      <w:r>
+        <w:t xml:space="preserve">8.</w:t>
+      </w:r>
+      <w:r>
+        <w:t xml:space="preserve"> </w:t>
+      </w:r>
+      <w:r>
+        <w:rPr>
+          <w:bCs/>
+          <w:b/>
+        </w:rPr>
+        <w:t xml:space="preserve">Bied uitdaging op maat</w:t>
+      </w:r>
+      <w:r>
+        <w:t xml:space="preserve">: niet te hoog en niet te laag.</w:t>
+      </w:r>
+      <w:r>
+        <w:t xml:space="preserve"> </w:t>
+      </w:r>
+      <w:r>
+        <w:rPr>
+          <w:iCs/>
+          <w:i/>
+        </w:rPr>
+        <w:t xml:space="preserve">(competentie)</w:t>
+      </w:r>
+      <w:r>
+        <w:t xml:space="preserve"> </w:t>
+      </w:r>
+      <w:r>
+        <w:t xml:space="preserve">9.</w:t>
+      </w:r>
+      <w:r>
+        <w:t xml:space="preserve"> </w:t>
+      </w:r>
+      <w:r>
+        <w:rPr>
+          <w:bCs/>
+          <w:b/>
+        </w:rPr>
+        <w:t xml:space="preserve">Geef feedback die duidelijk linkt aan wat leerlingen doen en aan het leerdoel</w:t>
+      </w:r>
+      <w:r>
+        <w:t xml:space="preserve">: specifiek, tijdig en regelmatig. Toon dat je</w:t>
+      </w:r>
+      <w:r>
+        <w:t xml:space="preserve"> </w:t>
+      </w:r>
+      <w:r>
+        <w:rPr>
+          <w:bCs/>
+          <w:b/>
+        </w:rPr>
+        <w:t xml:space="preserve">gelooft in hun kunnen</w:t>
+      </w:r>
+      <w:r>
+        <w:t xml:space="preserve"> </w:t>
+      </w:r>
+      <w:r>
+        <w:t xml:space="preserve">(hoge verwachtingen).</w:t>
+      </w:r>
+      <w:r>
+        <w:t xml:space="preserve"> </w:t>
+      </w:r>
+      <w:r>
+        <w:rPr>
+          <w:iCs/>
+          <w:i/>
+        </w:rPr>
+        <w:t xml:space="preserve">(competentie)</w:t>
+      </w:r>
+      <w:r>
+        <w:t xml:space="preserve"> </w:t>
+      </w:r>
+      <w:r>
+        <w:t xml:space="preserve">10.</w:t>
+      </w:r>
+      <w:r>
+        <w:t xml:space="preserve"> </w:t>
+      </w:r>
+      <w:r>
+        <w:rPr>
+          <w:bCs/>
+          <w:b/>
+        </w:rPr>
+        <w:t xml:space="preserve">Houd voeling met je eigen motivatie en behoeften als leraar</w:t>
+      </w:r>
+      <w:r>
+        <w:t xml:space="preserve"> </w:t>
+      </w:r>
+      <w:r>
+        <w:t xml:space="preserve">en zoek zelf ondersteuning. Gemotiveerde leraren motiveren.</w:t>
       </w:r>
     </w:p>
     <w:p>
@@ -4765,43 +6479,35 @@
           <w:bCs/>
           <w:b/>
         </w:rPr>
-        <w:t xml:space="preserve">Praktische principes:</w:t>
-      </w:r>
-      <w:r>
-        <w:t xml:space="preserve"> </w:t>
-      </w:r>
-      <w:r>
-        <w:t xml:space="preserve">- keuze en inspraak geven</w:t>
-      </w:r>
-      <w:r>
-        <w:t xml:space="preserve"> </w:t>
-      </w:r>
-      <w:r>
-        <w:t xml:space="preserve">- de relevantie uitleggen</w:t>
-      </w:r>
-      <w:r>
-        <w:t xml:space="preserve"> </w:t>
-      </w:r>
-      <w:r>
-        <w:t xml:space="preserve">- uitdagend maar haalbaar werk geven</w:t>
-      </w:r>
-      <w:r>
-        <w:t xml:space="preserve"> </w:t>
-      </w:r>
-      <w:r>
-        <w:t xml:space="preserve">- procesgerichte feedback geven</w:t>
-      </w:r>
-      <w:r>
-        <w:t xml:space="preserve"> </w:t>
-      </w:r>
-      <w:r>
-        <w:t xml:space="preserve">- een veilige klasrelatie opbouwen</w:t>
-      </w:r>
-      <w:r>
-        <w:t xml:space="preserve"> </w:t>
-      </w:r>
-      <w:r>
-        <w:t xml:space="preserve">- vergelijken en competitie beperken</w:t>
+        <w:t xml:space="preserve">Valkuilen</w:t>
+      </w:r>
+      <w:r>
+        <w:t xml:space="preserve"> </w:t>
+      </w:r>
+      <w:r>
+        <w:t xml:space="preserve">- Controlerende beloningen of straffen ondermijnen de intrinsieke motivatie.</w:t>
+      </w:r>
+      <w:r>
+        <w:t xml:space="preserve"> </w:t>
+      </w:r>
+      <w:r>
+        <w:t xml:space="preserve">- Structuur is niet hetzelfde als controle. Structuur geven</w:t>
+      </w:r>
+      <w:r>
+        <w:t xml:space="preserve"> </w:t>
+      </w:r>
+      <w:r>
+        <w:rPr>
+          <w:iCs/>
+          <w:i/>
+        </w:rPr>
+        <w:t xml:space="preserve">én</w:t>
+      </w:r>
+      <w:r>
+        <w:t xml:space="preserve"> </w:t>
+      </w:r>
+      <w:r>
+        <w:t xml:space="preserve">autonomie ondersteunen gaan juist goed samen.</w:t>
       </w:r>
     </w:p>
     <w:p>
@@ -4828,13 +6534,13 @@
         <w:t xml:space="preserve">“</w:t>
       </w:r>
       <w:r>
-        <w:t xml:space="preserve">ik ben gewoon slecht in wiskunde</w:t>
+        <w:t xml:space="preserve">dit is saai, waarom moeten we dit kennen?</w:t>
       </w:r>
       <w:r>
         <w:t xml:space="preserve">”</w:t>
       </w:r>
       <w:r>
-        <w:t xml:space="preserve">. Welke theorieën helpen je dit te begrijpen, en wat doe je als leraar?</w:t>
+        <w:t xml:space="preserve">. Welke principes zet je in? Leg het verschil uit tussen autonome en gecontroleerde motivatie.</w:t>
       </w:r>
     </w:p>
     <w:p>
@@ -4844,9 +6550,9 @@
         </w:pict>
       </w:r>
     </w:p>
-    <w:bookmarkEnd w:id="36"/>
-    <w:bookmarkEnd w:id="37"/>
-    <w:bookmarkStart w:id="51" w:name="effectief-leren-in-het-basisonderwijs"/>
+    <w:bookmarkEnd w:id="39"/>
+    <w:bookmarkEnd w:id="40"/>
+    <w:bookmarkStart w:id="54" w:name="effectief-leren-in-het-basisonderwijs"/>
     <w:p>
       <w:pPr>
         <w:pStyle w:val="Heading1"/>
@@ -4855,7 +6561,7 @@
         <w:t xml:space="preserve">6. Effectief leren in het basisonderwijs</w:t>
       </w:r>
     </w:p>
-    <w:bookmarkStart w:id="38" w:name="X47976382a89a9d8b73585f8c9a72ca771cc2135"/>
+    <w:bookmarkStart w:id="41" w:name="X47976382a89a9d8b73585f8c9a72ca771cc2135"/>
     <w:p>
       <w:pPr>
         <w:pStyle w:val="Heading2"/>
@@ -5180,8 +6886,8 @@
         <w:t xml:space="preserve">Leg het expertise-omkeringseffect uit en wat het betekent voor differentiatie.</w:t>
       </w:r>
     </w:p>
-    <w:bookmarkEnd w:id="38"/>
-    <w:bookmarkStart w:id="39" w:name="X8cc2b5c7e9d28114c1524e0caca32001a481c50"/>
+    <w:bookmarkEnd w:id="41"/>
+    <w:bookmarkStart w:id="42" w:name="X8cc2b5c7e9d28114c1524e0caca32001a481c50"/>
     <w:p>
       <w:pPr>
         <w:pStyle w:val="Heading2"/>
@@ -5385,8 +7091,8 @@
         <w:t xml:space="preserve">.</w:t>
       </w:r>
     </w:p>
-    <w:bookmarkEnd w:id="39"/>
-    <w:bookmarkStart w:id="40" w:name="Xcb9849c8d691156a508c0d925073666f923328a"/>
+    <w:bookmarkEnd w:id="42"/>
+    <w:bookmarkStart w:id="43" w:name="Xcb9849c8d691156a508c0d925073666f923328a"/>
     <w:p>
       <w:pPr>
         <w:pStyle w:val="Heading2"/>
@@ -5985,8 +7691,8 @@
         <w:t xml:space="preserve">generatieve AI</w:t>
       </w:r>
     </w:p>
-    <w:bookmarkEnd w:id="40"/>
-    <w:bookmarkStart w:id="41" w:name="X2f36b2f24453cb92013a7b8186ccc543c9f9a4f"/>
+    <w:bookmarkEnd w:id="43"/>
+    <w:bookmarkStart w:id="44" w:name="X2f36b2f24453cb92013a7b8186ccc543c9f9a4f"/>
     <w:p>
       <w:pPr>
         <w:pStyle w:val="Heading2"/>
@@ -6350,19 +8056,31 @@
         <w:t xml:space="preserve">Het werkgeheugen is beperkt. Daarom zijn kleine stappen, inoefening en herhaling nodig om sterke, vlot oproepbare kennis in het langetermijngeheugen op te bouwen.</w:t>
       </w:r>
     </w:p>
-    <w:bookmarkEnd w:id="41"/>
-    <w:bookmarkStart w:id="42" w:name="X0266a7d83f1eb94a4a56f008b9cfc9a2f521a18"/>
+    <w:bookmarkEnd w:id="44"/>
+    <w:bookmarkStart w:id="45" w:name="X179e7a39f9898cecd428b588aefa3c1629ad2d1"/>
     <w:p>
       <w:pPr>
         <w:pStyle w:val="Heading2"/>
       </w:pPr>
       <w:r>
-        <w:t xml:space="preserve">6.5 Simonsen e.a. (2022) – SEB-groei via Tier 2 en 3 binnen MTSS ⚠️</w:t>
+        <w:t xml:space="preserve">6.5 Simonsen e.a. (2022) – SEB-groei via Tier 2 en 3 binnen MTSS ✅ (abstract online gecontroleerd)</w:t>
       </w:r>
     </w:p>
     <w:p>
       <w:pPr>
         <w:pStyle w:val="FirstParagraph"/>
+      </w:pPr>
+      <w:r>
+        <w:rPr>
+          <w:iCs/>
+          <w:i/>
+        </w:rPr>
+        <w:t xml:space="preserve">Hoofdstuk 7 in het Handbook of Classroom Management (3e ed., Routledge). Het abstract bevestigt drie lijnen: Tier 1 differentiëren, Tier 2 gericht inzetten voor leerlingen die meer nodig hebben, en Tier 3 individueel opbouwen op basis van teamgebaseerde assessment, waaronder een functionele gedragsanalyse (FBA).</w:t>
+      </w:r>
+    </w:p>
+    <w:p>
+      <w:pPr>
+        <w:pStyle w:val="BodyText"/>
       </w:pPr>
       <w:r>
         <w:rPr>
@@ -6777,8 +8495,8 @@
         <w:t xml:space="preserve">implementatiegetrouwheid</w:t>
       </w:r>
     </w:p>
-    <w:bookmarkEnd w:id="42"/>
-    <w:bookmarkStart w:id="43" w:name="X56b49f320a481cb1c1a2a9fe344baa8d1b21e57"/>
+    <w:bookmarkEnd w:id="45"/>
+    <w:bookmarkStart w:id="46" w:name="X56b49f320a481cb1c1a2a9fe344baa8d1b21e57"/>
     <w:p>
       <w:pPr>
         <w:pStyle w:val="Heading2"/>
@@ -7092,8 +8810,8 @@
         <w:t xml:space="preserve">, interventies om verwachtingen te verhogen, en de rol van de leraar als persoon.</w:t>
       </w:r>
     </w:p>
-    <w:bookmarkEnd w:id="43"/>
-    <w:bookmarkStart w:id="44" w:name="Xfea1fc954e1d7d691106149476ef2cdd249338b"/>
+    <w:bookmarkEnd w:id="46"/>
+    <w:bookmarkStart w:id="47" w:name="Xfea1fc954e1d7d691106149476ef2cdd249338b"/>
     <w:p>
       <w:pPr>
         <w:pStyle w:val="Heading2"/>
@@ -7436,8 +9154,8 @@
         <w:t xml:space="preserve">van leraar naar leerling.</w:t>
       </w:r>
     </w:p>
-    <w:bookmarkEnd w:id="44"/>
-    <w:bookmarkStart w:id="45" w:name="X2718ecd37ce25ed860a0858940d03e64dd1521c"/>
+    <w:bookmarkEnd w:id="47"/>
+    <w:bookmarkStart w:id="48" w:name="X2718ecd37ce25ed860a0858940d03e64dd1521c"/>
     <w:p>
       <w:pPr>
         <w:pStyle w:val="Heading2"/>
@@ -7508,7 +9226,7 @@
         <w:t xml:space="preserve"> </w:t>
       </w:r>
       <w:r>
-        <w:t xml:space="preserve">(EEF-structuur):</w:t>
+        <w:t xml:space="preserve">(✅ zoals in de inhoudstafel van de leidraad):</w:t>
       </w:r>
       <w:r>
         <w:t xml:space="preserve"> </w:t>
@@ -7639,174 +9357,7 @@
         <w:t xml:space="preserve">niet</w:t>
       </w:r>
       <w:r>
-        <w:t xml:space="preserve">. Timing: soms onmiddellijk, soms uitgesteld; geen vaste regel.</w:t>
-      </w:r>
-      <w:r>
-        <w:t xml:space="preserve"> </w:t>
-      </w:r>
-      <w:r>
-        <w:t xml:space="preserve">3.</w:t>
-      </w:r>
-      <w:r>
-        <w:t xml:space="preserve"> </w:t>
-      </w:r>
-      <w:r>
-        <w:rPr>
-          <w:bCs/>
-          <w:b/>
-        </w:rPr>
-        <w:t xml:space="preserve">Plan hoe leerlingen feedback ontvangen en gebruiken.</w:t>
-      </w:r>
-      <w:r>
-        <w:t xml:space="preserve"> </w:t>
-      </w:r>
-      <w:r>
-        <w:t xml:space="preserve">- Houd rekening met motivatie, vertrouwen en relatie.</w:t>
-      </w:r>
-      <w:r>
-        <w:t xml:space="preserve"> </w:t>
-      </w:r>
-      <w:r>
-        <w:t xml:space="preserve">- Voorzie</w:t>
-      </w:r>
-      <w:r>
-        <w:t xml:space="preserve"> </w:t>
-      </w:r>
-      <w:r>
-        <w:rPr>
-          <w:bCs/>
-          <w:b/>
-        </w:rPr>
-        <w:t xml:space="preserve">tijd om er effectief iets mee te doen</w:t>
-      </w:r>
-      <w:r>
-        <w:t xml:space="preserve">.</w:t>
-      </w:r>
-      <w:r>
-        <w:t xml:space="preserve"> </w:t>
-      </w:r>
-      <w:r>
-        <w:t xml:space="preserve">- Modelleer hoe je feedback gebruikt.</w:t>
-      </w:r>
-      <w:r>
-        <w:t xml:space="preserve"> </w:t>
-      </w:r>
-      <w:r>
-        <w:t xml:space="preserve">4.</w:t>
-      </w:r>
-      <w:r>
-        <w:t xml:space="preserve"> </w:t>
-      </w:r>
-      <w:r>
-        <w:rPr>
-          <w:bCs/>
-          <w:b/>
-        </w:rPr>
-        <w:t xml:space="preserve">Schriftelijke feedback: doelgericht en tijdsefficiënt.</w:t>
-      </w:r>
-      <w:r>
-        <w:t xml:space="preserve"> </w:t>
-      </w:r>
-      <w:r>
-        <w:t xml:space="preserve">Gebruik bv. codes of vragen, met een focus op weinig maar relevante punten.</w:t>
-      </w:r>
-      <w:r>
-        <w:t xml:space="preserve"> </w:t>
-      </w:r>
-      <w:r>
-        <w:t xml:space="preserve">“</w:t>
-      </w:r>
-      <w:r>
-        <w:t xml:space="preserve">Meer markeren</w:t>
-      </w:r>
-      <w:r>
-        <w:t xml:space="preserve">”</w:t>
-      </w:r>
-      <w:r>
-        <w:t xml:space="preserve"> </w:t>
-      </w:r>
-      <w:r>
-        <w:t xml:space="preserve">is niet beter.</w:t>
-      </w:r>
-      <w:r>
-        <w:t xml:space="preserve"> </w:t>
-      </w:r>
-      <w:r>
-        <w:t xml:space="preserve">5.</w:t>
-      </w:r>
-      <w:r>
-        <w:t xml:space="preserve"> </w:t>
-      </w:r>
-      <w:r>
-        <w:rPr>
-          <w:bCs/>
-          <w:b/>
-        </w:rPr>
-        <w:t xml:space="preserve">Mondelinge feedback: doelgericht.</w:t>
-      </w:r>
-      <w:r>
-        <w:t xml:space="preserve"> </w:t>
-      </w:r>
-      <w:r>
-        <w:t xml:space="preserve">Ze is vaak efficiënter, en je kan ze geven tijdens het werk of in conferenties.</w:t>
-      </w:r>
-      <w:r>
-        <w:t xml:space="preserve"> </w:t>
-      </w:r>
-      <w:r>
-        <w:t xml:space="preserve">6.</w:t>
-      </w:r>
-      <w:r>
-        <w:t xml:space="preserve"> </w:t>
-      </w:r>
-      <w:r>
-        <w:rPr>
-          <w:bCs/>
-          <w:b/>
-        </w:rPr>
-        <w:t xml:space="preserve">Ontwikkel een schoolbreed feedbackbeleid</w:t>
-      </w:r>
-      <w:r>
-        <w:t xml:space="preserve"> </w:t>
-      </w:r>
-      <w:r>
-        <w:t xml:space="preserve">dat de principes centraal zet, niet de hoeveelheid. Vermijd tijdrovende,</w:t>
-      </w:r>
-      <w:r>
-        <w:t xml:space="preserve"> </w:t>
-      </w:r>
-      <w:r>
-        <w:t xml:space="preserve">“</w:t>
-      </w:r>
-      <w:r>
-        <w:t xml:space="preserve">zichtbare</w:t>
-      </w:r>
-      <w:r>
-        <w:t xml:space="preserve">”</w:t>
-      </w:r>
-      <w:r>
-        <w:t xml:space="preserve"> </w:t>
-      </w:r>
-      <w:r>
-        <w:t xml:space="preserve">markeerpraktijken.</w:t>
-      </w:r>
-    </w:p>
-    <w:p>
-      <w:pPr>
-        <w:pStyle w:val="BodyText"/>
-      </w:pPr>
-      <w:r>
-        <w:rPr>
-          <w:bCs/>
-          <w:b/>
-        </w:rPr>
-        <w:t xml:space="preserve">Gerelateerd:</w:t>
-      </w:r>
-      <w:r>
-        <w:t xml:space="preserve"> </w:t>
-      </w:r>
-      <w:r>
-        <w:t xml:space="preserve">de drie feedbackvragen van Hattie &amp; Timperley:</w:t>
+        <w:t xml:space="preserve">. Timing: soms onmiddellijk, soms uitgesteld. Feedback is een</w:t>
       </w:r>
       <w:r>
         <w:t xml:space="preserve"> </w:t>
@@ -7816,48 +9367,159 @@
           <w:iCs/>
           <w:i/>
         </w:rPr>
-        <w:t xml:space="preserve">Waar ga ik naartoe? Hoe sta ik ervoor? Wat is de volgende stap?</w:t>
-      </w:r>
-    </w:p>
-    <w:bookmarkEnd w:id="45"/>
-    <w:bookmarkStart w:id="46" w:name="Xf3859ec6aff255f9230827ba55f912bf14a2059"/>
-    <w:p>
-      <w:pPr>
-        <w:pStyle w:val="Heading2"/>
-      </w:pPr>
-      <w:r>
-        <w:t xml:space="preserve">6.9 Salomon &amp; Perkins (1989) – Rocky roads to transfer</w:t>
-      </w:r>
-    </w:p>
-    <w:p>
-      <w:pPr>
-        <w:pStyle w:val="FirstParagraph"/>
-      </w:pPr>
-      <w:r>
-        <w:rPr>
-          <w:bCs/>
-          <w:b/>
-        </w:rPr>
-        <w:t xml:space="preserve">Kern.</w:t>
-      </w:r>
-      <w:r>
-        <w:t xml:space="preserve"> </w:t>
-      </w:r>
-      <w:r>
-        <w:t xml:space="preserve">Transfer (geleerde kennis toepassen in een nieuwe situatie) gebeurt veel minder vanzelf dan we denken. Er zijn</w:t>
-      </w:r>
-      <w:r>
-        <w:t xml:space="preserve"> </w:t>
-      </w:r>
-      <w:r>
-        <w:rPr>
-          <w:bCs/>
-          <w:b/>
-        </w:rPr>
-        <w:t xml:space="preserve">twee mechanismen</w:t>
-      </w:r>
-      <w:r>
-        <w:t xml:space="preserve">:</w:t>
+        <w:t xml:space="preserve">startpunt, geen eindpunt</w:t>
+      </w:r>
+      <w:r>
+        <w:t xml:space="preserve">: je kan ze bv. uitstellen tot een volgende, gelijkaardige opdracht, zodat leerlingen ze meteen toepassen.</w:t>
+      </w:r>
+      <w:r>
+        <w:t xml:space="preserve"> </w:t>
+      </w:r>
+      <w:r>
+        <w:t xml:space="preserve">3.</w:t>
+      </w:r>
+      <w:r>
+        <w:t xml:space="preserve"> </w:t>
+      </w:r>
+      <w:r>
+        <w:rPr>
+          <w:bCs/>
+          <w:b/>
+        </w:rPr>
+        <w:t xml:space="preserve">Plan hoe leerlingen feedback ontvangen en gebruiken.</w:t>
+      </w:r>
+      <w:r>
+        <w:t xml:space="preserve"> </w:t>
+      </w:r>
+      <w:r>
+        <w:t xml:space="preserve">- Houd rekening met motivatie, vertrouwen en relatie.</w:t>
+      </w:r>
+      <w:r>
+        <w:t xml:space="preserve"> </w:t>
+      </w:r>
+      <w:r>
+        <w:t xml:space="preserve">- Voorzie</w:t>
+      </w:r>
+      <w:r>
+        <w:t xml:space="preserve"> </w:t>
+      </w:r>
+      <w:r>
+        <w:rPr>
+          <w:bCs/>
+          <w:b/>
+        </w:rPr>
+        <w:t xml:space="preserve">tijd om er effectief iets mee te doen</w:t>
+      </w:r>
+      <w:r>
+        <w:t xml:space="preserve">.</w:t>
+      </w:r>
+      <w:r>
+        <w:t xml:space="preserve"> </w:t>
+      </w:r>
+      <w:r>
+        <w:t xml:space="preserve">- Modelleer hoe je feedback gebruikt.</w:t>
+      </w:r>
+      <w:r>
+        <w:t xml:space="preserve"> </w:t>
+      </w:r>
+      <w:r>
+        <w:t xml:space="preserve">4.</w:t>
+      </w:r>
+      <w:r>
+        <w:t xml:space="preserve"> </w:t>
+      </w:r>
+      <w:r>
+        <w:rPr>
+          <w:bCs/>
+          <w:b/>
+        </w:rPr>
+        <w:t xml:space="preserve">Schriftelijke feedback: doelgericht en tijdsefficiënt.</w:t>
+      </w:r>
+      <w:r>
+        <w:t xml:space="preserve"> </w:t>
+      </w:r>
+      <w:r>
+        <w:t xml:space="preserve">Gebruik bv. codes of vragen, met een focus op weinig maar relevante punten.</w:t>
+      </w:r>
+      <w:r>
+        <w:t xml:space="preserve"> </w:t>
+      </w:r>
+      <w:r>
+        <w:t xml:space="preserve">“</w:t>
+      </w:r>
+      <w:r>
+        <w:t xml:space="preserve">Meer markeren</w:t>
+      </w:r>
+      <w:r>
+        <w:t xml:space="preserve">”</w:t>
+      </w:r>
+      <w:r>
+        <w:t xml:space="preserve"> </w:t>
+      </w:r>
+      <w:r>
+        <w:t xml:space="preserve">is niet beter.</w:t>
+      </w:r>
+      <w:r>
+        <w:t xml:space="preserve"> </w:t>
+      </w:r>
+      <w:r>
+        <w:t xml:space="preserve">5.</w:t>
+      </w:r>
+      <w:r>
+        <w:t xml:space="preserve"> </w:t>
+      </w:r>
+      <w:r>
+        <w:rPr>
+          <w:bCs/>
+          <w:b/>
+        </w:rPr>
+        <w:t xml:space="preserve">Mondelinge feedback: doelgericht.</w:t>
+      </w:r>
+      <w:r>
+        <w:t xml:space="preserve"> </w:t>
+      </w:r>
+      <w:r>
+        <w:t xml:space="preserve">Ze is vaak efficiënter, en je kan ze geven tijdens het werk of in conferenties.</w:t>
+      </w:r>
+      <w:r>
+        <w:t xml:space="preserve"> </w:t>
+      </w:r>
+      <w:r>
+        <w:t xml:space="preserve">6.</w:t>
+      </w:r>
+      <w:r>
+        <w:t xml:space="preserve"> </w:t>
+      </w:r>
+      <w:r>
+        <w:rPr>
+          <w:bCs/>
+          <w:b/>
+        </w:rPr>
+        <w:t xml:space="preserve">Ontwikkel een schoolbreed feedbackbeleid</w:t>
+      </w:r>
+      <w:r>
+        <w:t xml:space="preserve"> </w:t>
+      </w:r>
+      <w:r>
+        <w:t xml:space="preserve">dat de principes centraal zet, niet de hoeveelheid. Vermijd tijdrovende,</w:t>
+      </w:r>
+      <w:r>
+        <w:t xml:space="preserve"> </w:t>
+      </w:r>
+      <w:r>
+        <w:t xml:space="preserve">“</w:t>
+      </w:r>
+      <w:r>
+        <w:t xml:space="preserve">zichtbare</w:t>
+      </w:r>
+      <w:r>
+        <w:t xml:space="preserve">”</w:t>
+      </w:r>
+      <w:r>
+        <w:t xml:space="preserve"> </w:t>
+      </w:r>
+      <w:r>
+        <w:t xml:space="preserve">markeerpraktijken.</w:t>
       </w:r>
     </w:p>
     <w:p>
@@ -7869,186 +9531,64 @@
           <w:bCs/>
           <w:b/>
         </w:rPr>
-        <w:t xml:space="preserve">Low road transfer:</w:t>
-      </w:r>
-      <w:r>
-        <w:t xml:space="preserve"> </w:t>
-      </w:r>
-      <w:r>
-        <w:t xml:space="preserve">- Automatisch en</w:t>
-      </w:r>
-      <w:r>
-        <w:t xml:space="preserve"> </w:t>
-      </w:r>
-      <w:r>
-        <w:rPr>
-          <w:bCs/>
-          <w:b/>
-        </w:rPr>
-        <w:t xml:space="preserve">onbewust</w:t>
-      </w:r>
-      <w:r>
-        <w:t xml:space="preserve">.</w:t>
-      </w:r>
-      <w:r>
-        <w:t xml:space="preserve"> </w:t>
-      </w:r>
-      <w:r>
-        <w:t xml:space="preserve">- Ontstaat door</w:t>
-      </w:r>
-      <w:r>
-        <w:t xml:space="preserve"> </w:t>
-      </w:r>
-      <w:r>
-        <w:rPr>
-          <w:bCs/>
-          <w:b/>
-        </w:rPr>
-        <w:t xml:space="preserve">veel en gevarieerde oefening</w:t>
-      </w:r>
-      <w:r>
-        <w:t xml:space="preserve"> </w:t>
-      </w:r>
-      <w:r>
-        <w:t xml:space="preserve">tot automatisering.</w:t>
-      </w:r>
-      <w:r>
-        <w:t xml:space="preserve"> </w:t>
-      </w:r>
-      <w:r>
-        <w:t xml:space="preserve">- Werkt vooral bij</w:t>
-      </w:r>
-      <w:r>
-        <w:t xml:space="preserve"> </w:t>
-      </w:r>
-      <w:r>
-        <w:rPr>
-          <w:bCs/>
-          <w:b/>
-        </w:rPr>
-        <w:t xml:space="preserve">gelijkaardige situaties</w:t>
-      </w:r>
-      <w:r>
-        <w:t xml:space="preserve"> </w:t>
-      </w:r>
-      <w:r>
-        <w:t xml:space="preserve">(near transfer).</w:t>
-      </w:r>
-      <w:r>
-        <w:t xml:space="preserve"> </w:t>
-      </w:r>
-      <w:r>
-        <w:t xml:space="preserve">- Voorbeeld: autorijden → met een vrachtwagen rijden.</w:t>
-      </w:r>
-    </w:p>
-    <w:p>
-      <w:pPr>
-        <w:pStyle w:val="BodyText"/>
-      </w:pPr>
-      <w:r>
-        <w:rPr>
-          <w:bCs/>
-          <w:b/>
-        </w:rPr>
-        <w:t xml:space="preserve">High road transfer:</w:t>
-      </w:r>
-      <w:r>
-        <w:t xml:space="preserve"> </w:t>
-      </w:r>
-      <w:r>
-        <w:t xml:space="preserve">- Bewuste,</w:t>
-      </w:r>
-      <w:r>
-        <w:t xml:space="preserve"> </w:t>
-      </w:r>
-      <w:r>
-        <w:rPr>
-          <w:bCs/>
-          <w:b/>
-        </w:rPr>
-        <w:t xml:space="preserve">doelbewuste abstractie</w:t>
-      </w:r>
-      <w:r>
-        <w:t xml:space="preserve"> </w:t>
-      </w:r>
-      <w:r>
-        <w:t xml:space="preserve">(</w:t>
+        <w:t xml:space="preserve">Gerelateerd:</w:t>
+      </w:r>
+      <w:r>
+        <w:t xml:space="preserve"> </w:t>
+      </w:r>
+      <w:r>
+        <w:t xml:space="preserve">de drie feedbackvragen van Hattie &amp; Timperley:</w:t>
+      </w:r>
+      <w:r>
+        <w:t xml:space="preserve"> </w:t>
       </w:r>
       <w:r>
         <w:rPr>
           <w:iCs/>
           <w:i/>
         </w:rPr>
-        <w:t xml:space="preserve">mindful abstraction</w:t>
-      </w:r>
-      <w:r>
-        <w:t xml:space="preserve">) van een principe.</w:t>
-      </w:r>
-      <w:r>
-        <w:t xml:space="preserve"> </w:t>
-      </w:r>
-      <w:r>
-        <w:t xml:space="preserve">- Twee vormen:</w:t>
-      </w:r>
-      <w:r>
-        <w:t xml:space="preserve"> </w:t>
-      </w:r>
-      <w:r>
-        <w:t xml:space="preserve">-</w:t>
-      </w:r>
-      <w:r>
-        <w:t xml:space="preserve"> </w:t>
-      </w:r>
-      <w:r>
-        <w:rPr>
-          <w:bCs/>
-          <w:b/>
-        </w:rPr>
-        <w:t xml:space="preserve">Forward-reaching</w:t>
-      </w:r>
-      <w:r>
-        <w:t xml:space="preserve">: tijdens het leren al abstraheren met het oog op later gebruik.</w:t>
-      </w:r>
-      <w:r>
-        <w:t xml:space="preserve"> </w:t>
-      </w:r>
-      <w:r>
-        <w:t xml:space="preserve">-</w:t>
-      </w:r>
-      <w:r>
-        <w:t xml:space="preserve"> </w:t>
-      </w:r>
-      <w:r>
-        <w:rPr>
-          <w:bCs/>
-          <w:b/>
-        </w:rPr>
-        <w:t xml:space="preserve">Backward-reaching</w:t>
-      </w:r>
-      <w:r>
-        <w:t xml:space="preserve">: in een nieuwe situatie actief zoeken naar relevante eerdere kennis.</w:t>
-      </w:r>
-      <w:r>
-        <w:t xml:space="preserve"> </w:t>
-      </w:r>
-      <w:r>
-        <w:t xml:space="preserve">- Maakt</w:t>
-      </w:r>
-      <w:r>
-        <w:t xml:space="preserve"> </w:t>
-      </w:r>
-      <w:r>
-        <w:rPr>
-          <w:bCs/>
-          <w:b/>
-        </w:rPr>
-        <w:t xml:space="preserve">far transfer</w:t>
-      </w:r>
-      <w:r>
-        <w:t xml:space="preserve"> </w:t>
-      </w:r>
-      <w:r>
-        <w:t xml:space="preserve">mogelijk.</w:t>
+        <w:t xml:space="preserve">Waar ga ik naartoe? Hoe sta ik ervoor? Wat is de volgende stap?</w:t>
+      </w:r>
+    </w:p>
+    <w:bookmarkEnd w:id="48"/>
+    <w:bookmarkStart w:id="49" w:name="Xf3859ec6aff255f9230827ba55f912bf14a2059"/>
+    <w:p>
+      <w:pPr>
+        <w:pStyle w:val="Heading2"/>
+      </w:pPr>
+      <w:r>
+        <w:t xml:space="preserve">6.9 Salomon &amp; Perkins (1989) – Rocky roads to transfer</w:t>
+      </w:r>
+    </w:p>
+    <w:p>
+      <w:pPr>
+        <w:pStyle w:val="FirstParagraph"/>
+      </w:pPr>
+      <w:r>
+        <w:rPr>
+          <w:bCs/>
+          <w:b/>
+        </w:rPr>
+        <w:t xml:space="preserve">Kern.</w:t>
+      </w:r>
+      <w:r>
+        <w:t xml:space="preserve"> </w:t>
+      </w:r>
+      <w:r>
+        <w:t xml:space="preserve">Transfer (geleerde kennis toepassen in een nieuwe situatie) gebeurt veel minder vanzelf dan we denken. Er zijn</w:t>
+      </w:r>
+      <w:r>
+        <w:t xml:space="preserve"> </w:t>
+      </w:r>
+      <w:r>
+        <w:rPr>
+          <w:bCs/>
+          <w:b/>
+        </w:rPr>
+        <w:t xml:space="preserve">twee mechanismen</w:t>
+      </w:r>
+      <w:r>
+        <w:t xml:space="preserve">:</w:t>
       </w:r>
     </w:p>
     <w:p>
@@ -8060,94 +9600,76 @@
           <w:bCs/>
           <w:b/>
         </w:rPr>
-        <w:t xml:space="preserve">Implicatie.</w:t>
-      </w:r>
-      <w:r>
-        <w:t xml:space="preserve"> </w:t>
-      </w:r>
-      <w:r>
-        <w:t xml:space="preserve">Transfer moet je</w:t>
-      </w:r>
-      <w:r>
-        <w:t xml:space="preserve"> </w:t>
-      </w:r>
-      <w:r>
-        <w:rPr>
-          <w:bCs/>
-          <w:b/>
-        </w:rPr>
-        <w:t xml:space="preserve">onderwijzen</w:t>
-      </w:r>
-      <w:r>
-        <w:t xml:space="preserve">:</w:t>
-      </w:r>
-      <w:r>
-        <w:t xml:space="preserve"> </w:t>
-      </w:r>
-      <w:r>
-        <w:t xml:space="preserve">- veel en gevarieerd oefenen (low road)</w:t>
-      </w:r>
-      <w:r>
-        <w:t xml:space="preserve"> </w:t>
-      </w:r>
-      <w:r>
-        <w:t xml:space="preserve">- expliciete abstractie, verbanden leggen en reflectie (high road)</w:t>
-      </w:r>
-    </w:p>
-    <w:bookmarkEnd w:id="46"/>
-    <w:bookmarkStart w:id="47" w:name="X4b924a5deabfad18f92fa9ec3597928ac119b1d"/>
-    <w:p>
-      <w:pPr>
-        <w:pStyle w:val="Heading2"/>
-      </w:pPr>
-      <w:r>
-        <w:t xml:space="preserve">6.10 Veenman, Van Hout-Wolters &amp; Afflerbach (2006) – Metacognition and learning</w:t>
-      </w:r>
-    </w:p>
-    <w:p>
-      <w:pPr>
-        <w:pStyle w:val="FirstParagraph"/>
-      </w:pPr>
-      <w:r>
-        <w:rPr>
-          <w:bCs/>
-          <w:b/>
-        </w:rPr>
-        <w:t xml:space="preserve">Kern.</w:t>
-      </w:r>
-      <w:r>
-        <w:t xml:space="preserve"> </w:t>
-      </w:r>
-      <w:r>
-        <w:t xml:space="preserve">Dit inleidend artikel brengt</w:t>
-      </w:r>
-      <w:r>
-        <w:t xml:space="preserve"> </w:t>
-      </w:r>
-      <w:r>
-        <w:rPr>
-          <w:bCs/>
-          <w:b/>
-        </w:rPr>
-        <w:t xml:space="preserve">conceptuele en methodologische helderheid</w:t>
-      </w:r>
-      <w:r>
-        <w:t xml:space="preserve"> </w:t>
-      </w:r>
-      <w:r>
-        <w:t xml:space="preserve">in het begrip metacognitie (</w:t>
-      </w:r>
-      <w:r>
-        <w:t xml:space="preserve">“</w:t>
-      </w:r>
-      <w:r>
-        <w:t xml:space="preserve">denken over denken</w:t>
-      </w:r>
-      <w:r>
-        <w:t xml:space="preserve">”</w:t>
-      </w:r>
-      <w:r>
-        <w:t xml:space="preserve">).</w:t>
+        <w:t xml:space="preserve">Low road transfer:</w:t>
+      </w:r>
+      <w:r>
+        <w:t xml:space="preserve"> </w:t>
+      </w:r>
+      <w:r>
+        <w:t xml:space="preserve">- Automatisch en</w:t>
+      </w:r>
+      <w:r>
+        <w:t xml:space="preserve"> </w:t>
+      </w:r>
+      <w:r>
+        <w:rPr>
+          <w:bCs/>
+          <w:b/>
+        </w:rPr>
+        <w:t xml:space="preserve">onbewust</w:t>
+      </w:r>
+      <w:r>
+        <w:t xml:space="preserve">.</w:t>
+      </w:r>
+      <w:r>
+        <w:t xml:space="preserve"> </w:t>
+      </w:r>
+      <w:r>
+        <w:t xml:space="preserve">- Ontstaat door</w:t>
+      </w:r>
+      <w:r>
+        <w:t xml:space="preserve"> </w:t>
+      </w:r>
+      <w:r>
+        <w:rPr>
+          <w:bCs/>
+          <w:b/>
+        </w:rPr>
+        <w:t xml:space="preserve">veel en gevarieerde oefening</w:t>
+      </w:r>
+      <w:r>
+        <w:t xml:space="preserve"> </w:t>
+      </w:r>
+      <w:r>
+        <w:t xml:space="preserve">tot automatisering.</w:t>
+      </w:r>
+      <w:r>
+        <w:t xml:space="preserve"> </w:t>
+      </w:r>
+      <w:r>
+        <w:t xml:space="preserve">- Werkt vooral bij</w:t>
+      </w:r>
+      <w:r>
+        <w:t xml:space="preserve"> </w:t>
+      </w:r>
+      <w:r>
+        <w:rPr>
+          <w:bCs/>
+          <w:b/>
+        </w:rPr>
+        <w:t xml:space="preserve">gelijkaardige situaties</w:t>
+      </w:r>
+      <w:r>
+        <w:t xml:space="preserve"> </w:t>
+      </w:r>
+      <w:r>
+        <w:t xml:space="preserve">(near transfer).</w:t>
+      </w:r>
+      <w:r>
+        <w:t xml:space="preserve"> </w:t>
+      </w:r>
+      <w:r>
+        <w:t xml:space="preserve">- Voorbeeld: autorijden → met een vrachtwagen rijden.</w:t>
       </w:r>
     </w:p>
     <w:p>
@@ -8159,372 +9681,23 @@
           <w:bCs/>
           <w:b/>
         </w:rPr>
-        <w:t xml:space="preserve">Twee componenten:</w:t>
-      </w:r>
-      <w:r>
-        <w:t xml:space="preserve"> </w:t>
-      </w:r>
-      <w:r>
-        <w:t xml:space="preserve">-</w:t>
-      </w:r>
-      <w:r>
-        <w:t xml:space="preserve"> </w:t>
-      </w:r>
-      <w:r>
-        <w:rPr>
-          <w:bCs/>
-          <w:b/>
-        </w:rPr>
-        <w:t xml:space="preserve">Metacognitieve kennis</w:t>
-      </w:r>
-      <w:r>
-        <w:t xml:space="preserve"> </w:t>
-      </w:r>
-      <w:r>
-        <w:t xml:space="preserve">(declaratief): kennis over jezelf als lerende, over taken en over strategieën. Die kennis kan fout zijn en leidt niet automatisch tot beter gedrag.</w:t>
-      </w:r>
-      <w:r>
-        <w:t xml:space="preserve"> </w:t>
-      </w:r>
-      <w:r>
-        <w:t xml:space="preserve">-</w:t>
-      </w:r>
-      <w:r>
-        <w:t xml:space="preserve"> </w:t>
-      </w:r>
-      <w:r>
-        <w:rPr>
-          <w:bCs/>
-          <w:b/>
-        </w:rPr>
-        <w:t xml:space="preserve">Metacognitieve vaardigheden</w:t>
-      </w:r>
-      <w:r>
-        <w:t xml:space="preserve"> </w:t>
-      </w:r>
-      <w:r>
-        <w:t xml:space="preserve">(procedureel, regulatie):</w:t>
-      </w:r>
-      <w:r>
-        <w:t xml:space="preserve"> </w:t>
-      </w:r>
-      <w:r>
-        <w:t xml:space="preserve">-</w:t>
-      </w:r>
-      <w:r>
-        <w:t xml:space="preserve"> </w:t>
-      </w:r>
-      <w:r>
-        <w:rPr>
-          <w:bCs/>
-          <w:b/>
-        </w:rPr>
-        <w:t xml:space="preserve">oriënteren/plannen</w:t>
-      </w:r>
-      <w:r>
-        <w:t xml:space="preserve"> </w:t>
-      </w:r>
-      <w:r>
-        <w:t xml:space="preserve">-</w:t>
-      </w:r>
-      <w:r>
-        <w:t xml:space="preserve"> </w:t>
-      </w:r>
-      <w:r>
-        <w:rPr>
-          <w:bCs/>
-          <w:b/>
-        </w:rPr>
-        <w:t xml:space="preserve">monitoren</w:t>
-      </w:r>
-      <w:r>
-        <w:t xml:space="preserve"> </w:t>
-      </w:r>
-      <w:r>
-        <w:t xml:space="preserve">-</w:t>
-      </w:r>
-      <w:r>
-        <w:t xml:space="preserve"> </w:t>
-      </w:r>
-      <w:r>
-        <w:rPr>
-          <w:bCs/>
-          <w:b/>
-        </w:rPr>
-        <w:t xml:space="preserve">evalueren/reflecteren</w:t>
-      </w:r>
-    </w:p>
-    <w:p>
-      <w:pPr>
-        <w:pStyle w:val="BodyText"/>
-      </w:pPr>
-      <w:r>
-        <w:t xml:space="preserve">Deze vaardigheden sturen het leergedrag rechtstreeks aan en voorspellen leerprestaties sterk, deels</w:t>
-      </w:r>
-      <w:r>
-        <w:t xml:space="preserve"> </w:t>
-      </w:r>
-      <w:r>
-        <w:rPr>
-          <w:bCs/>
-          <w:b/>
-        </w:rPr>
-        <w:t xml:space="preserve">los van intelligentie</w:t>
-      </w:r>
-      <w:r>
-        <w:t xml:space="preserve">.</w:t>
-      </w:r>
-    </w:p>
-    <w:p>
-      <w:pPr>
-        <w:pStyle w:val="BodyText"/>
-      </w:pPr>
-      <w:r>
-        <w:rPr>
-          <w:bCs/>
-          <w:b/>
-        </w:rPr>
-        <w:t xml:space="preserve">Meetproblemen:</w:t>
-      </w:r>
-      <w:r>
-        <w:t xml:space="preserve"> </w:t>
-      </w:r>
-      <w:r>
-        <w:t xml:space="preserve">-</w:t>
-      </w:r>
-      <w:r>
-        <w:t xml:space="preserve"> </w:t>
-      </w:r>
-      <w:r>
-        <w:rPr>
-          <w:bCs/>
-          <w:b/>
-        </w:rPr>
-        <w:t xml:space="preserve">Offline</w:t>
-      </w:r>
-      <w:r>
-        <w:t xml:space="preserve"> </w:t>
-      </w:r>
-      <w:r>
-        <w:t xml:space="preserve">metingen (vragenlijsten, interviews vooraf of achteraf) correleren zwak met</w:t>
-      </w:r>
-      <w:r>
-        <w:t xml:space="preserve"> </w:t>
-      </w:r>
-      <w:r>
-        <w:rPr>
-          <w:bCs/>
-          <w:b/>
-        </w:rPr>
-        <w:t xml:space="preserve">online</w:t>
-      </w:r>
-      <w:r>
-        <w:t xml:space="preserve"> </w:t>
-      </w:r>
-      <w:r>
-        <w:t xml:space="preserve">metingen (hardop-denken, observatie, logfiles) tijdens de taak.</w:t>
-      </w:r>
-      <w:r>
-        <w:t xml:space="preserve"> </w:t>
-      </w:r>
-      <w:r>
-        <w:t xml:space="preserve">- Zelfrapportage is weinig betrouwbaar voor feitelijk gedrag.</w:t>
-      </w:r>
-    </w:p>
-    <w:p>
-      <w:pPr>
-        <w:pStyle w:val="BodyText"/>
-      </w:pPr>
-      <w:r>
-        <w:rPr>
-          <w:bCs/>
-          <w:b/>
-        </w:rPr>
-        <w:t xml:space="preserve">Principes voor instructie:</w:t>
-      </w:r>
-      <w:r>
-        <w:t xml:space="preserve"> </w:t>
-      </w:r>
-      <w:r>
-        <w:t xml:space="preserve">-</w:t>
-      </w:r>
-      <w:r>
-        <w:t xml:space="preserve"> </w:t>
-      </w:r>
-      <w:r>
-        <w:rPr>
-          <w:bCs/>
-          <w:b/>
-        </w:rPr>
-        <w:t xml:space="preserve">Ingebed</w:t>
-      </w:r>
-      <w:r>
-        <w:t xml:space="preserve"> </w:t>
-      </w:r>
-      <w:r>
-        <w:t xml:space="preserve">in de vakinhoud, niet los aangeleerd.</w:t>
-      </w:r>
-      <w:r>
-        <w:t xml:space="preserve"> </w:t>
-      </w:r>
-      <w:r>
-        <w:t xml:space="preserve">-</w:t>
-      </w:r>
-      <w:r>
-        <w:t xml:space="preserve"> </w:t>
-      </w:r>
-      <w:r>
-        <w:rPr>
-          <w:bCs/>
-          <w:b/>
-        </w:rPr>
-        <w:t xml:space="preserve">Geïnformeerde training</w:t>
-      </w:r>
-      <w:r>
-        <w:t xml:space="preserve">: leerlingen leren de</w:t>
-      </w:r>
-      <w:r>
-        <w:t xml:space="preserve"> </w:t>
-      </w:r>
-      <w:r>
-        <w:rPr>
-          <w:bCs/>
-          <w:b/>
-        </w:rPr>
-        <w:t xml:space="preserve">WWW&amp;H</w:t>
-      </w:r>
-      <w:r>
-        <w:t xml:space="preserve"> </w:t>
-      </w:r>
-      <w:r>
-        <w:t xml:space="preserve">van een strategie: wat, wanneer, waarom en hoe.</w:t>
-      </w:r>
-      <w:r>
-        <w:t xml:space="preserve"> </w:t>
-      </w:r>
-      <w:r>
-        <w:t xml:space="preserve">-</w:t>
-      </w:r>
-      <w:r>
-        <w:t xml:space="preserve"> </w:t>
-      </w:r>
-      <w:r>
-        <w:rPr>
-          <w:bCs/>
-          <w:b/>
-        </w:rPr>
-        <w:t xml:space="preserve">Langdurig</w:t>
-      </w:r>
-      <w:r>
-        <w:t xml:space="preserve"> </w:t>
-      </w:r>
-      <w:r>
-        <w:t xml:space="preserve">volhouden, zodat het gedrag blijvend wordt.</w:t>
-      </w:r>
-    </w:p>
-    <w:bookmarkEnd w:id="47"/>
-    <w:bookmarkStart w:id="48" w:name="X419e5f25d75ca2bbd2cb263dbc817b20af53f1b"/>
-    <w:p>
-      <w:pPr>
-        <w:pStyle w:val="Heading2"/>
-      </w:pPr>
-      <w:r>
-        <w:t xml:space="preserve">6.11 Biggs (1996) – Enhancing teaching through constructive alignment</w:t>
-      </w:r>
-    </w:p>
-    <w:p>
-      <w:pPr>
-        <w:pStyle w:val="FirstParagraph"/>
-      </w:pPr>
-      <w:r>
-        <w:rPr>
-          <w:bCs/>
-          <w:b/>
-        </w:rPr>
-        <w:t xml:space="preserve">Kern.</w:t>
-      </w:r>
-      <w:r>
-        <w:t xml:space="preserve"> </w:t>
-      </w:r>
-      <w:r>
-        <w:rPr>
-          <w:bCs/>
-          <w:b/>
-        </w:rPr>
-        <w:t xml:space="preserve">Constructive alignment</w:t>
-      </w:r>
-      <w:r>
-        <w:t xml:space="preserve"> </w:t>
-      </w:r>
-      <w:r>
-        <w:t xml:space="preserve">combineert twee ideeën:</w:t>
-      </w:r>
-      <w:r>
-        <w:t xml:space="preserve"> </w:t>
-      </w:r>
-      <w:r>
-        <w:t xml:space="preserve">-</w:t>
-      </w:r>
-      <w:r>
-        <w:t xml:space="preserve"> </w:t>
-      </w:r>
-      <w:r>
-        <w:rPr>
-          <w:bCs/>
-          <w:b/>
-        </w:rPr>
-        <w:t xml:space="preserve">Constructivisme</w:t>
-      </w:r>
-      <w:r>
-        <w:t xml:space="preserve">: leerlingen construeren zelf betekenis door wat ze</w:t>
-      </w:r>
-      <w:r>
-        <w:t xml:space="preserve"> </w:t>
-      </w:r>
-      <w:r>
-        <w:rPr>
-          <w:bCs/>
-          <w:b/>
-        </w:rPr>
-        <w:t xml:space="preserve">doen</w:t>
-      </w:r>
-      <w:r>
-        <w:t xml:space="preserve">.</w:t>
-      </w:r>
-      <w:r>
-        <w:t xml:space="preserve"> </w:t>
-      </w:r>
-      <w:r>
-        <w:t xml:space="preserve">-</w:t>
-      </w:r>
-      <w:r>
-        <w:t xml:space="preserve"> </w:t>
-      </w:r>
-      <w:r>
-        <w:rPr>
-          <w:bCs/>
-          <w:b/>
-        </w:rPr>
-        <w:t xml:space="preserve">Alignment</w:t>
-      </w:r>
-      <w:r>
-        <w:t xml:space="preserve">: alle elementen van het onderwijs zijn op elkaar afgestemd. Dat zijn:</w:t>
-      </w:r>
-      <w:r>
-        <w:t xml:space="preserve"> </w:t>
-      </w:r>
-      <w:r>
-        <w:t xml:space="preserve">1. de</w:t>
-      </w:r>
-      <w:r>
-        <w:t xml:space="preserve"> </w:t>
-      </w:r>
-      <w:r>
-        <w:rPr>
-          <w:bCs/>
-          <w:b/>
-        </w:rPr>
-        <w:t xml:space="preserve">beoogde leerresultaten</w:t>
+        <w:t xml:space="preserve">High road transfer:</w:t>
+      </w:r>
+      <w:r>
+        <w:t xml:space="preserve"> </w:t>
+      </w:r>
+      <w:r>
+        <w:t xml:space="preserve">- Bewuste,</w:t>
+      </w:r>
+      <w:r>
+        <w:t xml:space="preserve"> </w:t>
+      </w:r>
+      <w:r>
+        <w:rPr>
+          <w:bCs/>
+          <w:b/>
+        </w:rPr>
+        <w:t xml:space="preserve">doelbewuste abstractie</w:t>
       </w:r>
       <w:r>
         <w:t xml:space="preserve"> </w:t>
@@ -8537,109 +9710,175 @@
           <w:iCs/>
           <w:i/>
         </w:rPr>
-        <w:t xml:space="preserve">intended learning outcomes</w:t>
-      </w:r>
-      <w:r>
-        <w:t xml:space="preserve">), geformuleerd met</w:t>
-      </w:r>
-      <w:r>
-        <w:t xml:space="preserve"> </w:t>
-      </w:r>
-      <w:r>
-        <w:rPr>
-          <w:bCs/>
-          <w:b/>
-        </w:rPr>
-        <w:t xml:space="preserve">werkwoorden</w:t>
-      </w:r>
-      <w:r>
-        <w:t xml:space="preserve"> </w:t>
-      </w:r>
-      <w:r>
-        <w:t xml:space="preserve">(bv.</w:t>
-      </w:r>
-      <w:r>
-        <w:t xml:space="preserve"> </w:t>
+        <w:t xml:space="preserve">mindful abstraction</w:t>
+      </w:r>
+      <w:r>
+        <w:t xml:space="preserve">) van een principe.</w:t>
+      </w:r>
+      <w:r>
+        <w:t xml:space="preserve"> </w:t>
+      </w:r>
+      <w:r>
+        <w:t xml:space="preserve">- Twee vormen:</w:t>
+      </w:r>
+      <w:r>
+        <w:t xml:space="preserve"> </w:t>
+      </w:r>
+      <w:r>
+        <w:t xml:space="preserve">-</w:t>
+      </w:r>
+      <w:r>
+        <w:t xml:space="preserve"> </w:t>
+      </w:r>
+      <w:r>
+        <w:rPr>
+          <w:bCs/>
+          <w:b/>
+        </w:rPr>
+        <w:t xml:space="preserve">Forward-reaching</w:t>
+      </w:r>
+      <w:r>
+        <w:t xml:space="preserve">: tijdens het leren al abstraheren met het oog op later gebruik.</w:t>
+      </w:r>
+      <w:r>
+        <w:t xml:space="preserve"> </w:t>
+      </w:r>
+      <w:r>
+        <w:t xml:space="preserve">-</w:t>
+      </w:r>
+      <w:r>
+        <w:t xml:space="preserve"> </w:t>
+      </w:r>
+      <w:r>
+        <w:rPr>
+          <w:bCs/>
+          <w:b/>
+        </w:rPr>
+        <w:t xml:space="preserve">Backward-reaching</w:t>
+      </w:r>
+      <w:r>
+        <w:t xml:space="preserve">: in een nieuwe situatie actief zoeken naar relevante eerdere kennis.</w:t>
+      </w:r>
+      <w:r>
+        <w:t xml:space="preserve"> </w:t>
+      </w:r>
+      <w:r>
+        <w:t xml:space="preserve">- Maakt</w:t>
+      </w:r>
+      <w:r>
+        <w:t xml:space="preserve"> </w:t>
+      </w:r>
+      <w:r>
+        <w:rPr>
+          <w:bCs/>
+          <w:b/>
+        </w:rPr>
+        <w:t xml:space="preserve">far transfer</w:t>
+      </w:r>
+      <w:r>
+        <w:t xml:space="preserve"> </w:t>
+      </w:r>
+      <w:r>
+        <w:t xml:space="preserve">mogelijk.</w:t>
+      </w:r>
+    </w:p>
+    <w:p>
+      <w:pPr>
+        <w:pStyle w:val="BodyText"/>
+      </w:pPr>
+      <w:r>
+        <w:rPr>
+          <w:bCs/>
+          <w:b/>
+        </w:rPr>
+        <w:t xml:space="preserve">Implicatie.</w:t>
+      </w:r>
+      <w:r>
+        <w:t xml:space="preserve"> </w:t>
+      </w:r>
+      <w:r>
+        <w:t xml:space="preserve">Transfer moet je</w:t>
+      </w:r>
+      <w:r>
+        <w:t xml:space="preserve"> </w:t>
+      </w:r>
+      <w:r>
+        <w:rPr>
+          <w:bCs/>
+          <w:b/>
+        </w:rPr>
+        <w:t xml:space="preserve">onderwijzen</w:t>
+      </w:r>
+      <w:r>
+        <w:t xml:space="preserve">:</w:t>
+      </w:r>
+      <w:r>
+        <w:t xml:space="preserve"> </w:t>
+      </w:r>
+      <w:r>
+        <w:t xml:space="preserve">- veel en gevarieerd oefenen (low road)</w:t>
+      </w:r>
+      <w:r>
+        <w:t xml:space="preserve"> </w:t>
+      </w:r>
+      <w:r>
+        <w:t xml:space="preserve">- expliciete abstractie, verbanden leggen en reflectie (high road)</w:t>
+      </w:r>
+    </w:p>
+    <w:bookmarkEnd w:id="49"/>
+    <w:bookmarkStart w:id="50" w:name="X4b924a5deabfad18f92fa9ec3597928ac119b1d"/>
+    <w:p>
+      <w:pPr>
+        <w:pStyle w:val="Heading2"/>
+      </w:pPr>
+      <w:r>
+        <w:t xml:space="preserve">6.10 Veenman, Van Hout-Wolters &amp; Afflerbach (2006) – Metacognition and learning</w:t>
+      </w:r>
+    </w:p>
+    <w:p>
+      <w:pPr>
+        <w:pStyle w:val="FirstParagraph"/>
+      </w:pPr>
+      <w:r>
+        <w:rPr>
+          <w:bCs/>
+          <w:b/>
+        </w:rPr>
+        <w:t xml:space="preserve">Kern.</w:t>
+      </w:r>
+      <w:r>
+        <w:t xml:space="preserve"> </w:t>
+      </w:r>
+      <w:r>
+        <w:t xml:space="preserve">Dit inleidend artikel brengt</w:t>
+      </w:r>
+      <w:r>
+        <w:t xml:space="preserve"> </w:t>
+      </w:r>
+      <w:r>
+        <w:rPr>
+          <w:bCs/>
+          <w:b/>
+        </w:rPr>
+        <w:t xml:space="preserve">conceptuele en methodologische helderheid</w:t>
+      </w:r>
+      <w:r>
+        <w:t xml:space="preserve"> </w:t>
+      </w:r>
+      <w:r>
+        <w:t xml:space="preserve">in het begrip metacognitie (</w:t>
       </w:r>
       <w:r>
         <w:t xml:space="preserve">“</w:t>
       </w:r>
       <w:r>
-        <w:t xml:space="preserve">verklaren</w:t>
+        <w:t xml:space="preserve">denken over denken</w:t>
       </w:r>
       <w:r>
         <w:t xml:space="preserve">”</w:t>
       </w:r>
       <w:r>
-        <w:t xml:space="preserve">,</w:t>
-      </w:r>
-      <w:r>
-        <w:t xml:space="preserve"> </w:t>
-      </w:r>
-      <w:r>
-        <w:t xml:space="preserve">“</w:t>
-      </w:r>
-      <w:r>
-        <w:t xml:space="preserve">toepassen</w:t>
-      </w:r>
-      <w:r>
-        <w:t xml:space="preserve">”</w:t>
-      </w:r>
-      <w:r>
-        <w:t xml:space="preserve">,</w:t>
-      </w:r>
-      <w:r>
-        <w:t xml:space="preserve"> </w:t>
-      </w:r>
-      <w:r>
-        <w:t xml:space="preserve">“</w:t>
-      </w:r>
-      <w:r>
-        <w:t xml:space="preserve">theoretiseren</w:t>
-      </w:r>
-      <w:r>
-        <w:t xml:space="preserve">”</w:t>
-      </w:r>
-      <w:r>
-        <w:t xml:space="preserve">)</w:t>
-      </w:r>
-      <w:r>
-        <w:t xml:space="preserve"> </w:t>
-      </w:r>
-      <w:r>
-        <w:t xml:space="preserve">2. de</w:t>
-      </w:r>
-      <w:r>
-        <w:t xml:space="preserve"> </w:t>
-      </w:r>
-      <w:r>
-        <w:rPr>
-          <w:bCs/>
-          <w:b/>
-        </w:rPr>
-        <w:t xml:space="preserve">onderwijs- en leeractiviteiten</w:t>
-      </w:r>
-      <w:r>
-        <w:t xml:space="preserve">: die lokken precies dat gedrag uit</w:t>
-      </w:r>
-      <w:r>
-        <w:t xml:space="preserve"> </w:t>
-      </w:r>
-      <w:r>
-        <w:t xml:space="preserve">3. de</w:t>
-      </w:r>
-      <w:r>
-        <w:t xml:space="preserve"> </w:t>
-      </w:r>
-      <w:r>
-        <w:rPr>
-          <w:bCs/>
-          <w:b/>
-        </w:rPr>
-        <w:t xml:space="preserve">evaluatietaken</w:t>
-      </w:r>
-      <w:r>
-        <w:t xml:space="preserve">: die meten of het gedrag op het beoogde niveau bereikt is</w:t>
+        <w:t xml:space="preserve">).</w:t>
       </w:r>
     </w:p>
     <w:p>
@@ -8651,23 +9890,487 @@
           <w:bCs/>
           <w:b/>
         </w:rPr>
-        <w:t xml:space="preserve">Waarom het werkt.</w:t>
-      </w:r>
-      <w:r>
-        <w:t xml:space="preserve"> </w:t>
-      </w:r>
-      <w:r>
-        <w:t xml:space="preserve">Leerlingen leren wat geëvalueerd wordt (</w:t>
+        <w:t xml:space="preserve">Twee componenten:</w:t>
+      </w:r>
+      <w:r>
+        <w:t xml:space="preserve"> </w:t>
+      </w:r>
+      <w:r>
+        <w:t xml:space="preserve">-</w:t>
+      </w:r>
+      <w:r>
+        <w:t xml:space="preserve"> </w:t>
+      </w:r>
+      <w:r>
+        <w:rPr>
+          <w:bCs/>
+          <w:b/>
+        </w:rPr>
+        <w:t xml:space="preserve">Metacognitieve kennis</w:t>
+      </w:r>
+      <w:r>
+        <w:t xml:space="preserve"> </w:t>
+      </w:r>
+      <w:r>
+        <w:t xml:space="preserve">(declaratief): kennis over jezelf als lerende, over taken en over strategieën. Die kennis kan fout zijn en leidt niet automatisch tot beter gedrag.</w:t>
+      </w:r>
+      <w:r>
+        <w:t xml:space="preserve"> </w:t>
+      </w:r>
+      <w:r>
+        <w:t xml:space="preserve">-</w:t>
+      </w:r>
+      <w:r>
+        <w:t xml:space="preserve"> </w:t>
+      </w:r>
+      <w:r>
+        <w:rPr>
+          <w:bCs/>
+          <w:b/>
+        </w:rPr>
+        <w:t xml:space="preserve">Metacognitieve vaardigheden</w:t>
+      </w:r>
+      <w:r>
+        <w:t xml:space="preserve"> </w:t>
+      </w:r>
+      <w:r>
+        <w:t xml:space="preserve">(procedureel, regulatie):</w:t>
+      </w:r>
+      <w:r>
+        <w:t xml:space="preserve"> </w:t>
+      </w:r>
+      <w:r>
+        <w:t xml:space="preserve">-</w:t>
+      </w:r>
+      <w:r>
+        <w:t xml:space="preserve"> </w:t>
+      </w:r>
+      <w:r>
+        <w:rPr>
+          <w:bCs/>
+          <w:b/>
+        </w:rPr>
+        <w:t xml:space="preserve">oriënteren/plannen</w:t>
+      </w:r>
+      <w:r>
+        <w:t xml:space="preserve"> </w:t>
+      </w:r>
+      <w:r>
+        <w:t xml:space="preserve">-</w:t>
+      </w:r>
+      <w:r>
+        <w:t xml:space="preserve"> </w:t>
+      </w:r>
+      <w:r>
+        <w:rPr>
+          <w:bCs/>
+          <w:b/>
+        </w:rPr>
+        <w:t xml:space="preserve">monitoren</w:t>
+      </w:r>
+      <w:r>
+        <w:t xml:space="preserve"> </w:t>
+      </w:r>
+      <w:r>
+        <w:t xml:space="preserve">-</w:t>
+      </w:r>
+      <w:r>
+        <w:t xml:space="preserve"> </w:t>
+      </w:r>
+      <w:r>
+        <w:rPr>
+          <w:bCs/>
+          <w:b/>
+        </w:rPr>
+        <w:t xml:space="preserve">evalueren/reflecteren</w:t>
+      </w:r>
+    </w:p>
+    <w:p>
+      <w:pPr>
+        <w:pStyle w:val="BodyText"/>
+      </w:pPr>
+      <w:r>
+        <w:t xml:space="preserve">Deze vaardigheden sturen het leergedrag rechtstreeks aan en voorspellen leerprestaties sterk, deels</w:t>
+      </w:r>
+      <w:r>
+        <w:t xml:space="preserve"> </w:t>
+      </w:r>
+      <w:r>
+        <w:rPr>
+          <w:bCs/>
+          <w:b/>
+        </w:rPr>
+        <w:t xml:space="preserve">los van intelligentie</w:t>
+      </w:r>
+      <w:r>
+        <w:t xml:space="preserve">.</w:t>
+      </w:r>
+    </w:p>
+    <w:p>
+      <w:pPr>
+        <w:pStyle w:val="BodyText"/>
+      </w:pPr>
+      <w:r>
+        <w:rPr>
+          <w:bCs/>
+          <w:b/>
+        </w:rPr>
+        <w:t xml:space="preserve">Meetproblemen:</w:t>
+      </w:r>
+      <w:r>
+        <w:t xml:space="preserve"> </w:t>
+      </w:r>
+      <w:r>
+        <w:t xml:space="preserve">-</w:t>
+      </w:r>
+      <w:r>
+        <w:t xml:space="preserve"> </w:t>
+      </w:r>
+      <w:r>
+        <w:rPr>
+          <w:bCs/>
+          <w:b/>
+        </w:rPr>
+        <w:t xml:space="preserve">Offline</w:t>
+      </w:r>
+      <w:r>
+        <w:t xml:space="preserve"> </w:t>
+      </w:r>
+      <w:r>
+        <w:t xml:space="preserve">metingen (vragenlijsten, interviews vooraf of achteraf) correleren zwak met</w:t>
+      </w:r>
+      <w:r>
+        <w:t xml:space="preserve"> </w:t>
+      </w:r>
+      <w:r>
+        <w:rPr>
+          <w:bCs/>
+          <w:b/>
+        </w:rPr>
+        <w:t xml:space="preserve">online</w:t>
+      </w:r>
+      <w:r>
+        <w:t xml:space="preserve"> </w:t>
+      </w:r>
+      <w:r>
+        <w:t xml:space="preserve">metingen (hardop-denken, observatie, logfiles) tijdens de taak.</w:t>
+      </w:r>
+      <w:r>
+        <w:t xml:space="preserve"> </w:t>
+      </w:r>
+      <w:r>
+        <w:t xml:space="preserve">- Zelfrapportage is weinig betrouwbaar voor feitelijk gedrag.</w:t>
+      </w:r>
+    </w:p>
+    <w:p>
+      <w:pPr>
+        <w:pStyle w:val="BodyText"/>
+      </w:pPr>
+      <w:r>
+        <w:rPr>
+          <w:bCs/>
+          <w:b/>
+        </w:rPr>
+        <w:t xml:space="preserve">Principes voor instructie:</w:t>
+      </w:r>
+      <w:r>
+        <w:t xml:space="preserve"> </w:t>
+      </w:r>
+      <w:r>
+        <w:t xml:space="preserve">-</w:t>
+      </w:r>
+      <w:r>
+        <w:t xml:space="preserve"> </w:t>
+      </w:r>
+      <w:r>
+        <w:rPr>
+          <w:bCs/>
+          <w:b/>
+        </w:rPr>
+        <w:t xml:space="preserve">Ingebed</w:t>
+      </w:r>
+      <w:r>
+        <w:t xml:space="preserve"> </w:t>
+      </w:r>
+      <w:r>
+        <w:t xml:space="preserve">in de vakinhoud, niet los aangeleerd.</w:t>
+      </w:r>
+      <w:r>
+        <w:t xml:space="preserve"> </w:t>
+      </w:r>
+      <w:r>
+        <w:t xml:space="preserve">-</w:t>
+      </w:r>
+      <w:r>
+        <w:t xml:space="preserve"> </w:t>
+      </w:r>
+      <w:r>
+        <w:rPr>
+          <w:bCs/>
+          <w:b/>
+        </w:rPr>
+        <w:t xml:space="preserve">Geïnformeerde training</w:t>
+      </w:r>
+      <w:r>
+        <w:t xml:space="preserve">: leerlingen leren de</w:t>
+      </w:r>
+      <w:r>
+        <w:t xml:space="preserve"> </w:t>
+      </w:r>
+      <w:r>
+        <w:rPr>
+          <w:bCs/>
+          <w:b/>
+        </w:rPr>
+        <w:t xml:space="preserve">WWW&amp;H</w:t>
+      </w:r>
+      <w:r>
+        <w:t xml:space="preserve"> </w:t>
+      </w:r>
+      <w:r>
+        <w:t xml:space="preserve">van een strategie: wat, wanneer, waarom en hoe.</w:t>
+      </w:r>
+      <w:r>
+        <w:t xml:space="preserve"> </w:t>
+      </w:r>
+      <w:r>
+        <w:t xml:space="preserve">-</w:t>
+      </w:r>
+      <w:r>
+        <w:t xml:space="preserve"> </w:t>
+      </w:r>
+      <w:r>
+        <w:rPr>
+          <w:bCs/>
+          <w:b/>
+        </w:rPr>
+        <w:t xml:space="preserve">Langdurig</w:t>
+      </w:r>
+      <w:r>
+        <w:t xml:space="preserve"> </w:t>
+      </w:r>
+      <w:r>
+        <w:t xml:space="preserve">volhouden, zodat het gedrag blijvend wordt.</w:t>
+      </w:r>
+    </w:p>
+    <w:bookmarkEnd w:id="50"/>
+    <w:bookmarkStart w:id="51" w:name="X419e5f25d75ca2bbd2cb263dbc817b20af53f1b"/>
+    <w:p>
+      <w:pPr>
+        <w:pStyle w:val="Heading2"/>
+      </w:pPr>
+      <w:r>
+        <w:t xml:space="preserve">6.11 Biggs (1996) – Enhancing teaching through constructive alignment</w:t>
+      </w:r>
+    </w:p>
+    <w:p>
+      <w:pPr>
+        <w:pStyle w:val="FirstParagraph"/>
+      </w:pPr>
+      <w:r>
+        <w:rPr>
+          <w:bCs/>
+          <w:b/>
+        </w:rPr>
+        <w:t xml:space="preserve">Kern.</w:t>
+      </w:r>
+      <w:r>
+        <w:t xml:space="preserve"> </w:t>
+      </w:r>
+      <w:r>
+        <w:rPr>
+          <w:bCs/>
+          <w:b/>
+        </w:rPr>
+        <w:t xml:space="preserve">Constructive alignment</w:t>
+      </w:r>
+      <w:r>
+        <w:t xml:space="preserve"> </w:t>
+      </w:r>
+      <w:r>
+        <w:t xml:space="preserve">combineert twee ideeën:</w:t>
+      </w:r>
+      <w:r>
+        <w:t xml:space="preserve"> </w:t>
+      </w:r>
+      <w:r>
+        <w:t xml:space="preserve">-</w:t>
+      </w:r>
+      <w:r>
+        <w:t xml:space="preserve"> </w:t>
+      </w:r>
+      <w:r>
+        <w:rPr>
+          <w:bCs/>
+          <w:b/>
+        </w:rPr>
+        <w:t xml:space="preserve">Constructivisme</w:t>
+      </w:r>
+      <w:r>
+        <w:t xml:space="preserve">: leerlingen construeren zelf betekenis door wat ze</w:t>
+      </w:r>
+      <w:r>
+        <w:t xml:space="preserve"> </w:t>
+      </w:r>
+      <w:r>
+        <w:rPr>
+          <w:bCs/>
+          <w:b/>
+        </w:rPr>
+        <w:t xml:space="preserve">doen</w:t>
+      </w:r>
+      <w:r>
+        <w:t xml:space="preserve">.</w:t>
+      </w:r>
+      <w:r>
+        <w:t xml:space="preserve"> </w:t>
+      </w:r>
+      <w:r>
+        <w:t xml:space="preserve">-</w:t>
+      </w:r>
+      <w:r>
+        <w:t xml:space="preserve"> </w:t>
+      </w:r>
+      <w:r>
+        <w:rPr>
+          <w:bCs/>
+          <w:b/>
+        </w:rPr>
+        <w:t xml:space="preserve">Alignment</w:t>
+      </w:r>
+      <w:r>
+        <w:t xml:space="preserve">: alle elementen van het onderwijs zijn op elkaar afgestemd. Dat zijn:</w:t>
+      </w:r>
+      <w:r>
+        <w:t xml:space="preserve"> </w:t>
+      </w:r>
+      <w:r>
+        <w:t xml:space="preserve">1. de</w:t>
+      </w:r>
+      <w:r>
+        <w:t xml:space="preserve"> </w:t>
+      </w:r>
+      <w:r>
+        <w:rPr>
+          <w:bCs/>
+          <w:b/>
+        </w:rPr>
+        <w:t xml:space="preserve">beoogde leerresultaten</w:t>
+      </w:r>
+      <w:r>
+        <w:t xml:space="preserve"> </w:t>
+      </w:r>
+      <w:r>
+        <w:t xml:space="preserve">(</w:t>
       </w:r>
       <w:r>
         <w:rPr>
           <w:iCs/>
           <w:i/>
         </w:rPr>
-        <w:t xml:space="preserve">backwash</w:t>
-      </w:r>
-      <w:r>
-        <w:t xml:space="preserve">). Als de evaluatie aligned is, stuurt ze leerlingen naar diep leren in plaats van oppervlakkig leren.</w:t>
+        <w:t xml:space="preserve">intended learning outcomes</w:t>
+      </w:r>
+      <w:r>
+        <w:t xml:space="preserve">), geformuleerd met</w:t>
+      </w:r>
+      <w:r>
+        <w:t xml:space="preserve"> </w:t>
+      </w:r>
+      <w:r>
+        <w:rPr>
+          <w:bCs/>
+          <w:b/>
+        </w:rPr>
+        <w:t xml:space="preserve">werkwoorden</w:t>
+      </w:r>
+      <w:r>
+        <w:t xml:space="preserve"> </w:t>
+      </w:r>
+      <w:r>
+        <w:t xml:space="preserve">(bv.</w:t>
+      </w:r>
+      <w:r>
+        <w:t xml:space="preserve"> </w:t>
+      </w:r>
+      <w:r>
+        <w:t xml:space="preserve">“</w:t>
+      </w:r>
+      <w:r>
+        <w:t xml:space="preserve">verklaren</w:t>
+      </w:r>
+      <w:r>
+        <w:t xml:space="preserve">”</w:t>
+      </w:r>
+      <w:r>
+        <w:t xml:space="preserve">,</w:t>
+      </w:r>
+      <w:r>
+        <w:t xml:space="preserve"> </w:t>
+      </w:r>
+      <w:r>
+        <w:t xml:space="preserve">“</w:t>
+      </w:r>
+      <w:r>
+        <w:t xml:space="preserve">toepassen</w:t>
+      </w:r>
+      <w:r>
+        <w:t xml:space="preserve">”</w:t>
+      </w:r>
+      <w:r>
+        <w:t xml:space="preserve">,</w:t>
+      </w:r>
+      <w:r>
+        <w:t xml:space="preserve"> </w:t>
+      </w:r>
+      <w:r>
+        <w:t xml:space="preserve">“</w:t>
+      </w:r>
+      <w:r>
+        <w:t xml:space="preserve">theoretiseren</w:t>
+      </w:r>
+      <w:r>
+        <w:t xml:space="preserve">”</w:t>
+      </w:r>
+      <w:r>
+        <w:t xml:space="preserve">)</w:t>
+      </w:r>
+      <w:r>
+        <w:t xml:space="preserve"> </w:t>
+      </w:r>
+      <w:r>
+        <w:t xml:space="preserve">2. de</w:t>
+      </w:r>
+      <w:r>
+        <w:t xml:space="preserve"> </w:t>
+      </w:r>
+      <w:r>
+        <w:rPr>
+          <w:bCs/>
+          <w:b/>
+        </w:rPr>
+        <w:t xml:space="preserve">onderwijs- en leeractiviteiten</w:t>
+      </w:r>
+      <w:r>
+        <w:t xml:space="preserve">: die lokken precies dat gedrag uit</w:t>
+      </w:r>
+      <w:r>
+        <w:t xml:space="preserve"> </w:t>
+      </w:r>
+      <w:r>
+        <w:t xml:space="preserve">3. de</w:t>
+      </w:r>
+      <w:r>
+        <w:t xml:space="preserve"> </w:t>
+      </w:r>
+      <w:r>
+        <w:rPr>
+          <w:bCs/>
+          <w:b/>
+        </w:rPr>
+        <w:t xml:space="preserve">evaluatietaken</w:t>
+      </w:r>
+      <w:r>
+        <w:t xml:space="preserve">: die meten of het gedrag op het beoogde niveau bereikt is</w:t>
       </w:r>
     </w:p>
     <w:p>
@@ -8679,282 +10382,383 @@
           <w:bCs/>
           <w:b/>
         </w:rPr>
-        <w:t xml:space="preserve">SOLO-taxonomie</w:t>
-      </w:r>
-      <w:r>
-        <w:t xml:space="preserve"> </w:t>
-      </w:r>
-      <w:r>
-        <w:t xml:space="preserve">(niveaus van begrip):</w:t>
-      </w:r>
-      <w:r>
-        <w:t xml:space="preserve"> </w:t>
-      </w:r>
-      <w:r>
-        <w:t xml:space="preserve">1. prestructureel</w:t>
-      </w:r>
-      <w:r>
-        <w:t xml:space="preserve"> </w:t>
-      </w:r>
-      <w:r>
-        <w:t xml:space="preserve">2. unistructureel</w:t>
-      </w:r>
-      <w:r>
-        <w:t xml:space="preserve"> </w:t>
-      </w:r>
-      <w:r>
-        <w:t xml:space="preserve">3. multistructureel</w:t>
-      </w:r>
-      <w:r>
-        <w:t xml:space="preserve"> </w:t>
-      </w:r>
-      <w:r>
-        <w:t xml:space="preserve">4.</w:t>
-      </w:r>
-      <w:r>
-        <w:t xml:space="preserve"> </w:t>
-      </w:r>
-      <w:r>
-        <w:rPr>
-          <w:bCs/>
-          <w:b/>
-        </w:rPr>
-        <w:t xml:space="preserve">relationeel</w:t>
-      </w:r>
-      <w:r>
-        <w:t xml:space="preserve"> </w:t>
-      </w:r>
-      <w:r>
-        <w:t xml:space="preserve">5.</w:t>
-      </w:r>
-      <w:r>
-        <w:t xml:space="preserve"> </w:t>
-      </w:r>
-      <w:r>
-        <w:rPr>
-          <w:bCs/>
-          <w:b/>
-        </w:rPr>
-        <w:t xml:space="preserve">extended abstract</w:t>
-      </w:r>
-    </w:p>
-    <w:p>
-      <w:pPr>
-        <w:pStyle w:val="BodyText"/>
-      </w:pPr>
-      <w:r>
-        <w:t xml:space="preserve">Gebruik bij voorkeur een</w:t>
-      </w:r>
-      <w:r>
-        <w:t xml:space="preserve"> </w:t>
-      </w:r>
-      <w:r>
-        <w:rPr>
-          <w:bCs/>
-          <w:b/>
-        </w:rPr>
-        <w:t xml:space="preserve">criteriumgerichte, holistische</w:t>
-      </w:r>
-      <w:r>
-        <w:t xml:space="preserve"> </w:t>
-      </w:r>
-      <w:r>
-        <w:t xml:space="preserve">beoordeling in plaats van normgericht punten optellen.</w:t>
-      </w:r>
-    </w:p>
-    <w:bookmarkEnd w:id="48"/>
-    <w:bookmarkStart w:id="49" w:name="X6fa4255f789939c20e306ce73950899d5a10f20"/>
-    <w:p>
-      <w:pPr>
-        <w:pStyle w:val="Heading2"/>
-      </w:pPr>
-      <w:r>
-        <w:t xml:space="preserve">6.12 De Smet, Bultheel &amp; Verachtert (2024) – Leidraad differentiatie: Samen naar de meet (Leerpunt; naar Bosker e.a. 2021) ⚠️</w:t>
-      </w:r>
-    </w:p>
-    <w:p>
-      <w:pPr>
-        <w:pStyle w:val="FirstParagraph"/>
-      </w:pPr>
-      <w:r>
-        <w:rPr>
-          <w:bCs/>
-          <w:b/>
-        </w:rPr>
-        <w:t xml:space="preserve">Kern.</w:t>
-      </w:r>
-      <w:r>
-        <w:t xml:space="preserve"> </w:t>
-      </w:r>
-      <w:r>
-        <w:rPr>
-          <w:bCs/>
-          <w:b/>
-        </w:rPr>
-        <w:t xml:space="preserve">Differentiatie</w:t>
-      </w:r>
-      <w:r>
-        <w:t xml:space="preserve"> </w:t>
-      </w:r>
-      <w:r>
-        <w:t xml:space="preserve">= het onderwijs (instructie, tijd, ondersteuning, uitdaging) afstemmen op verschillen tussen leerlingen. Het doel is dat</w:t>
-      </w:r>
-      <w:r>
-        <w:t xml:space="preserve"> </w:t>
-      </w:r>
-      <w:r>
-        <w:rPr>
-          <w:bCs/>
-          <w:b/>
-        </w:rPr>
-        <w:t xml:space="preserve">alle leerlingen de gemeenschappelijke doelen halen</w:t>
-      </w:r>
-      <w:r>
-        <w:t xml:space="preserve">:</w:t>
-      </w:r>
-      <w:r>
-        <w:t xml:space="preserve"> </w:t>
-      </w:r>
-      <w:r>
-        <w:t xml:space="preserve">“</w:t>
-      </w:r>
-      <w:r>
-        <w:t xml:space="preserve">samen naar de meet</w:t>
-      </w:r>
-      <w:r>
-        <w:t xml:space="preserve">”</w:t>
-      </w:r>
-      <w:r>
-        <w:t xml:space="preserve">. Goed toegepast is differentiatie een</w:t>
-      </w:r>
-      <w:r>
-        <w:t xml:space="preserve"> </w:t>
-      </w:r>
-      <w:r>
-        <w:rPr>
-          <w:bCs/>
-          <w:b/>
-        </w:rPr>
-        <w:t xml:space="preserve">sleutel voor gelijke kansen</w:t>
-      </w:r>
-      <w:r>
-        <w:t xml:space="preserve">. Slecht toegepast vergroot ze de verschillen.</w:t>
-      </w:r>
-    </w:p>
-    <w:p>
-      <w:pPr>
-        <w:pStyle w:val="BodyText"/>
-      </w:pPr>
-      <w:r>
-        <w:rPr>
-          <w:bCs/>
-          <w:b/>
-        </w:rPr>
-        <w:t xml:space="preserve">Kernboodschappen:</w:t>
-      </w:r>
-      <w:r>
-        <w:t xml:space="preserve"> </w:t>
-      </w:r>
-      <w:r>
-        <w:t xml:space="preserve">-</w:t>
-      </w:r>
-      <w:r>
-        <w:t xml:space="preserve"> </w:t>
-      </w:r>
-      <w:r>
-        <w:rPr>
-          <w:bCs/>
-          <w:b/>
-        </w:rPr>
-        <w:t xml:space="preserve">Convergente differentiatie</w:t>
-      </w:r>
-      <w:r>
-        <w:t xml:space="preserve"> </w:t>
-      </w:r>
-      <w:r>
-        <w:t xml:space="preserve">krijgt de voorkeur boven divergente differentiatie.</w:t>
-      </w:r>
-      <w:r>
-        <w:t xml:space="preserve"> </w:t>
-      </w:r>
-      <w:r>
-        <w:t xml:space="preserve">- Convergent: dezelfde minimumdoelen voor iedereen, en zwakkere leerlingen krijgen extra instructie en tijd.</w:t>
-      </w:r>
-      <w:r>
-        <w:t xml:space="preserve"> </w:t>
-      </w:r>
-      <w:r>
-        <w:t xml:space="preserve">- Divergent: verschillende doelen en tempo’s, waardoor de verschillen groeien.</w:t>
-      </w:r>
-      <w:r>
-        <w:t xml:space="preserve"> </w:t>
-      </w:r>
-      <w:r>
-        <w:t xml:space="preserve">-</w:t>
-      </w:r>
-      <w:r>
-        <w:t xml:space="preserve"> </w:t>
-      </w:r>
-      <w:r>
-        <w:rPr>
-          <w:bCs/>
-          <w:b/>
-        </w:rPr>
-        <w:t xml:space="preserve">Basis = sterke klassikale instructie</w:t>
-      </w:r>
-      <w:r>
-        <w:t xml:space="preserve"> </w:t>
-      </w:r>
-      <w:r>
-        <w:t xml:space="preserve">voor iedereen. Differentiatie komt bovenop goede instructie, niet in de plaats ervan.</w:t>
-      </w:r>
-      <w:r>
-        <w:t xml:space="preserve"> </w:t>
-      </w:r>
-      <w:r>
-        <w:t xml:space="preserve">-</w:t>
-      </w:r>
-      <w:r>
-        <w:t xml:space="preserve"> </w:t>
-      </w:r>
-      <w:r>
-        <w:rPr>
-          <w:bCs/>
-          <w:b/>
-        </w:rPr>
-        <w:t xml:space="preserve">Formatief evalueren</w:t>
-      </w:r>
-      <w:r>
-        <w:t xml:space="preserve">: verzamel voortdurend gegevens over waar leerlingen staan en stuur bij (</w:t>
+        <w:t xml:space="preserve">Waarom het werkt.</w:t>
+      </w:r>
+      <w:r>
+        <w:t xml:space="preserve"> </w:t>
+      </w:r>
+      <w:r>
+        <w:t xml:space="preserve">Leerlingen leren wat geëvalueerd wordt (</w:t>
       </w:r>
       <w:r>
         <w:rPr>
           <w:iCs/>
           <w:i/>
         </w:rPr>
-        <w:t xml:space="preserve">adaptief onderwijzen</w:t>
-      </w:r>
-      <w:r>
-        <w:t xml:space="preserve">).</w:t>
-      </w:r>
-      <w:r>
-        <w:t xml:space="preserve"> </w:t>
-      </w:r>
-      <w:r>
-        <w:t xml:space="preserve">-</w:t>
-      </w:r>
-      <w:r>
-        <w:t xml:space="preserve"> </w:t>
-      </w:r>
-      <w:r>
-        <w:rPr>
-          <w:bCs/>
-          <w:b/>
-        </w:rPr>
-        <w:t xml:space="preserve">Flexibel groeperen binnen de klas</w:t>
-      </w:r>
-      <w:r>
-        <w:t xml:space="preserve">: tijdelijk, op basis van recente data, voor een bepaald doel. Vermijd</w:t>
+        <w:t xml:space="preserve">backwash</w:t>
+      </w:r>
+      <w:r>
+        <w:t xml:space="preserve">). Als de evaluatie aligned is, stuurt ze leerlingen naar diep leren in plaats van oppervlakkig leren.</w:t>
+      </w:r>
+    </w:p>
+    <w:p>
+      <w:pPr>
+        <w:pStyle w:val="BodyText"/>
+      </w:pPr>
+      <w:r>
+        <w:rPr>
+          <w:bCs/>
+          <w:b/>
+        </w:rPr>
+        <w:t xml:space="preserve">SOLO-taxonomie</w:t>
+      </w:r>
+      <w:r>
+        <w:t xml:space="preserve"> </w:t>
+      </w:r>
+      <w:r>
+        <w:t xml:space="preserve">(niveaus van begrip):</w:t>
+      </w:r>
+      <w:r>
+        <w:t xml:space="preserve"> </w:t>
+      </w:r>
+      <w:r>
+        <w:t xml:space="preserve">1. prestructureel</w:t>
+      </w:r>
+      <w:r>
+        <w:t xml:space="preserve"> </w:t>
+      </w:r>
+      <w:r>
+        <w:t xml:space="preserve">2. unistructureel</w:t>
+      </w:r>
+      <w:r>
+        <w:t xml:space="preserve"> </w:t>
+      </w:r>
+      <w:r>
+        <w:t xml:space="preserve">3. multistructureel</w:t>
+      </w:r>
+      <w:r>
+        <w:t xml:space="preserve"> </w:t>
+      </w:r>
+      <w:r>
+        <w:t xml:space="preserve">4.</w:t>
+      </w:r>
+      <w:r>
+        <w:t xml:space="preserve"> </w:t>
+      </w:r>
+      <w:r>
+        <w:rPr>
+          <w:bCs/>
+          <w:b/>
+        </w:rPr>
+        <w:t xml:space="preserve">relationeel</w:t>
+      </w:r>
+      <w:r>
+        <w:t xml:space="preserve"> </w:t>
+      </w:r>
+      <w:r>
+        <w:t xml:space="preserve">5.</w:t>
+      </w:r>
+      <w:r>
+        <w:t xml:space="preserve"> </w:t>
+      </w:r>
+      <w:r>
+        <w:rPr>
+          <w:bCs/>
+          <w:b/>
+        </w:rPr>
+        <w:t xml:space="preserve">extended abstract</w:t>
+      </w:r>
+    </w:p>
+    <w:p>
+      <w:pPr>
+        <w:pStyle w:val="BodyText"/>
+      </w:pPr>
+      <w:r>
+        <w:t xml:space="preserve">Gebruik bij voorkeur een</w:t>
+      </w:r>
+      <w:r>
+        <w:t xml:space="preserve"> </w:t>
+      </w:r>
+      <w:r>
+        <w:rPr>
+          <w:bCs/>
+          <w:b/>
+        </w:rPr>
+        <w:t xml:space="preserve">criteriumgerichte, holistische</w:t>
+      </w:r>
+      <w:r>
+        <w:t xml:space="preserve"> </w:t>
+      </w:r>
+      <w:r>
+        <w:t xml:space="preserve">beoordeling in plaats van normgericht punten optellen.</w:t>
+      </w:r>
+    </w:p>
+    <w:bookmarkEnd w:id="51"/>
+    <w:bookmarkStart w:id="52" w:name="Xee7e33575e8ccc4a6f72e441f23e2ca49b61255"/>
+    <w:p>
+      <w:pPr>
+        <w:pStyle w:val="Heading2"/>
+      </w:pPr>
+      <w:r>
+        <w:t xml:space="preserve">6.12 De Smet, Bultheel &amp; Verachtert (2024) – Leidraad differentiatie: Samen naar de meet (Leerpunt; naar Bosker e.a. 2021) ✅ (aanbevelingen online gecontroleerd)</w:t>
+      </w:r>
+    </w:p>
+    <w:p>
+      <w:pPr>
+        <w:pStyle w:val="FirstParagraph"/>
+      </w:pPr>
+      <w:r>
+        <w:rPr>
+          <w:bCs/>
+          <w:b/>
+        </w:rPr>
+        <w:t xml:space="preserve">Kern.</w:t>
+      </w:r>
+      <w:r>
+        <w:t xml:space="preserve"> </w:t>
+      </w:r>
+      <w:r>
+        <w:rPr>
+          <w:bCs/>
+          <w:b/>
+        </w:rPr>
+        <w:t xml:space="preserve">Convergente differentiatie</w:t>
+      </w:r>
+      <w:r>
+        <w:t xml:space="preserve">: alle leerlingen werken naar</w:t>
+      </w:r>
+      <w:r>
+        <w:t xml:space="preserve"> </w:t>
+      </w:r>
+      <w:r>
+        <w:rPr>
+          <w:bCs/>
+          <w:b/>
+        </w:rPr>
+        <w:t xml:space="preserve">dezelfde ambitieuze doelen</w:t>
+      </w:r>
+      <w:r>
+        <w:t xml:space="preserve"> </w:t>
+      </w:r>
+      <w:r>
+        <w:t xml:space="preserve">(</w:t>
+      </w:r>
+      <w:r>
+        <w:t xml:space="preserve">“</w:t>
+      </w:r>
+      <w:r>
+        <w:t xml:space="preserve">samen naar de meet</w:t>
+      </w:r>
+      <w:r>
+        <w:t xml:space="preserve">”</w:t>
+      </w:r>
+      <w:r>
+        <w:t xml:space="preserve">). Leerlingen die meer nodig hebben, krijgen extra instructie, tijd of ondersteuning. Zo is differentiatie een</w:t>
+      </w:r>
+      <w:r>
+        <w:t xml:space="preserve"> </w:t>
+      </w:r>
+      <w:r>
+        <w:rPr>
+          <w:bCs/>
+          <w:b/>
+        </w:rPr>
+        <w:t xml:space="preserve">sleutel voor gelijke kansen</w:t>
+      </w:r>
+      <w:r>
+        <w:t xml:space="preserve"> </w:t>
+      </w:r>
+      <w:r>
+        <w:t xml:space="preserve">en een middel om onderwijsachterstanden weg te werken.</w:t>
+      </w:r>
+      <w:r>
+        <w:t xml:space="preserve"> </w:t>
+      </w:r>
+      <w:r>
+        <w:t xml:space="preserve">- Bij</w:t>
+      </w:r>
+      <w:r>
+        <w:t xml:space="preserve"> </w:t>
+      </w:r>
+      <w:r>
+        <w:rPr>
+          <w:bCs/>
+          <w:b/>
+        </w:rPr>
+        <w:t xml:space="preserve">divergente differentiatie</w:t>
+      </w:r>
+      <w:r>
+        <w:t xml:space="preserve"> </w:t>
+      </w:r>
+      <w:r>
+        <w:t xml:space="preserve">krijgen leerlingen verschillende doelen en tempo’s. Daardoor groeien de verschillen. Leerpunt heeft daar een aparte aanvullende leidraad over gemaakt (2025), voor leerlingen die meer nodig hebben dan verlengde instructie.</w:t>
+      </w:r>
+    </w:p>
+    <w:p>
+      <w:pPr>
+        <w:pStyle w:val="BodyText"/>
+      </w:pPr>
+      <w:r>
+        <w:rPr>
+          <w:bCs/>
+          <w:b/>
+        </w:rPr>
+        <w:t xml:space="preserve">De 7 aanbevelingen</w:t>
+      </w:r>
+      <w:r>
+        <w:t xml:space="preserve"> </w:t>
+      </w:r>
+      <w:r>
+        <w:t xml:space="preserve">1.</w:t>
+      </w:r>
+      <w:r>
+        <w:t xml:space="preserve"> </w:t>
+      </w:r>
+      <w:r>
+        <w:rPr>
+          <w:bCs/>
+          <w:b/>
+        </w:rPr>
+        <w:t xml:space="preserve">Start vanuit uitdagende doelen.</w:t>
+      </w:r>
+      <w:r>
+        <w:t xml:space="preserve"> </w:t>
+      </w:r>
+      <w:r>
+        <w:t xml:space="preserve">Stel hoge verwachtingen en ambitieuze minimumdoelen voor iedereen. Verlaag de lat niet voor zwakkere leerlingen.</w:t>
+      </w:r>
+      <w:r>
+        <w:t xml:space="preserve"> </w:t>
+      </w:r>
+      <w:r>
+        <w:t xml:space="preserve">2.</w:t>
+      </w:r>
+      <w:r>
+        <w:t xml:space="preserve"> </w:t>
+      </w:r>
+      <w:r>
+        <w:rPr>
+          <w:bCs/>
+          <w:b/>
+        </w:rPr>
+        <w:t xml:space="preserve">Ken je leerlingen en volg hun ontwikkeling op.</w:t>
+      </w:r>
+      <w:r>
+        <w:t xml:space="preserve"> </w:t>
+      </w:r>
+      <w:r>
+        <w:t xml:space="preserve">Gebruik toetsen, observaties en</w:t>
+      </w:r>
+      <w:r>
+        <w:t xml:space="preserve"> </w:t>
+      </w:r>
+      <w:r>
+        <w:rPr>
+          <w:bCs/>
+          <w:b/>
+        </w:rPr>
+        <w:t xml:space="preserve">formatieve evaluatie</w:t>
+      </w:r>
+      <w:r>
+        <w:t xml:space="preserve"> </w:t>
+      </w:r>
+      <w:r>
+        <w:t xml:space="preserve">om te weten wie wat nodig heeft (datagebruik).</w:t>
+      </w:r>
+      <w:r>
+        <w:t xml:space="preserve"> </w:t>
+      </w:r>
+      <w:r>
+        <w:t xml:space="preserve">3.</w:t>
+      </w:r>
+      <w:r>
+        <w:t xml:space="preserve"> </w:t>
+      </w:r>
+      <w:r>
+        <w:rPr>
+          <w:bCs/>
+          <w:b/>
+        </w:rPr>
+        <w:t xml:space="preserve">Pas de principes van effectieve instructie toe.</w:t>
+      </w:r>
+      <w:r>
+        <w:t xml:space="preserve"> </w:t>
+      </w:r>
+      <w:r>
+        <w:t xml:space="preserve">Sterke klassikale instructie is de basis, bv. volgens het</w:t>
+      </w:r>
+      <w:r>
+        <w:t xml:space="preserve"> </w:t>
+      </w:r>
+      <w:r>
+        <w:rPr>
+          <w:bCs/>
+          <w:b/>
+        </w:rPr>
+        <w:t xml:space="preserve">directe-instructiemodel</w:t>
+      </w:r>
+      <w:r>
+        <w:t xml:space="preserve"> </w:t>
+      </w:r>
+      <w:r>
+        <w:t xml:space="preserve">en Rosenshine. Differentiatie komt bovenop goede instructie.</w:t>
+      </w:r>
+      <w:r>
+        <w:t xml:space="preserve"> </w:t>
+      </w:r>
+      <w:r>
+        <w:t xml:space="preserve">4.</w:t>
+      </w:r>
+      <w:r>
+        <w:t xml:space="preserve"> </w:t>
+      </w:r>
+      <w:r>
+        <w:rPr>
+          <w:bCs/>
+          <w:b/>
+        </w:rPr>
+        <w:t xml:space="preserve">Geef leerlingen tijd.</w:t>
+      </w:r>
+      <w:r>
+        <w:t xml:space="preserve"> </w:t>
+      </w:r>
+      <w:r>
+        <w:t xml:space="preserve">Voorzie</w:t>
+      </w:r>
+      <w:r>
+        <w:t xml:space="preserve"> </w:t>
+      </w:r>
+      <w:r>
+        <w:rPr>
+          <w:bCs/>
+          <w:b/>
+        </w:rPr>
+        <w:t xml:space="preserve">verlengde instructie</w:t>
+      </w:r>
+      <w:r>
+        <w:t xml:space="preserve">, pre-teaching en extra oefentijd voor wie het nodig heeft, en verrijking of verdieping voor wie de doelen al beheerst.</w:t>
+      </w:r>
+      <w:r>
+        <w:t xml:space="preserve"> </w:t>
+      </w:r>
+      <w:r>
+        <w:t xml:space="preserve">5.</w:t>
+      </w:r>
+      <w:r>
+        <w:t xml:space="preserve"> </w:t>
+      </w:r>
+      <w:r>
+        <w:rPr>
+          <w:bCs/>
+          <w:b/>
+        </w:rPr>
+        <w:t xml:space="preserve">Werk doelgericht en flexibel in groepen.</w:t>
+      </w:r>
+      <w:r>
+        <w:t xml:space="preserve"> </w:t>
+      </w:r>
+      <w:r>
+        <w:t xml:space="preserve">Groepeer tijdelijk en op basis van recente data. Vermijd</w:t>
       </w:r>
       <w:r>
         <w:t xml:space="preserve"> </w:t>
@@ -8967,121 +10771,109 @@
         <w:t xml:space="preserve">vaste niveaugroepen</w:t>
       </w:r>
       <w:r>
-        <w:t xml:space="preserve"> </w:t>
-      </w:r>
-      <w:r>
-        <w:t xml:space="preserve">en vroege, rigide groepering tussen klassen of scholen. Die pakken vooral</w:t>
-      </w:r>
-      <w:r>
-        <w:t xml:space="preserve"> </w:t>
-      </w:r>
-      <w:r>
-        <w:rPr>
-          <w:bCs/>
-          <w:b/>
-        </w:rPr>
-        <w:t xml:space="preserve">nadelig uit voor zwakkere leerlingen</w:t>
-      </w:r>
-      <w:r>
-        <w:t xml:space="preserve"> </w:t>
-      </w:r>
-      <w:r>
-        <w:t xml:space="preserve">(lagere verwachtingen, minder uitdagend aanbod).</w:t>
-      </w:r>
-      <w:r>
-        <w:t xml:space="preserve"> </w:t>
-      </w:r>
-      <w:r>
-        <w:t xml:space="preserve">-</w:t>
-      </w:r>
-      <w:r>
-        <w:t xml:space="preserve"> </w:t>
-      </w:r>
-      <w:r>
-        <w:rPr>
-          <w:bCs/>
-          <w:b/>
-        </w:rPr>
-        <w:t xml:space="preserve">Hoge verwachtingen voor alle leerlingen</w:t>
-      </w:r>
-      <w:r>
-        <w:t xml:space="preserve">.</w:t>
-      </w:r>
-      <w:r>
-        <w:t xml:space="preserve"> </w:t>
-      </w:r>
-      <w:r>
-        <w:t xml:space="preserve">-</w:t>
-      </w:r>
-      <w:r>
-        <w:t xml:space="preserve"> </w:t>
-      </w:r>
-      <w:r>
-        <w:rPr>
-          <w:bCs/>
-          <w:b/>
-        </w:rPr>
-        <w:t xml:space="preserve">Verlengde instructie</w:t>
-      </w:r>
-      <w:r>
-        <w:t xml:space="preserve"> </w:t>
-      </w:r>
-      <w:r>
-        <w:t xml:space="preserve">of pre-teaching voor wie het nodig heeft, en</w:t>
-      </w:r>
-      <w:r>
-        <w:t xml:space="preserve"> </w:t>
-      </w:r>
-      <w:r>
-        <w:rPr>
-          <w:bCs/>
-          <w:b/>
-        </w:rPr>
-        <w:t xml:space="preserve">verrijking/verdieping</w:t>
-      </w:r>
-      <w:r>
-        <w:t xml:space="preserve"> </w:t>
-      </w:r>
-      <w:r>
-        <w:t xml:space="preserve">(niet</w:t>
-      </w:r>
-      <w:r>
-        <w:t xml:space="preserve"> </w:t>
-      </w:r>
-      <w:r>
-        <w:t xml:space="preserve">“</w:t>
-      </w:r>
-      <w:r>
-        <w:t xml:space="preserve">meer van hetzelfde</w:t>
-      </w:r>
-      <w:r>
-        <w:t xml:space="preserve">”</w:t>
-      </w:r>
-      <w:r>
-        <w:t xml:space="preserve">) voor sterke leerlingen.</w:t>
-      </w:r>
-      <w:r>
-        <w:t xml:space="preserve"> </w:t>
-      </w:r>
-      <w:r>
-        <w:t xml:space="preserve">- Zorg voor</w:t>
-      </w:r>
-      <w:r>
-        <w:t xml:space="preserve"> </w:t>
-      </w:r>
-      <w:r>
-        <w:rPr>
-          <w:bCs/>
-          <w:b/>
-        </w:rPr>
-        <w:t xml:space="preserve">haalbaarheid</w:t>
-      </w:r>
-      <w:r>
-        <w:t xml:space="preserve">: start klein, werk samen in een team en ondersteun op schoolniveau.</w:t>
-      </w:r>
-    </w:p>
-    <w:bookmarkEnd w:id="49"/>
-    <w:bookmarkStart w:id="50" w:name="X2dc7bb27f28c975ba468639963934432d42d414"/>
+        <w:t xml:space="preserve">: die pakken nadelig uit voor zwakkere leerlingen (lagere verwachtingen, een armer aanbod).</w:t>
+      </w:r>
+      <w:r>
+        <w:t xml:space="preserve"> </w:t>
+      </w:r>
+      <w:r>
+        <w:t xml:space="preserve">6.</w:t>
+      </w:r>
+      <w:r>
+        <w:t xml:space="preserve"> </w:t>
+      </w:r>
+      <w:r>
+        <w:rPr>
+          <w:bCs/>
+          <w:b/>
+        </w:rPr>
+        <w:t xml:space="preserve">Ontwikkel en onderhoud je didactische vaardigheden.</w:t>
+      </w:r>
+      <w:r>
+        <w:t xml:space="preserve"> </w:t>
+      </w:r>
+      <w:r>
+        <w:t xml:space="preserve">Differentiëren is complex en vraagt professionalisering, bv. coaching of collegiale consultatie.</w:t>
+      </w:r>
+      <w:r>
+        <w:t xml:space="preserve"> </w:t>
+      </w:r>
+      <w:r>
+        <w:t xml:space="preserve">7.</w:t>
+      </w:r>
+      <w:r>
+        <w:t xml:space="preserve"> </w:t>
+      </w:r>
+      <w:r>
+        <w:rPr>
+          <w:bCs/>
+          <w:b/>
+        </w:rPr>
+        <w:t xml:space="preserve">Kies een passende schoolbrede aanpak.</w:t>
+      </w:r>
+      <w:r>
+        <w:t xml:space="preserve"> </w:t>
+      </w:r>
+      <w:r>
+        <w:t xml:space="preserve">Maak afspraken in het team en zorg voor een doorlopende lijn, organisatie (roosters, extra handen) en ondersteuning door de directie.</w:t>
+      </w:r>
+    </w:p>
+    <w:p>
+      <w:pPr>
+        <w:pStyle w:val="BodyText"/>
+      </w:pPr>
+      <w:r>
+        <w:rPr>
+          <w:bCs/>
+          <w:b/>
+        </w:rPr>
+        <w:t xml:space="preserve">Link met andere teksten:</w:t>
+      </w:r>
+      <w:r>
+        <w:t xml:space="preserve"> </w:t>
+      </w:r>
+      <w:r>
+        <w:t xml:space="preserve">- Rosenshine (instructie)</w:t>
+      </w:r>
+      <w:r>
+        <w:t xml:space="preserve"> </w:t>
+      </w:r>
+      <w:r>
+        <w:t xml:space="preserve">- Newton en Biggs (evaluatie)</w:t>
+      </w:r>
+      <w:r>
+        <w:t xml:space="preserve"> </w:t>
+      </w:r>
+      <w:r>
+        <w:t xml:space="preserve">- Timmermans e.a. (verwachtingen)</w:t>
+      </w:r>
+      <w:r>
+        <w:t xml:space="preserve"> </w:t>
+      </w:r>
+      <w:r>
+        <w:t xml:space="preserve">- het expertise-omkeringseffect (Kirschner)</w:t>
+      </w:r>
+    </w:p>
+    <w:p>
+      <w:pPr>
+        <w:pStyle w:val="BodyText"/>
+      </w:pPr>
+      <w:r>
+        <w:rPr>
+          <w:bCs/>
+          <w:b/>
+        </w:rPr>
+        <w:t xml:space="preserve">Test jezelf:</w:t>
+      </w:r>
+      <w:r>
+        <w:t xml:space="preserve"> </w:t>
+      </w:r>
+      <w:r>
+        <w:t xml:space="preserve">Wat is het verschil tussen convergente en divergente differentiatie? Waarom raadt de leidraad vaste niveaugroepen af?</w:t>
+      </w:r>
+    </w:p>
+    <w:bookmarkEnd w:id="52"/>
+    <w:bookmarkStart w:id="53" w:name="X2dc7bb27f28c975ba468639963934432d42d414"/>
     <w:p>
       <w:pPr>
         <w:pStyle w:val="Heading2"/>
@@ -9512,9 +11304,9 @@
         </w:pict>
       </w:r>
     </w:p>
-    <w:bookmarkEnd w:id="50"/>
-    <w:bookmarkEnd w:id="51"/>
-    <w:bookmarkStart w:id="52" w:name="Xd814f0dc9b9f9775e4928b0800237afebe2feb3"/>
+    <w:bookmarkEnd w:id="53"/>
+    <w:bookmarkEnd w:id="54"/>
+    <w:bookmarkStart w:id="55" w:name="Xd814f0dc9b9f9775e4928b0800237afebe2feb3"/>
     <w:p>
       <w:pPr>
         <w:pStyle w:val="Heading1"/>
@@ -9599,7 +11391,7 @@
         <w:t xml:space="preserve"> </w:t>
       </w:r>
       <w:r>
-        <w:t xml:space="preserve">→ Timmermans e.a., Leidraad differentiatie, Sociologen over onderwijs (etikettering, tracking).</w:t>
+        <w:t xml:space="preserve">→ Hoy &amp; Miskel H5 (academisch optimisme), Timmermans e.a., Leidraad differentiatie, Sociologen over onderwijs (etikettering, tracking).</w:t>
       </w:r>
     </w:p>
     <w:p>
@@ -9665,10 +11457,402 @@
         <w:t xml:space="preserve"> </w:t>
       </w:r>
       <w:r>
-        <w:t xml:space="preserve">→ Vanhoof e.a. (leerbereidheid), Hoy &amp; Miskel H5, Blanchard (motivatie voor training).</w:t>
-      </w:r>
-    </w:p>
-    <w:bookmarkEnd w:id="52"/>
+        <w:t xml:space="preserve">→ Vanhoof e.a. (leerbereidheid), Blanchard (motivatie voor training).</w:t>
+      </w:r>
+    </w:p>
+    <w:p>
+      <w:r>
+        <w:pict>
+          <v:rect style="width:0;height:1.5pt" o:hralign="center" o:hrstd="t" o:hr="t"/>
+        </w:pict>
+      </w:r>
+    </w:p>
+    <w:bookmarkEnd w:id="55"/>
+    <w:bookmarkStart w:id="77" w:name="bronnen-gebruikt-bij-de-online-controle"/>
+    <w:p>
+      <w:pPr>
+        <w:pStyle w:val="Heading1"/>
+      </w:pPr>
+      <w:r>
+        <w:t xml:space="preserve">Bronnen gebruikt bij de online controle</w:t>
+      </w:r>
+    </w:p>
+    <w:p>
+      <w:pPr>
+        <w:numPr>
+          <w:ilvl w:val="0"/>
+          <w:numId w:val="1005"/>
+        </w:numPr>
+        <w:pStyle w:val="Compact"/>
+      </w:pPr>
+      <w:r>
+        <w:t xml:space="preserve">Vanhoof &amp; Van Petegem –</w:t>
+      </w:r>
+      <w:r>
+        <w:t xml:space="preserve"> </w:t>
+      </w:r>
+      <w:hyperlink r:id="rId56">
+        <w:r>
+          <w:rPr>
+            <w:rStyle w:val="Hyperlink"/>
+          </w:rPr>
+          <w:t xml:space="preserve">Standaard Boekhandel</w:t>
+        </w:r>
+      </w:hyperlink>
+      <w:r>
+        <w:t xml:space="preserve">,</w:t>
+      </w:r>
+      <w:r>
+        <w:t xml:space="preserve"> </w:t>
+      </w:r>
+      <w:hyperlink r:id="rId57">
+        <w:r>
+          <w:rPr>
+            <w:rStyle w:val="Hyperlink"/>
+          </w:rPr>
+          <w:t xml:space="preserve">Bibliotheek.be (NBD Biblion-recensie)</w:t>
+        </w:r>
+      </w:hyperlink>
+      <w:r>
+        <w:t xml:space="preserve">,</w:t>
+      </w:r>
+      <w:r>
+        <w:t xml:space="preserve"> </w:t>
+      </w:r>
+      <w:hyperlink r:id="rId58">
+        <w:r>
+          <w:rPr>
+            <w:rStyle w:val="Hyperlink"/>
+          </w:rPr>
+          <w:t xml:space="preserve">Onderwijsdatabank</w:t>
+        </w:r>
+      </w:hyperlink>
+      <w:r>
+        <w:t xml:space="preserve">,</w:t>
+      </w:r>
+      <w:r>
+        <w:t xml:space="preserve"> </w:t>
+      </w:r>
+      <w:hyperlink r:id="rId59">
+        <w:r>
+          <w:rPr>
+            <w:rStyle w:val="Hyperlink"/>
+          </w:rPr>
+          <w:t xml:space="preserve">KU Leuven Obed</w:t>
+        </w:r>
+      </w:hyperlink>
+    </w:p>
+    <w:p>
+      <w:pPr>
+        <w:numPr>
+          <w:ilvl w:val="0"/>
+          <w:numId w:val="1005"/>
+        </w:numPr>
+        <w:pStyle w:val="Compact"/>
+      </w:pPr>
+      <w:r>
+        <w:t xml:space="preserve">Hoy &amp; Miskel –</w:t>
+      </w:r>
+      <w:r>
+        <w:t xml:space="preserve"> </w:t>
+      </w:r>
+      <w:hyperlink r:id="rId60">
+        <w:r>
+          <w:rPr>
+            <w:rStyle w:val="Hyperlink"/>
+          </w:rPr>
+          <w:t xml:space="preserve">Google Books</w:t>
+        </w:r>
+      </w:hyperlink>
+      <w:r>
+        <w:t xml:space="preserve">,</w:t>
+      </w:r>
+      <w:r>
+        <w:t xml:space="preserve"> </w:t>
+      </w:r>
+      <w:hyperlink r:id="rId61">
+        <w:r>
+          <w:rPr>
+            <w:rStyle w:val="Hyperlink"/>
+          </w:rPr>
+          <w:t xml:space="preserve">McGraw-Hill</w:t>
+        </w:r>
+      </w:hyperlink>
+      <w:r>
+        <w:t xml:space="preserve">,</w:t>
+      </w:r>
+      <w:r>
+        <w:t xml:space="preserve"> </w:t>
+      </w:r>
+      <w:hyperlink r:id="rId62">
+        <w:r>
+          <w:rPr>
+            <w:rStyle w:val="Hyperlink"/>
+          </w:rPr>
+          <w:t xml:space="preserve">Hoy &amp; Sweetland 2000</w:t>
+        </w:r>
+      </w:hyperlink>
+      <w:r>
+        <w:t xml:space="preserve">,</w:t>
+      </w:r>
+      <w:r>
+        <w:t xml:space="preserve"> </w:t>
+      </w:r>
+      <w:hyperlink r:id="rId63">
+        <w:r>
+          <w:rPr>
+            <w:rStyle w:val="Hyperlink"/>
+          </w:rPr>
+          <w:t xml:space="preserve">waynekhoy.com – School AO</w:t>
+        </w:r>
+      </w:hyperlink>
+    </w:p>
+    <w:p>
+      <w:pPr>
+        <w:numPr>
+          <w:ilvl w:val="0"/>
+          <w:numId w:val="1005"/>
+        </w:numPr>
+        <w:pStyle w:val="Compact"/>
+      </w:pPr>
+      <w:r>
+        <w:t xml:space="preserve">Valcke e.a. –</w:t>
+      </w:r>
+      <w:r>
+        <w:t xml:space="preserve"> </w:t>
+      </w:r>
+      <w:hyperlink r:id="rId64">
+        <w:r>
+          <w:rPr>
+            <w:rStyle w:val="Hyperlink"/>
+          </w:rPr>
+          <w:t xml:space="preserve">Acco Shop</w:t>
+        </w:r>
+      </w:hyperlink>
+      <w:r>
+        <w:t xml:space="preserve">,</w:t>
+      </w:r>
+      <w:r>
+        <w:t xml:space="preserve"> </w:t>
+      </w:r>
+      <w:hyperlink r:id="rId65">
+        <w:r>
+          <w:rPr>
+            <w:rStyle w:val="Hyperlink"/>
+          </w:rPr>
+          <w:t xml:space="preserve">UGent bibliotheek</w:t>
+        </w:r>
+      </w:hyperlink>
+    </w:p>
+    <w:p>
+      <w:pPr>
+        <w:numPr>
+          <w:ilvl w:val="0"/>
+          <w:numId w:val="1005"/>
+        </w:numPr>
+        <w:pStyle w:val="Compact"/>
+      </w:pPr>
+      <w:r>
+        <w:t xml:space="preserve">Demanet e.a. –</w:t>
+      </w:r>
+      <w:r>
+        <w:t xml:space="preserve"> </w:t>
+      </w:r>
+      <w:hyperlink r:id="rId66">
+        <w:r>
+          <w:rPr>
+            <w:rStyle w:val="Hyperlink"/>
+          </w:rPr>
+          <w:t xml:space="preserve">Maklu/Garant</w:t>
+        </w:r>
+      </w:hyperlink>
+      <w:r>
+        <w:t xml:space="preserve">,</w:t>
+      </w:r>
+      <w:r>
+        <w:t xml:space="preserve"> </w:t>
+      </w:r>
+      <w:hyperlink r:id="rId67">
+        <w:r>
+          <w:rPr>
+            <w:rStyle w:val="Hyperlink"/>
+          </w:rPr>
+          <w:t xml:space="preserve">UGent Biblio</w:t>
+        </w:r>
+      </w:hyperlink>
+      <w:r>
+        <w:t xml:space="preserve">,</w:t>
+      </w:r>
+      <w:r>
+        <w:t xml:space="preserve"> </w:t>
+      </w:r>
+      <w:hyperlink r:id="rId68">
+        <w:r>
+          <w:rPr>
+            <w:rStyle w:val="Hyperlink"/>
+          </w:rPr>
+          <w:t xml:space="preserve">KU Leuven – Agirdag</w:t>
+        </w:r>
+      </w:hyperlink>
+    </w:p>
+    <w:p>
+      <w:pPr>
+        <w:numPr>
+          <w:ilvl w:val="0"/>
+          <w:numId w:val="1005"/>
+        </w:numPr>
+        <w:pStyle w:val="Compact"/>
+      </w:pPr>
+      <w:r>
+        <w:t xml:space="preserve">Blanchard e.a. –</w:t>
+      </w:r>
+      <w:r>
+        <w:t xml:space="preserve"> </w:t>
+      </w:r>
+      <w:hyperlink r:id="rId69">
+        <w:r>
+          <w:rPr>
+            <w:rStyle w:val="Hyperlink"/>
+          </w:rPr>
+          <w:t xml:space="preserve">Perlego</w:t>
+        </w:r>
+      </w:hyperlink>
+      <w:r>
+        <w:t xml:space="preserve">,</w:t>
+      </w:r>
+      <w:r>
+        <w:t xml:space="preserve"> </w:t>
+      </w:r>
+      <w:hyperlink r:id="rId70">
+        <w:r>
+          <w:rPr>
+            <w:rStyle w:val="Hyperlink"/>
+          </w:rPr>
+          <w:t xml:space="preserve">Sage</w:t>
+        </w:r>
+      </w:hyperlink>
+    </w:p>
+    <w:p>
+      <w:pPr>
+        <w:numPr>
+          <w:ilvl w:val="0"/>
+          <w:numId w:val="1005"/>
+        </w:numPr>
+        <w:pStyle w:val="Compact"/>
+      </w:pPr>
+      <w:r>
+        <w:t xml:space="preserve">Vanhoof e.a. (Leerbereidheid) –</w:t>
+      </w:r>
+      <w:r>
+        <w:t xml:space="preserve"> </w:t>
+      </w:r>
+      <w:hyperlink r:id="rId71">
+        <w:r>
+          <w:rPr>
+            <w:rStyle w:val="Hyperlink"/>
+          </w:rPr>
+          <w:t xml:space="preserve">Edubronblogt UAntwerpen</w:t>
+        </w:r>
+      </w:hyperlink>
+      <w:r>
+        <w:t xml:space="preserve">,</w:t>
+      </w:r>
+      <w:r>
+        <w:t xml:space="preserve"> </w:t>
+      </w:r>
+      <w:hyperlink r:id="rId72">
+        <w:r>
+          <w:rPr>
+            <w:rStyle w:val="Hyperlink"/>
+          </w:rPr>
+          <w:t xml:space="preserve">ResearchGate</w:t>
+        </w:r>
+      </w:hyperlink>
+    </w:p>
+    <w:p>
+      <w:pPr>
+        <w:numPr>
+          <w:ilvl w:val="0"/>
+          <w:numId w:val="1005"/>
+        </w:numPr>
+        <w:pStyle w:val="Compact"/>
+      </w:pPr>
+      <w:r>
+        <w:t xml:space="preserve">Simonsen e.a. –</w:t>
+      </w:r>
+      <w:r>
+        <w:t xml:space="preserve"> </w:t>
+      </w:r>
+      <w:hyperlink r:id="rId73">
+        <w:r>
+          <w:rPr>
+            <w:rStyle w:val="Hyperlink"/>
+          </w:rPr>
+          <w:t xml:space="preserve">Taylor &amp; Francis</w:t>
+        </w:r>
+      </w:hyperlink>
+    </w:p>
+    <w:p>
+      <w:pPr>
+        <w:numPr>
+          <w:ilvl w:val="0"/>
+          <w:numId w:val="1005"/>
+        </w:numPr>
+        <w:pStyle w:val="Compact"/>
+      </w:pPr>
+      <w:r>
+        <w:t xml:space="preserve">Leidraad Feedback –</w:t>
+      </w:r>
+      <w:r>
+        <w:t xml:space="preserve"> </w:t>
+      </w:r>
+      <w:hyperlink r:id="rId74">
+        <w:r>
+          <w:rPr>
+            <w:rStyle w:val="Hyperlink"/>
+          </w:rPr>
+          <w:t xml:space="preserve">Leerpunt</w:t>
+        </w:r>
+      </w:hyperlink>
+    </w:p>
+    <w:p>
+      <w:pPr>
+        <w:numPr>
+          <w:ilvl w:val="0"/>
+          <w:numId w:val="1005"/>
+        </w:numPr>
+        <w:pStyle w:val="Compact"/>
+      </w:pPr>
+      <w:r>
+        <w:t xml:space="preserve">Leidraad Differentiatie –</w:t>
+      </w:r>
+      <w:r>
+        <w:t xml:space="preserve"> </w:t>
+      </w:r>
+      <w:hyperlink r:id="rId75">
+        <w:r>
+          <w:rPr>
+            <w:rStyle w:val="Hyperlink"/>
+          </w:rPr>
+          <w:t xml:space="preserve">Leerpunt</w:t>
+        </w:r>
+      </w:hyperlink>
+      <w:r>
+        <w:t xml:space="preserve">,</w:t>
+      </w:r>
+      <w:r>
+        <w:t xml:space="preserve"> </w:t>
+      </w:r>
+      <w:hyperlink r:id="rId76">
+        <w:r>
+          <w:rPr>
+            <w:rStyle w:val="Hyperlink"/>
+          </w:rPr>
+          <w:t xml:space="preserve">blog Pedro De Bruyckere</w:t>
+        </w:r>
+      </w:hyperlink>
+    </w:p>
+    <w:bookmarkEnd w:id="77"/>
     <w:sectPr/>
   </w:body>
 </w:document>
@@ -9976,6 +12160,9 @@
     <w:abstractNumId w:val="991"/>
   </w:num>
   <w:num w:numId="1004">
+    <w:abstractNumId w:val="991"/>
+  </w:num>
+  <w:num w:numId="1005">
     <w:abstractNumId w:val="991"/>
   </w:num>
 </w:numbering>
